--- a/tasks/docx/officebench-2-30-rename-student-id/solution/A12345678.docx
+++ b/tasks/docx/officebench-2-30-rename-student-id/solution/A12345678.docx
@@ -2,6 +2,1690 @@
 <file path=word/document.xml><?xml version="1.0" encoding="utf-8"?>
 <w:document xmlns:wpc="http://schemas.microsoft.com/office/word/2010/wordprocessingCanvas" xmlns:cx="http://schemas.microsoft.com/office/drawing/2014/chartex" xmlns:cx1="http://schemas.microsoft.com/office/drawing/2015/9/8/chartex" xmlns:cx2="http://schemas.microsoft.com/office/drawing/2015/10/21/chartex" xmlns:cx3="http://schemas.microsoft.com/office/drawing/2016/5/9/chartex" xmlns:cx4="http://schemas.microsoft.com/office/drawing/2016/5/10/chartex" xmlns:cx5="http://schemas.microsoft.com/office/drawing/2016/5/11/chartex" xmlns:cx6="http://schemas.microsoft.com/office/drawing/2016/5/12/chartex" xmlns:cx7="http://schemas.microsoft.com/office/drawing/2016/5/13/chartex" xmlns:cx8="http://schemas.microsoft.com/office/drawing/2016/5/14/chartex" xmlns:mc="http://schemas.openxmlformats.org/markup-compatibility/2006" xmlns:aink="http://schemas.microsoft.com/office/drawing/2016/ink" xmlns:am3d="http://schemas.microsoft.com/office/drawing/2017/model3d" xmlns:o="urn:schemas-microsoft-com:office:office" xmlns:oel="http://schemas.microsoft.com/office/2019/extlst" xmlns:r="http://schemas.openxmlformats.org/officeDocument/2006/relationships" xmlns:m="http://schemas.openxmlformats.org/officeDocument/2006/math" xmlns:v="urn:schemas-microsoft-com:vml" xmlns:wp14="http://schemas.microsoft.com/office/word/2010/wordprocessingDrawing" xmlns:wp="http://schemas.openxmlformats.org/drawingml/2006/wordprocessingDrawing" xmlns:w10="urn:schemas-microsoft-com:office:word" xmlns:w="http://schemas.openxmlformats.org/wordprocessingml/2006/main" xmlns:w14="http://schemas.microsoft.com/office/word/2010/wordml" xmlns:w15="http://schemas.microsoft.com/office/word/2012/wordml" xmlns:w16cex="http://schemas.microsoft.com/office/word/2018/wordml/cex" xmlns:w16cid="http://schemas.microsoft.com/office/word/2016/wordml/cid" xmlns:w16="http://schemas.microsoft.com/office/word/2018/wordml" xmlns:w16du="http://schemas.microsoft.com/office/word/2023/wordml/word16du" xmlns:w16sdtdh="http://schemas.microsoft.com/office/word/2020/wordml/sdtdatahash" xmlns:w16se="http://schemas.microsoft.com/office/word/2015/wordml/symex" xmlns:wpg="http://schemas.microsoft.com/office/word/2010/wordprocessingGroup" xmlns:wpi="http://schemas.microsoft.com/office/word/2010/wordprocessingInk" xmlns:wne="http://schemas.microsoft.com/office/word/2006/wordml" xmlns:wps="http://schemas.microsoft.com/office/word/2010/wordprocessingShape" mc:Ignorable="w14 w15 w16se w16cid w16 w16cex w16sdtdh w16du wp14">
   <w:body>
+    <w:p>
+      <w:pPr>
+        <w:pStyle w:val="Title"/>
+        <w:spacing w:after="80"/>
+      </w:pPr>
+      <w:r>
+        <w:rPr>
+          <w:rFonts w:ascii="Liberation Sans" w:hAnsi="Liberation Sans"/>
+          <w:b/>
+          <w:color w:val="173B57"/>
+          <w:sz w:val="44"/>
+        </w:rPr>
+        <w:t>Submission Identity</w:t>
+        <w:br/>
+        <w:t>Control Sheet</w:t>
+      </w:r>
+    </w:p>
+    <w:p>
+      <w:pPr>
+        <w:spacing w:after="60"/>
+      </w:pPr>
+      <w:r>
+        <w:rPr>
+          <w:rFonts w:ascii="Liberation Sans" w:hAnsi="Liberation Sans"/>
+          <w:b/>
+          <w:color w:val="286F8E"/>
+          <w:sz w:val="18"/>
+        </w:rPr>
+        <w:t>DERIVED FILENAME • SOURCE PRESERVATION • WORD METADATA</w:t>
+      </w:r>
+    </w:p>
+    <w:tbl>
+      <w:tblPr>
+        <w:tblW w:type="auto" w:w="0"/>
+        <w:jc w:val="center"/>
+        <w:tblLayout w:type="fixed"/>
+        <w:tblLook w:firstColumn="1" w:firstRow="1" w:lastColumn="0" w:lastRow="0" w:noHBand="0" w:noVBand="1" w:val="04A0"/>
+        <w:tblBorders>
+          <w:top w:val="single" w:sz="5" w:color="B8C8D1"/>
+          <w:left w:val="single" w:sz="5" w:color="B8C8D1"/>
+          <w:bottom w:val="single" w:sz="5" w:color="B8C8D1"/>
+          <w:right w:val="single" w:sz="5" w:color="B8C8D1"/>
+          <w:insideH w:val="single" w:sz="5" w:color="B8C8D1"/>
+          <w:insideV w:val="single" w:sz="5" w:color="B8C8D1"/>
+        </w:tblBorders>
+      </w:tblPr>
+      <w:tblGrid>
+        <w:gridCol w:w="3408"/>
+        <w:gridCol w:w="3408"/>
+        <w:gridCol w:w="3408"/>
+      </w:tblGrid>
+      <w:tr>
+        <w:trPr>
+          <w:tblHeader/>
+          <w:cantSplit/>
+        </w:trPr>
+        <w:tc>
+          <w:tcPr>
+            <w:tcW w:type="dxa" w:w="3384"/>
+            <w:shd w:fill="173B57"/>
+            <w:vAlign w:val="center"/>
+            <w:tcMar>
+              <w:top w:w="65" w:type="dxa"/>
+              <w:start w:w="65" w:type="dxa"/>
+              <w:bottom w:w="65" w:type="dxa"/>
+              <w:end w:w="65" w:type="dxa"/>
+            </w:tcMar>
+          </w:tcPr>
+          <w:p>
+            <w:pPr>
+              <w:spacing w:after="0"/>
+            </w:pPr>
+            <w:r/>
+            <w:r>
+              <w:rPr>
+                <w:rFonts w:ascii="Liberation Sans" w:hAnsi="Liberation Sans"/>
+                <w:b/>
+                <w:color w:val="FFFFFF"/>
+                <w:sz w:val="16"/>
+              </w:rPr>
+              <w:t>Source</w:t>
+            </w:r>
+          </w:p>
+        </w:tc>
+        <w:tc>
+          <w:tcPr>
+            <w:tcW w:type="dxa" w:w="3096"/>
+            <w:shd w:fill="173B57"/>
+            <w:vAlign w:val="center"/>
+            <w:tcMar>
+              <w:top w:w="65" w:type="dxa"/>
+              <w:start w:w="65" w:type="dxa"/>
+              <w:bottom w:w="65" w:type="dxa"/>
+              <w:end w:w="65" w:type="dxa"/>
+            </w:tcMar>
+          </w:tcPr>
+          <w:p>
+            <w:pPr>
+              <w:spacing w:after="0"/>
+            </w:pPr>
+            <w:r/>
+            <w:r>
+              <w:rPr>
+                <w:rFonts w:ascii="Liberation Sans" w:hAnsi="Liberation Sans"/>
+                <w:b/>
+                <w:color w:val="FFFFFF"/>
+                <w:sz w:val="16"/>
+              </w:rPr>
+              <w:t>Derived output</w:t>
+            </w:r>
+          </w:p>
+        </w:tc>
+        <w:tc>
+          <w:tcPr>
+            <w:tcW w:type="dxa" w:w="3672"/>
+            <w:shd w:fill="173B57"/>
+            <w:vAlign w:val="center"/>
+            <w:tcMar>
+              <w:top w:w="65" w:type="dxa"/>
+              <w:start w:w="65" w:type="dxa"/>
+              <w:bottom w:w="65" w:type="dxa"/>
+              <w:end w:w="65" w:type="dxa"/>
+            </w:tcMar>
+          </w:tcPr>
+          <w:p>
+            <w:pPr>
+              <w:spacing w:after="0"/>
+            </w:pPr>
+            <w:r/>
+            <w:r>
+              <w:rPr>
+                <w:rFonts w:ascii="Liberation Sans" w:hAnsi="Liberation Sans"/>
+                <w:b/>
+                <w:color w:val="FFFFFF"/>
+                <w:sz w:val="16"/>
+              </w:rPr>
+              <w:t>Identity rule</w:t>
+            </w:r>
+          </w:p>
+        </w:tc>
+      </w:tr>
+      <w:tr>
+        <w:trPr>
+          <w:cantSplit/>
+        </w:trPr>
+        <w:tc>
+          <w:tcPr>
+            <w:tcW w:type="dxa" w:w="3384"/>
+            <w:vAlign w:val="center"/>
+            <w:tcMar>
+              <w:top w:w="65" w:type="dxa"/>
+              <w:start w:w="65" w:type="dxa"/>
+              <w:bottom w:w="65" w:type="dxa"/>
+              <w:end w:w="65" w:type="dxa"/>
+            </w:tcMar>
+            <w:shd w:fill="E3F1E8"/>
+          </w:tcPr>
+          <w:p>
+            <w:pPr>
+              <w:spacing w:after="0"/>
+            </w:pPr>
+            <w:r/>
+            <w:r>
+              <w:rPr>
+                <w:rFonts w:ascii="Liberation Sans" w:hAnsi="Liberation Sans"/>
+                <w:b w:val="0"/>
+                <w:sz w:val="16"/>
+              </w:rPr>
+              <w:t>homework_withname.docx</w:t>
+            </w:r>
+          </w:p>
+        </w:tc>
+        <w:tc>
+          <w:tcPr>
+            <w:tcW w:type="dxa" w:w="3096"/>
+            <w:vAlign w:val="center"/>
+            <w:tcMar>
+              <w:top w:w="65" w:type="dxa"/>
+              <w:start w:w="65" w:type="dxa"/>
+              <w:bottom w:w="65" w:type="dxa"/>
+              <w:end w:w="65" w:type="dxa"/>
+            </w:tcMar>
+            <w:shd w:fill="E3F1E8"/>
+          </w:tcPr>
+          <w:p>
+            <w:pPr>
+              <w:spacing w:after="0"/>
+            </w:pPr>
+            <w:r/>
+            <w:r>
+              <w:rPr>
+                <w:rFonts w:ascii="Liberation Sans" w:hAnsi="Liberation Sans"/>
+                <w:b w:val="0"/>
+                <w:sz w:val="16"/>
+              </w:rPr>
+              <w:t>A12345678.docx</w:t>
+            </w:r>
+          </w:p>
+        </w:tc>
+        <w:tc>
+          <w:tcPr>
+            <w:tcW w:type="dxa" w:w="3672"/>
+            <w:vAlign w:val="center"/>
+            <w:tcMar>
+              <w:top w:w="65" w:type="dxa"/>
+              <w:start w:w="65" w:type="dxa"/>
+              <w:bottom w:w="65" w:type="dxa"/>
+              <w:end w:w="65" w:type="dxa"/>
+            </w:tcMar>
+            <w:shd w:fill="E3F1E8"/>
+          </w:tcPr>
+          <w:p>
+            <w:pPr>
+              <w:spacing w:after="0"/>
+            </w:pPr>
+            <w:r/>
+            <w:r>
+              <w:rPr>
+                <w:rFonts w:ascii="Liberation Sans" w:hAnsi="Liberation Sans"/>
+                <w:b w:val="0"/>
+                <w:sz w:val="16"/>
+              </w:rPr>
+              <w:t>Exactly one A–Z letter + 8 digits</w:t>
+            </w:r>
+          </w:p>
+        </w:tc>
+      </w:tr>
+    </w:tbl>
+    <w:p>
+      <w:pPr>
+        <w:pStyle w:val="Heading1"/>
+        <w:spacing w:before="80" w:after="60"/>
+      </w:pPr>
+      <w:r>
+        <w:rPr>
+          <w:rFonts w:ascii="Liberation Sans" w:hAnsi="Liberation Sans"/>
+          <w:b/>
+          <w:color w:val="173B57"/>
+          <w:sz w:val="28"/>
+        </w:rPr>
+        <w:t>Extracted Identity Record</w:t>
+      </w:r>
+    </w:p>
+    <w:tbl>
+      <w:tblPr>
+        <w:tblW w:type="auto" w:w="0"/>
+        <w:jc w:val="center"/>
+        <w:tblLayout w:type="fixed"/>
+        <w:tblLook w:firstColumn="1" w:firstRow="1" w:lastColumn="0" w:lastRow="0" w:noHBand="0" w:noVBand="1" w:val="04A0"/>
+        <w:tblBorders>
+          <w:top w:val="single" w:sz="5" w:color="B8C8D1"/>
+          <w:left w:val="single" w:sz="5" w:color="B8C8D1"/>
+          <w:bottom w:val="single" w:sz="5" w:color="B8C8D1"/>
+          <w:right w:val="single" w:sz="5" w:color="B8C8D1"/>
+          <w:insideH w:val="single" w:sz="5" w:color="B8C8D1"/>
+          <w:insideV w:val="single" w:sz="5" w:color="B8C8D1"/>
+        </w:tblBorders>
+      </w:tblPr>
+      <w:tblGrid>
+        <w:gridCol w:w="3408"/>
+        <w:gridCol w:w="3408"/>
+        <w:gridCol w:w="3408"/>
+      </w:tblGrid>
+      <w:tr>
+        <w:trPr>
+          <w:tblHeader/>
+          <w:cantSplit/>
+        </w:trPr>
+        <w:tc>
+          <w:tcPr>
+            <w:tcW w:type="dxa" w:w="2232"/>
+            <w:shd w:fill="173B57"/>
+            <w:vAlign w:val="center"/>
+            <w:tcMar>
+              <w:top w:w="65" w:type="dxa"/>
+              <w:start w:w="65" w:type="dxa"/>
+              <w:bottom w:w="65" w:type="dxa"/>
+              <w:end w:w="65" w:type="dxa"/>
+            </w:tcMar>
+          </w:tcPr>
+          <w:p>
+            <w:pPr>
+              <w:spacing w:after="0"/>
+            </w:pPr>
+            <w:r/>
+            <w:r>
+              <w:rPr>
+                <w:rFonts w:ascii="Liberation Sans" w:hAnsi="Liberation Sans"/>
+                <w:b/>
+                <w:color w:val="FFFFFF"/>
+                <w:sz w:val="15"/>
+              </w:rPr>
+              <w:t>Field</w:t>
+            </w:r>
+          </w:p>
+        </w:tc>
+        <w:tc>
+          <w:tcPr>
+            <w:tcW w:type="dxa" w:w="3240"/>
+            <w:shd w:fill="173B57"/>
+            <w:vAlign w:val="center"/>
+            <w:tcMar>
+              <w:top w:w="65" w:type="dxa"/>
+              <w:start w:w="65" w:type="dxa"/>
+              <w:bottom w:w="65" w:type="dxa"/>
+              <w:end w:w="65" w:type="dxa"/>
+            </w:tcMar>
+          </w:tcPr>
+          <w:p>
+            <w:pPr>
+              <w:spacing w:after="0"/>
+            </w:pPr>
+            <w:r/>
+            <w:r>
+              <w:rPr>
+                <w:rFonts w:ascii="Liberation Sans" w:hAnsi="Liberation Sans"/>
+                <w:b/>
+                <w:color w:val="FFFFFF"/>
+                <w:sz w:val="15"/>
+              </w:rPr>
+              <w:t>Extracted value</w:t>
+            </w:r>
+          </w:p>
+        </w:tc>
+        <w:tc>
+          <w:tcPr>
+            <w:tcW w:type="dxa" w:w="4680"/>
+            <w:shd w:fill="173B57"/>
+            <w:vAlign w:val="center"/>
+            <w:tcMar>
+              <w:top w:w="65" w:type="dxa"/>
+              <w:start w:w="65" w:type="dxa"/>
+              <w:bottom w:w="65" w:type="dxa"/>
+              <w:end w:w="65" w:type="dxa"/>
+            </w:tcMar>
+          </w:tcPr>
+          <w:p>
+            <w:pPr>
+              <w:spacing w:after="0"/>
+            </w:pPr>
+            <w:r/>
+            <w:r>
+              <w:rPr>
+                <w:rFonts w:ascii="Liberation Sans" w:hAnsi="Liberation Sans"/>
+                <w:b/>
+                <w:color w:val="FFFFFF"/>
+                <w:sz w:val="15"/>
+              </w:rPr>
+              <w:t>Source / rule</w:t>
+            </w:r>
+          </w:p>
+        </w:tc>
+      </w:tr>
+      <w:tr>
+        <w:trPr>
+          <w:cantSplit/>
+        </w:trPr>
+        <w:tc>
+          <w:tcPr>
+            <w:tcW w:type="dxa" w:w="2232"/>
+            <w:vAlign w:val="center"/>
+            <w:tcMar>
+              <w:top w:w="65" w:type="dxa"/>
+              <w:start w:w="65" w:type="dxa"/>
+              <w:bottom w:w="65" w:type="dxa"/>
+              <w:end w:w="65" w:type="dxa"/>
+            </w:tcMar>
+          </w:tcPr>
+          <w:p>
+            <w:pPr>
+              <w:spacing w:after="0"/>
+            </w:pPr>
+            <w:r/>
+            <w:r>
+              <w:rPr>
+                <w:rFonts w:ascii="Liberation Sans" w:hAnsi="Liberation Sans"/>
+                <w:b w:val="0"/>
+                <w:sz w:val="15"/>
+              </w:rPr>
+              <w:t>Student ID</w:t>
+            </w:r>
+          </w:p>
+        </w:tc>
+        <w:tc>
+          <w:tcPr>
+            <w:tcW w:type="dxa" w:w="3240"/>
+            <w:vAlign w:val="center"/>
+            <w:tcMar>
+              <w:top w:w="65" w:type="dxa"/>
+              <w:start w:w="65" w:type="dxa"/>
+              <w:bottom w:w="65" w:type="dxa"/>
+              <w:end w:w="65" w:type="dxa"/>
+            </w:tcMar>
+          </w:tcPr>
+          <w:p>
+            <w:pPr>
+              <w:spacing w:after="0"/>
+            </w:pPr>
+            <w:r/>
+            <w:r>
+              <w:rPr>
+                <w:rFonts w:ascii="Liberation Sans" w:hAnsi="Liberation Sans"/>
+                <w:b w:val="0"/>
+                <w:sz w:val="15"/>
+              </w:rPr>
+              <w:t>A12345678</w:t>
+            </w:r>
+          </w:p>
+        </w:tc>
+        <w:tc>
+          <w:tcPr>
+            <w:tcW w:type="dxa" w:w="4680"/>
+            <w:vAlign w:val="center"/>
+            <w:tcMar>
+              <w:top w:w="65" w:type="dxa"/>
+              <w:start w:w="65" w:type="dxa"/>
+              <w:bottom w:w="65" w:type="dxa"/>
+              <w:end w:w="65" w:type="dxa"/>
+            </w:tcMar>
+          </w:tcPr>
+          <w:p>
+            <w:pPr>
+              <w:spacing w:after="0"/>
+            </w:pPr>
+            <w:r/>
+            <w:r>
+              <w:rPr>
+                <w:rFonts w:ascii="Liberation Sans" w:hAnsi="Liberation Sans"/>
+                <w:b w:val="0"/>
+                <w:sz w:val="15"/>
+              </w:rPr>
+              <w:t>Body paragraph 3 • run 2</w:t>
+            </w:r>
+          </w:p>
+        </w:tc>
+      </w:tr>
+      <w:tr>
+        <w:trPr>
+          <w:cantSplit/>
+        </w:trPr>
+        <w:tc>
+          <w:tcPr>
+            <w:tcW w:type="dxa" w:w="2232"/>
+            <w:shd w:fill="F2F6F8"/>
+            <w:vAlign w:val="center"/>
+            <w:tcMar>
+              <w:top w:w="65" w:type="dxa"/>
+              <w:start w:w="65" w:type="dxa"/>
+              <w:bottom w:w="65" w:type="dxa"/>
+              <w:end w:w="65" w:type="dxa"/>
+            </w:tcMar>
+          </w:tcPr>
+          <w:p>
+            <w:pPr>
+              <w:spacing w:after="0"/>
+            </w:pPr>
+            <w:r/>
+            <w:r>
+              <w:rPr>
+                <w:rFonts w:ascii="Liberation Sans" w:hAnsi="Liberation Sans"/>
+                <w:b w:val="0"/>
+                <w:sz w:val="15"/>
+              </w:rPr>
+              <w:t>Course</w:t>
+            </w:r>
+          </w:p>
+        </w:tc>
+        <w:tc>
+          <w:tcPr>
+            <w:tcW w:type="dxa" w:w="3240"/>
+            <w:shd w:fill="F2F6F8"/>
+            <w:vAlign w:val="center"/>
+            <w:tcMar>
+              <w:top w:w="65" w:type="dxa"/>
+              <w:start w:w="65" w:type="dxa"/>
+              <w:bottom w:w="65" w:type="dxa"/>
+              <w:end w:w="65" w:type="dxa"/>
+            </w:tcMar>
+          </w:tcPr>
+          <w:p>
+            <w:pPr>
+              <w:spacing w:after="0"/>
+            </w:pPr>
+            <w:r/>
+            <w:r>
+              <w:rPr>
+                <w:rFonts w:ascii="Liberation Sans" w:hAnsi="Liberation Sans"/>
+                <w:b w:val="0"/>
+                <w:sz w:val="15"/>
+              </w:rPr>
+              <w:t>CSE 221</w:t>
+            </w:r>
+          </w:p>
+        </w:tc>
+        <w:tc>
+          <w:tcPr>
+            <w:tcW w:type="dxa" w:w="4680"/>
+            <w:shd w:fill="F2F6F8"/>
+            <w:vAlign w:val="center"/>
+            <w:tcMar>
+              <w:top w:w="65" w:type="dxa"/>
+              <w:start w:w="65" w:type="dxa"/>
+              <w:bottom w:w="65" w:type="dxa"/>
+              <w:end w:w="65" w:type="dxa"/>
+            </w:tcMar>
+          </w:tcPr>
+          <w:p>
+            <w:pPr>
+              <w:spacing w:after="0"/>
+            </w:pPr>
+            <w:r/>
+            <w:r>
+              <w:rPr>
+                <w:rFonts w:ascii="Liberation Sans" w:hAnsi="Liberation Sans"/>
+                <w:b w:val="0"/>
+                <w:sz w:val="15"/>
+              </w:rPr>
+              <w:t>Body paragraph 1</w:t>
+            </w:r>
+          </w:p>
+        </w:tc>
+      </w:tr>
+      <w:tr>
+        <w:trPr>
+          <w:cantSplit/>
+        </w:trPr>
+        <w:tc>
+          <w:tcPr>
+            <w:tcW w:type="dxa" w:w="2232"/>
+            <w:vAlign w:val="center"/>
+            <w:tcMar>
+              <w:top w:w="65" w:type="dxa"/>
+              <w:start w:w="65" w:type="dxa"/>
+              <w:bottom w:w="65" w:type="dxa"/>
+              <w:end w:w="65" w:type="dxa"/>
+            </w:tcMar>
+          </w:tcPr>
+          <w:p>
+            <w:pPr>
+              <w:spacing w:after="0"/>
+            </w:pPr>
+            <w:r/>
+            <w:r>
+              <w:rPr>
+                <w:rFonts w:ascii="Liberation Sans" w:hAnsi="Liberation Sans"/>
+                <w:b w:val="0"/>
+                <w:sz w:val="15"/>
+              </w:rPr>
+              <w:t>Assignment</w:t>
+            </w:r>
+          </w:p>
+        </w:tc>
+        <w:tc>
+          <w:tcPr>
+            <w:tcW w:type="dxa" w:w="3240"/>
+            <w:vAlign w:val="center"/>
+            <w:tcMar>
+              <w:top w:w="65" w:type="dxa"/>
+              <w:start w:w="65" w:type="dxa"/>
+              <w:bottom w:w="65" w:type="dxa"/>
+              <w:end w:w="65" w:type="dxa"/>
+            </w:tcMar>
+          </w:tcPr>
+          <w:p>
+            <w:pPr>
+              <w:spacing w:after="0"/>
+            </w:pPr>
+            <w:r/>
+            <w:r>
+              <w:rPr>
+                <w:rFonts w:ascii="Liberation Sans" w:hAnsi="Liberation Sans"/>
+                <w:b w:val="0"/>
+                <w:sz w:val="15"/>
+              </w:rPr>
+              <w:t>Homework 1</w:t>
+            </w:r>
+          </w:p>
+        </w:tc>
+        <w:tc>
+          <w:tcPr>
+            <w:tcW w:type="dxa" w:w="4680"/>
+            <w:vAlign w:val="center"/>
+            <w:tcMar>
+              <w:top w:w="65" w:type="dxa"/>
+              <w:start w:w="65" w:type="dxa"/>
+              <w:bottom w:w="65" w:type="dxa"/>
+              <w:end w:w="65" w:type="dxa"/>
+            </w:tcMar>
+          </w:tcPr>
+          <w:p>
+            <w:pPr>
+              <w:spacing w:after="0"/>
+            </w:pPr>
+            <w:r/>
+            <w:r>
+              <w:rPr>
+                <w:rFonts w:ascii="Liberation Sans" w:hAnsi="Liberation Sans"/>
+                <w:b w:val="0"/>
+                <w:sz w:val="15"/>
+              </w:rPr>
+              <w:t>Body paragraph 1</w:t>
+            </w:r>
+          </w:p>
+        </w:tc>
+      </w:tr>
+      <w:tr>
+        <w:trPr>
+          <w:cantSplit/>
+        </w:trPr>
+        <w:tc>
+          <w:tcPr>
+            <w:tcW w:type="dxa" w:w="2232"/>
+            <w:shd w:fill="F2F6F8"/>
+            <w:vAlign w:val="center"/>
+            <w:tcMar>
+              <w:top w:w="65" w:type="dxa"/>
+              <w:start w:w="65" w:type="dxa"/>
+              <w:bottom w:w="65" w:type="dxa"/>
+              <w:end w:w="65" w:type="dxa"/>
+            </w:tcMar>
+          </w:tcPr>
+          <w:p>
+            <w:pPr>
+              <w:spacing w:after="0"/>
+            </w:pPr>
+            <w:r/>
+            <w:r>
+              <w:rPr>
+                <w:rFonts w:ascii="Liberation Sans" w:hAnsi="Liberation Sans"/>
+                <w:b w:val="0"/>
+                <w:sz w:val="15"/>
+              </w:rPr>
+              <w:t>Academic term</w:t>
+            </w:r>
+          </w:p>
+        </w:tc>
+        <w:tc>
+          <w:tcPr>
+            <w:tcW w:type="dxa" w:w="3240"/>
+            <w:shd w:fill="F2F6F8"/>
+            <w:vAlign w:val="center"/>
+            <w:tcMar>
+              <w:top w:w="65" w:type="dxa"/>
+              <w:start w:w="65" w:type="dxa"/>
+              <w:bottom w:w="65" w:type="dxa"/>
+              <w:end w:w="65" w:type="dxa"/>
+            </w:tcMar>
+          </w:tcPr>
+          <w:p>
+            <w:pPr>
+              <w:spacing w:after="0"/>
+            </w:pPr>
+            <w:r/>
+            <w:r>
+              <w:rPr>
+                <w:rFonts w:ascii="Liberation Sans" w:hAnsi="Liberation Sans"/>
+                <w:b w:val="0"/>
+                <w:sz w:val="15"/>
+              </w:rPr>
+              <w:t>Winter 2022</w:t>
+            </w:r>
+          </w:p>
+        </w:tc>
+        <w:tc>
+          <w:tcPr>
+            <w:tcW w:type="dxa" w:w="4680"/>
+            <w:shd w:fill="F2F6F8"/>
+            <w:vAlign w:val="center"/>
+            <w:tcMar>
+              <w:top w:w="65" w:type="dxa"/>
+              <w:start w:w="65" w:type="dxa"/>
+              <w:bottom w:w="65" w:type="dxa"/>
+              <w:end w:w="65" w:type="dxa"/>
+            </w:tcMar>
+          </w:tcPr>
+          <w:p>
+            <w:pPr>
+              <w:spacing w:after="0"/>
+            </w:pPr>
+            <w:r/>
+            <w:r>
+              <w:rPr>
+                <w:rFonts w:ascii="Liberation Sans" w:hAnsi="Liberation Sans"/>
+                <w:b w:val="0"/>
+                <w:sz w:val="15"/>
+              </w:rPr>
+              <w:t>Body paragraph 2</w:t>
+            </w:r>
+          </w:p>
+        </w:tc>
+      </w:tr>
+      <w:tr>
+        <w:trPr>
+          <w:cantSplit/>
+        </w:trPr>
+        <w:tc>
+          <w:tcPr>
+            <w:tcW w:type="dxa" w:w="2232"/>
+            <w:vAlign w:val="center"/>
+            <w:tcMar>
+              <w:top w:w="65" w:type="dxa"/>
+              <w:start w:w="65" w:type="dxa"/>
+              <w:bottom w:w="65" w:type="dxa"/>
+              <w:end w:w="65" w:type="dxa"/>
+            </w:tcMar>
+          </w:tcPr>
+          <w:p>
+            <w:pPr>
+              <w:spacing w:after="0"/>
+            </w:pPr>
+            <w:r/>
+            <w:r>
+              <w:rPr>
+                <w:rFonts w:ascii="Liberation Sans" w:hAnsi="Liberation Sans"/>
+                <w:b w:val="0"/>
+                <w:sz w:val="15"/>
+              </w:rPr>
+              <w:t>ID occurrence count</w:t>
+            </w:r>
+          </w:p>
+        </w:tc>
+        <w:tc>
+          <w:tcPr>
+            <w:tcW w:type="dxa" w:w="3240"/>
+            <w:vAlign w:val="center"/>
+            <w:tcMar>
+              <w:top w:w="65" w:type="dxa"/>
+              <w:start w:w="65" w:type="dxa"/>
+              <w:bottom w:w="65" w:type="dxa"/>
+              <w:end w:w="65" w:type="dxa"/>
+            </w:tcMar>
+          </w:tcPr>
+          <w:p>
+            <w:pPr>
+              <w:spacing w:after="0"/>
+            </w:pPr>
+            <w:r/>
+            <w:r>
+              <w:rPr>
+                <w:rFonts w:ascii="Liberation Sans" w:hAnsi="Liberation Sans"/>
+                <w:b w:val="0"/>
+                <w:sz w:val="15"/>
+              </w:rPr>
+              <w:t>1</w:t>
+            </w:r>
+          </w:p>
+        </w:tc>
+        <w:tc>
+          <w:tcPr>
+            <w:tcW w:type="dxa" w:w="4680"/>
+            <w:vAlign w:val="center"/>
+            <w:tcMar>
+              <w:top w:w="65" w:type="dxa"/>
+              <w:start w:w="65" w:type="dxa"/>
+              <w:bottom w:w="65" w:type="dxa"/>
+              <w:end w:w="65" w:type="dxa"/>
+            </w:tcMar>
+          </w:tcPr>
+          <w:p>
+            <w:pPr>
+              <w:spacing w:after="0"/>
+            </w:pPr>
+            <w:r/>
+            <w:r>
+              <w:rPr>
+                <w:rFonts w:ascii="Liberation Sans" w:hAnsi="Liberation Sans"/>
+                <w:b w:val="0"/>
+                <w:sz w:val="15"/>
+              </w:rPr>
+              <w:t>Whole original body</w:t>
+            </w:r>
+          </w:p>
+        </w:tc>
+      </w:tr>
+      <w:tr>
+        <w:trPr>
+          <w:cantSplit/>
+        </w:trPr>
+        <w:tc>
+          <w:tcPr>
+            <w:tcW w:type="dxa" w:w="2232"/>
+            <w:shd w:fill="F2F6F8"/>
+            <w:vAlign w:val="center"/>
+            <w:tcMar>
+              <w:top w:w="65" w:type="dxa"/>
+              <w:start w:w="65" w:type="dxa"/>
+              <w:bottom w:w="65" w:type="dxa"/>
+              <w:end w:w="65" w:type="dxa"/>
+            </w:tcMar>
+          </w:tcPr>
+          <w:p>
+            <w:pPr>
+              <w:spacing w:after="0"/>
+            </w:pPr>
+            <w:r/>
+            <w:r>
+              <w:rPr>
+                <w:rFonts w:ascii="Liberation Sans" w:hAnsi="Liberation Sans"/>
+                <w:b w:val="0"/>
+                <w:sz w:val="15"/>
+              </w:rPr>
+              <w:t>ID pattern</w:t>
+            </w:r>
+          </w:p>
+        </w:tc>
+        <w:tc>
+          <w:tcPr>
+            <w:tcW w:type="dxa" w:w="3240"/>
+            <w:shd w:fill="F2F6F8"/>
+            <w:vAlign w:val="center"/>
+            <w:tcMar>
+              <w:top w:w="65" w:type="dxa"/>
+              <w:start w:w="65" w:type="dxa"/>
+              <w:bottom w:w="65" w:type="dxa"/>
+              <w:end w:w="65" w:type="dxa"/>
+            </w:tcMar>
+          </w:tcPr>
+          <w:p>
+            <w:pPr>
+              <w:spacing w:after="0"/>
+            </w:pPr>
+            <w:r/>
+            <w:r>
+              <w:rPr>
+                <w:rFonts w:ascii="Liberation Sans" w:hAnsi="Liberation Sans"/>
+                <w:b w:val="0"/>
+                <w:sz w:val="15"/>
+              </w:rPr>
+              <w:t>PASS</w:t>
+            </w:r>
+          </w:p>
+        </w:tc>
+        <w:tc>
+          <w:tcPr>
+            <w:tcW w:type="dxa" w:w="4680"/>
+            <w:shd w:fill="F2F6F8"/>
+            <w:vAlign w:val="center"/>
+            <w:tcMar>
+              <w:top w:w="65" w:type="dxa"/>
+              <w:start w:w="65" w:type="dxa"/>
+              <w:bottom w:w="65" w:type="dxa"/>
+              <w:end w:w="65" w:type="dxa"/>
+            </w:tcMar>
+          </w:tcPr>
+          <w:p>
+            <w:pPr>
+              <w:spacing w:after="0"/>
+            </w:pPr>
+            <w:r/>
+            <w:r>
+              <w:rPr>
+                <w:rFonts w:ascii="Liberation Sans" w:hAnsi="Liberation Sans"/>
+                <w:b w:val="0"/>
+                <w:sz w:val="15"/>
+              </w:rPr>
+              <w:t>^[A-Z]\d{8}$</w:t>
+            </w:r>
+          </w:p>
+        </w:tc>
+      </w:tr>
+    </w:tbl>
+    <w:p>
+      <w:pPr>
+        <w:pStyle w:val="Heading1"/>
+        <w:spacing w:before="80" w:after="60"/>
+      </w:pPr>
+      <w:r>
+        <w:rPr>
+          <w:rFonts w:ascii="Liberation Sans" w:hAnsi="Liberation Sans"/>
+          <w:b/>
+          <w:color w:val="173B57"/>
+          <w:sz w:val="28"/>
+        </w:rPr>
+        <w:t>Filename &amp; Package Controls</w:t>
+      </w:r>
+    </w:p>
+    <w:tbl>
+      <w:tblPr>
+        <w:tblW w:type="auto" w:w="0"/>
+        <w:jc w:val="center"/>
+        <w:tblLayout w:type="fixed"/>
+        <w:tblLook w:firstColumn="1" w:firstRow="1" w:lastColumn="0" w:lastRow="0" w:noHBand="0" w:noVBand="1" w:val="04A0"/>
+        <w:tblBorders>
+          <w:top w:val="single" w:sz="5" w:color="B8C8D1"/>
+          <w:left w:val="single" w:sz="5" w:color="B8C8D1"/>
+          <w:bottom w:val="single" w:sz="5" w:color="B8C8D1"/>
+          <w:right w:val="single" w:sz="5" w:color="B8C8D1"/>
+          <w:insideH w:val="single" w:sz="5" w:color="B8C8D1"/>
+          <w:insideV w:val="single" w:sz="5" w:color="B8C8D1"/>
+        </w:tblBorders>
+      </w:tblPr>
+      <w:tblGrid>
+        <w:gridCol w:w="3408"/>
+        <w:gridCol w:w="3408"/>
+        <w:gridCol w:w="3408"/>
+      </w:tblGrid>
+      <w:tr>
+        <w:trPr>
+          <w:tblHeader/>
+          <w:cantSplit/>
+        </w:trPr>
+        <w:tc>
+          <w:tcPr>
+            <w:tcW w:type="dxa" w:w="2088"/>
+            <w:shd w:fill="173B57"/>
+            <w:vAlign w:val="center"/>
+            <w:tcMar>
+              <w:top w:w="65" w:type="dxa"/>
+              <w:start w:w="65" w:type="dxa"/>
+              <w:bottom w:w="65" w:type="dxa"/>
+              <w:end w:w="65" w:type="dxa"/>
+            </w:tcMar>
+          </w:tcPr>
+          <w:p>
+            <w:pPr>
+              <w:spacing w:after="0"/>
+            </w:pPr>
+            <w:r/>
+            <w:r>
+              <w:rPr>
+                <w:rFonts w:ascii="Liberation Sans" w:hAnsi="Liberation Sans"/>
+                <w:b/>
+                <w:color w:val="FFFFFF"/>
+                <w:sz w:val="14"/>
+              </w:rPr>
+              <w:t>Control</w:t>
+            </w:r>
+          </w:p>
+        </w:tc>
+        <w:tc>
+          <w:tcPr>
+            <w:tcW w:type="dxa" w:w="4104"/>
+            <w:shd w:fill="173B57"/>
+            <w:vAlign w:val="center"/>
+            <w:tcMar>
+              <w:top w:w="65" w:type="dxa"/>
+              <w:start w:w="65" w:type="dxa"/>
+              <w:bottom w:w="65" w:type="dxa"/>
+              <w:end w:w="65" w:type="dxa"/>
+            </w:tcMar>
+          </w:tcPr>
+          <w:p>
+            <w:pPr>
+              <w:spacing w:after="0"/>
+            </w:pPr>
+            <w:r/>
+            <w:r>
+              <w:rPr>
+                <w:rFonts w:ascii="Liberation Sans" w:hAnsi="Liberation Sans"/>
+                <w:b/>
+                <w:color w:val="FFFFFF"/>
+                <w:sz w:val="14"/>
+              </w:rPr>
+              <w:t>Value</w:t>
+            </w:r>
+          </w:p>
+        </w:tc>
+        <w:tc>
+          <w:tcPr>
+            <w:tcW w:type="dxa" w:w="3960"/>
+            <w:shd w:fill="173B57"/>
+            <w:vAlign w:val="center"/>
+            <w:tcMar>
+              <w:top w:w="65" w:type="dxa"/>
+              <w:start w:w="65" w:type="dxa"/>
+              <w:bottom w:w="65" w:type="dxa"/>
+              <w:end w:w="65" w:type="dxa"/>
+            </w:tcMar>
+          </w:tcPr>
+          <w:p>
+            <w:pPr>
+              <w:spacing w:after="0"/>
+            </w:pPr>
+            <w:r/>
+            <w:r>
+              <w:rPr>
+                <w:rFonts w:ascii="Liberation Sans" w:hAnsi="Liberation Sans"/>
+                <w:b/>
+                <w:color w:val="FFFFFF"/>
+                <w:sz w:val="14"/>
+              </w:rPr>
+              <w:t>Decision / evidence</w:t>
+            </w:r>
+          </w:p>
+        </w:tc>
+      </w:tr>
+      <w:tr>
+        <w:trPr>
+          <w:cantSplit/>
+        </w:trPr>
+        <w:tc>
+          <w:tcPr>
+            <w:tcW w:type="dxa" w:w="2088"/>
+            <w:vAlign w:val="center"/>
+            <w:tcMar>
+              <w:top w:w="65" w:type="dxa"/>
+              <w:start w:w="65" w:type="dxa"/>
+              <w:bottom w:w="65" w:type="dxa"/>
+              <w:end w:w="65" w:type="dxa"/>
+            </w:tcMar>
+          </w:tcPr>
+          <w:p>
+            <w:pPr>
+              <w:spacing w:after="0"/>
+            </w:pPr>
+            <w:r/>
+            <w:r>
+              <w:rPr>
+                <w:rFonts w:ascii="Liberation Sans" w:hAnsi="Liberation Sans"/>
+                <w:b w:val="0"/>
+                <w:sz w:val="14"/>
+              </w:rPr>
+              <w:t>Derived filename</w:t>
+            </w:r>
+          </w:p>
+        </w:tc>
+        <w:tc>
+          <w:tcPr>
+            <w:tcW w:type="dxa" w:w="4104"/>
+            <w:vAlign w:val="center"/>
+            <w:tcMar>
+              <w:top w:w="65" w:type="dxa"/>
+              <w:start w:w="65" w:type="dxa"/>
+              <w:bottom w:w="65" w:type="dxa"/>
+              <w:end w:w="65" w:type="dxa"/>
+            </w:tcMar>
+          </w:tcPr>
+          <w:p>
+            <w:pPr>
+              <w:spacing w:after="0"/>
+            </w:pPr>
+            <w:r/>
+            <w:r>
+              <w:rPr>
+                <w:rFonts w:ascii="Liberation Sans" w:hAnsi="Liberation Sans"/>
+                <w:b w:val="0"/>
+                <w:sz w:val="14"/>
+              </w:rPr>
+              <w:t>A12345678.docx</w:t>
+            </w:r>
+          </w:p>
+        </w:tc>
+        <w:tc>
+          <w:tcPr>
+            <w:tcW w:type="dxa" w:w="3960"/>
+            <w:vAlign w:val="center"/>
+            <w:tcMar>
+              <w:top w:w="65" w:type="dxa"/>
+              <w:start w:w="65" w:type="dxa"/>
+              <w:bottom w:w="65" w:type="dxa"/>
+              <w:end w:w="65" w:type="dxa"/>
+            </w:tcMar>
+          </w:tcPr>
+          <w:p>
+            <w:pPr>
+              <w:spacing w:after="0"/>
+            </w:pPr>
+            <w:r/>
+            <w:r>
+              <w:rPr>
+                <w:rFonts w:ascii="Liberation Sans" w:hAnsi="Liberation Sans"/>
+                <w:b w:val="0"/>
+                <w:sz w:val="14"/>
+              </w:rPr>
+              <w:t>PASS: stem equals extracted ID</w:t>
+            </w:r>
+          </w:p>
+        </w:tc>
+      </w:tr>
+      <w:tr>
+        <w:trPr>
+          <w:cantSplit/>
+        </w:trPr>
+        <w:tc>
+          <w:tcPr>
+            <w:tcW w:type="dxa" w:w="2088"/>
+            <w:shd w:fill="F2F6F8"/>
+            <w:vAlign w:val="center"/>
+            <w:tcMar>
+              <w:top w:w="65" w:type="dxa"/>
+              <w:start w:w="65" w:type="dxa"/>
+              <w:bottom w:w="65" w:type="dxa"/>
+              <w:end w:w="65" w:type="dxa"/>
+            </w:tcMar>
+          </w:tcPr>
+          <w:p>
+            <w:pPr>
+              <w:spacing w:after="0"/>
+            </w:pPr>
+            <w:r/>
+            <w:r>
+              <w:rPr>
+                <w:rFonts w:ascii="Liberation Sans" w:hAnsi="Liberation Sans"/>
+                <w:b w:val="0"/>
+                <w:sz w:val="14"/>
+              </w:rPr>
+              <w:t>Extension</w:t>
+            </w:r>
+          </w:p>
+        </w:tc>
+        <w:tc>
+          <w:tcPr>
+            <w:tcW w:type="dxa" w:w="4104"/>
+            <w:shd w:fill="F2F6F8"/>
+            <w:vAlign w:val="center"/>
+            <w:tcMar>
+              <w:top w:w="65" w:type="dxa"/>
+              <w:start w:w="65" w:type="dxa"/>
+              <w:bottom w:w="65" w:type="dxa"/>
+              <w:end w:w="65" w:type="dxa"/>
+            </w:tcMar>
+          </w:tcPr>
+          <w:p>
+            <w:pPr>
+              <w:spacing w:after="0"/>
+            </w:pPr>
+            <w:r/>
+            <w:r>
+              <w:rPr>
+                <w:rFonts w:ascii="Liberation Sans" w:hAnsi="Liberation Sans"/>
+                <w:b w:val="0"/>
+                <w:sz w:val="14"/>
+              </w:rPr>
+              <w:t>.docx</w:t>
+            </w:r>
+          </w:p>
+        </w:tc>
+        <w:tc>
+          <w:tcPr>
+            <w:tcW w:type="dxa" w:w="3960"/>
+            <w:shd w:fill="F2F6F8"/>
+            <w:vAlign w:val="center"/>
+            <w:tcMar>
+              <w:top w:w="65" w:type="dxa"/>
+              <w:start w:w="65" w:type="dxa"/>
+              <w:bottom w:w="65" w:type="dxa"/>
+              <w:end w:w="65" w:type="dxa"/>
+            </w:tcMar>
+          </w:tcPr>
+          <w:p>
+            <w:pPr>
+              <w:spacing w:after="0"/>
+            </w:pPr>
+            <w:r/>
+            <w:r>
+              <w:rPr>
+                <w:rFonts w:ascii="Liberation Sans" w:hAnsi="Liberation Sans"/>
+                <w:b w:val="0"/>
+                <w:sz w:val="14"/>
+              </w:rPr>
+              <w:t>PASS: editable OOXML</w:t>
+            </w:r>
+          </w:p>
+        </w:tc>
+      </w:tr>
+      <w:tr>
+        <w:trPr>
+          <w:cantSplit/>
+        </w:trPr>
+        <w:tc>
+          <w:tcPr>
+            <w:tcW w:type="dxa" w:w="2088"/>
+            <w:vAlign w:val="center"/>
+            <w:tcMar>
+              <w:top w:w="65" w:type="dxa"/>
+              <w:start w:w="65" w:type="dxa"/>
+              <w:bottom w:w="65" w:type="dxa"/>
+              <w:end w:w="65" w:type="dxa"/>
+            </w:tcMar>
+          </w:tcPr>
+          <w:p>
+            <w:pPr>
+              <w:spacing w:after="0"/>
+            </w:pPr>
+            <w:r/>
+            <w:r>
+              <w:rPr>
+                <w:rFonts w:ascii="Liberation Sans" w:hAnsi="Liberation Sans"/>
+                <w:b w:val="0"/>
+                <w:sz w:val="14"/>
+              </w:rPr>
+              <w:t>Expected deliverables</w:t>
+            </w:r>
+          </w:p>
+        </w:tc>
+        <w:tc>
+          <w:tcPr>
+            <w:tcW w:type="dxa" w:w="4104"/>
+            <w:vAlign w:val="center"/>
+            <w:tcMar>
+              <w:top w:w="65" w:type="dxa"/>
+              <w:start w:w="65" w:type="dxa"/>
+              <w:bottom w:w="65" w:type="dxa"/>
+              <w:end w:w="65" w:type="dxa"/>
+            </w:tcMar>
+          </w:tcPr>
+          <w:p>
+            <w:pPr>
+              <w:spacing w:after="0"/>
+            </w:pPr>
+            <w:r/>
+            <w:r>
+              <w:rPr>
+                <w:rFonts w:ascii="Liberation Sans" w:hAnsi="Liberation Sans"/>
+                <w:b w:val="0"/>
+                <w:sz w:val="14"/>
+              </w:rPr>
+              <w:t>1</w:t>
+            </w:r>
+          </w:p>
+        </w:tc>
+        <w:tc>
+          <w:tcPr>
+            <w:tcW w:type="dxa" w:w="3960"/>
+            <w:vAlign w:val="center"/>
+            <w:tcMar>
+              <w:top w:w="65" w:type="dxa"/>
+              <w:start w:w="65" w:type="dxa"/>
+              <w:bottom w:w="65" w:type="dxa"/>
+              <w:end w:w="65" w:type="dxa"/>
+            </w:tcMar>
+          </w:tcPr>
+          <w:p>
+            <w:pPr>
+              <w:spacing w:after="0"/>
+            </w:pPr>
+            <w:r/>
+            <w:r>
+              <w:rPr>
+                <w:rFonts w:ascii="Liberation Sans" w:hAnsi="Liberation Sans"/>
+                <w:b w:val="0"/>
+                <w:sz w:val="14"/>
+              </w:rPr>
+              <w:t>No sidecar or alternate-ID DOCX</w:t>
+            </w:r>
+          </w:p>
+        </w:tc>
+      </w:tr>
+      <w:tr>
+        <w:trPr>
+          <w:cantSplit/>
+        </w:trPr>
+        <w:tc>
+          <w:tcPr>
+            <w:tcW w:type="dxa" w:w="2088"/>
+            <w:shd w:fill="F2F6F8"/>
+            <w:vAlign w:val="center"/>
+            <w:tcMar>
+              <w:top w:w="65" w:type="dxa"/>
+              <w:start w:w="65" w:type="dxa"/>
+              <w:bottom w:w="65" w:type="dxa"/>
+              <w:end w:w="65" w:type="dxa"/>
+            </w:tcMar>
+          </w:tcPr>
+          <w:p>
+            <w:pPr>
+              <w:spacing w:after="0"/>
+            </w:pPr>
+            <w:r/>
+            <w:r>
+              <w:rPr>
+                <w:rFonts w:ascii="Liberation Sans" w:hAnsi="Liberation Sans"/>
+                <w:b w:val="0"/>
+                <w:sz w:val="14"/>
+              </w:rPr>
+              <w:t>Source SHA256</w:t>
+            </w:r>
+          </w:p>
+        </w:tc>
+        <w:tc>
+          <w:tcPr>
+            <w:tcW w:type="dxa" w:w="4104"/>
+            <w:shd w:fill="F2F6F8"/>
+            <w:vAlign w:val="center"/>
+            <w:tcMar>
+              <w:top w:w="65" w:type="dxa"/>
+              <w:start w:w="65" w:type="dxa"/>
+              <w:bottom w:w="65" w:type="dxa"/>
+              <w:end w:w="65" w:type="dxa"/>
+            </w:tcMar>
+          </w:tcPr>
+          <w:p>
+            <w:pPr>
+              <w:spacing w:after="0"/>
+            </w:pPr>
+            <w:r/>
+            <w:r>
+              <w:rPr>
+                <w:rFonts w:ascii="Liberation Sans" w:hAnsi="Liberation Sans"/>
+                <w:b w:val="0"/>
+                <w:sz w:val="14"/>
+              </w:rPr>
+              <w:t>7df2fd4bf45616e4e78f6adf4dfb5c10ac18886bc777bd43064740be12b8b03b</w:t>
+            </w:r>
+          </w:p>
+        </w:tc>
+        <w:tc>
+          <w:tcPr>
+            <w:tcW w:type="dxa" w:w="3960"/>
+            <w:shd w:fill="F2F6F8"/>
+            <w:vAlign w:val="center"/>
+            <w:tcMar>
+              <w:top w:w="65" w:type="dxa"/>
+              <w:start w:w="65" w:type="dxa"/>
+              <w:bottom w:w="65" w:type="dxa"/>
+              <w:end w:w="65" w:type="dxa"/>
+            </w:tcMar>
+          </w:tcPr>
+          <w:p>
+            <w:pPr>
+              <w:spacing w:after="0"/>
+            </w:pPr>
+            <w:r/>
+            <w:r>
+              <w:rPr>
+                <w:rFonts w:ascii="Liberation Sans" w:hAnsi="Liberation Sans"/>
+                <w:b w:val="0"/>
+                <w:sz w:val="14"/>
+              </w:rPr>
+              <w:t>Frozen OfficeBench input</w:t>
+            </w:r>
+          </w:p>
+        </w:tc>
+      </w:tr>
+    </w:tbl>
+    <w:p>
+      <w:pPr>
+        <w:pStyle w:val="Heading1"/>
+        <w:spacing w:before="80" w:after="60"/>
+      </w:pPr>
+      <w:r>
+        <w:rPr>
+          <w:rFonts w:ascii="Liberation Sans" w:hAnsi="Liberation Sans"/>
+          <w:b/>
+          <w:color w:val="173B57"/>
+          <w:sz w:val="28"/>
+        </w:rPr>
+        <w:t>Preservation Baseline</w:t>
+      </w:r>
+    </w:p>
+    <w:tbl>
+      <w:tblPr>
+        <w:tblW w:type="auto" w:w="0"/>
+        <w:jc w:val="center"/>
+        <w:tblLayout w:type="fixed"/>
+        <w:tblLook w:firstColumn="1" w:firstRow="1" w:lastColumn="0" w:lastRow="0" w:noHBand="0" w:noVBand="1" w:val="04A0"/>
+        <w:tblBorders>
+          <w:top w:val="single" w:sz="5" w:color="B8C8D1"/>
+          <w:left w:val="single" w:sz="5" w:color="B8C8D1"/>
+          <w:bottom w:val="single" w:sz="5" w:color="B8C8D1"/>
+          <w:right w:val="single" w:sz="5" w:color="B8C8D1"/>
+          <w:insideH w:val="single" w:sz="5" w:color="B8C8D1"/>
+          <w:insideV w:val="single" w:sz="5" w:color="B8C8D1"/>
+        </w:tblBorders>
+      </w:tblPr>
+      <w:tblGrid>
+        <w:gridCol w:w="5112"/>
+        <w:gridCol w:w="5112"/>
+      </w:tblGrid>
+      <w:tr>
+        <w:trPr>
+          <w:tblHeader/>
+          <w:cantSplit/>
+        </w:trPr>
+        <w:tc>
+          <w:tcPr>
+            <w:tcW w:type="dxa" w:w="2952"/>
+            <w:shd w:fill="173B57"/>
+            <w:vAlign w:val="center"/>
+            <w:tcMar>
+              <w:top w:w="65" w:type="dxa"/>
+              <w:start w:w="65" w:type="dxa"/>
+              <w:bottom w:w="65" w:type="dxa"/>
+              <w:end w:w="65" w:type="dxa"/>
+            </w:tcMar>
+          </w:tcPr>
+          <w:p>
+            <w:pPr>
+              <w:spacing w:after="0"/>
+            </w:pPr>
+            <w:r/>
+            <w:r>
+              <w:rPr>
+                <w:rFonts w:ascii="Liberation Sans" w:hAnsi="Liberation Sans"/>
+                <w:b/>
+                <w:color w:val="FFFFFF"/>
+                <w:sz w:val="14"/>
+              </w:rPr>
+              <w:t>Baseline</w:t>
+            </w:r>
+          </w:p>
+        </w:tc>
+        <w:tc>
+          <w:tcPr>
+            <w:tcW w:type="dxa" w:w="7200"/>
+            <w:shd w:fill="173B57"/>
+            <w:vAlign w:val="center"/>
+            <w:tcMar>
+              <w:top w:w="65" w:type="dxa"/>
+              <w:start w:w="65" w:type="dxa"/>
+              <w:bottom w:w="65" w:type="dxa"/>
+              <w:end w:w="65" w:type="dxa"/>
+            </w:tcMar>
+          </w:tcPr>
+          <w:p>
+            <w:pPr>
+              <w:spacing w:after="0"/>
+            </w:pPr>
+            <w:r/>
+            <w:r>
+              <w:rPr>
+                <w:rFonts w:ascii="Liberation Sans" w:hAnsi="Liberation Sans"/>
+                <w:b/>
+                <w:color w:val="FFFFFF"/>
+                <w:sz w:val="14"/>
+              </w:rPr>
+              <w:t>Frozen result</w:t>
+            </w:r>
+          </w:p>
+        </w:tc>
+      </w:tr>
+      <w:tr>
+        <w:trPr>
+          <w:cantSplit/>
+        </w:trPr>
+        <w:tc>
+          <w:tcPr>
+            <w:tcW w:type="dxa" w:w="2952"/>
+            <w:vAlign w:val="center"/>
+            <w:tcMar>
+              <w:top w:w="65" w:type="dxa"/>
+              <w:start w:w="65" w:type="dxa"/>
+              <w:bottom w:w="65" w:type="dxa"/>
+              <w:end w:w="65" w:type="dxa"/>
+            </w:tcMar>
+          </w:tcPr>
+          <w:p>
+            <w:pPr>
+              <w:spacing w:after="0"/>
+            </w:pPr>
+            <w:r/>
+            <w:r>
+              <w:rPr>
+                <w:rFonts w:ascii="Liberation Sans" w:hAnsi="Liberation Sans"/>
+                <w:b w:val="0"/>
+                <w:sz w:val="14"/>
+              </w:rPr>
+              <w:t>Original body</w:t>
+            </w:r>
+          </w:p>
+        </w:tc>
+        <w:tc>
+          <w:tcPr>
+            <w:tcW w:type="dxa" w:w="7200"/>
+            <w:vAlign w:val="center"/>
+            <w:tcMar>
+              <w:top w:w="65" w:type="dxa"/>
+              <w:start w:w="65" w:type="dxa"/>
+              <w:bottom w:w="65" w:type="dxa"/>
+              <w:end w:w="65" w:type="dxa"/>
+            </w:tcMar>
+          </w:tcPr>
+          <w:p>
+            <w:pPr>
+              <w:spacing w:after="0"/>
+            </w:pPr>
+            <w:r/>
+            <w:r>
+              <w:rPr>
+                <w:rFonts w:ascii="Liberation Sans" w:hAnsi="Liberation Sans"/>
+                <w:b w:val="0"/>
+                <w:sz w:val="14"/>
+              </w:rPr>
+              <w:t>13 paragraphs • 14 runs • 1,817 normalized characters</w:t>
+            </w:r>
+          </w:p>
+        </w:tc>
+      </w:tr>
+      <w:tr>
+        <w:trPr>
+          <w:cantSplit/>
+        </w:trPr>
+        <w:tc>
+          <w:tcPr>
+            <w:tcW w:type="dxa" w:w="2952"/>
+            <w:shd w:fill="F2F6F8"/>
+            <w:vAlign w:val="center"/>
+            <w:tcMar>
+              <w:top w:w="65" w:type="dxa"/>
+              <w:start w:w="65" w:type="dxa"/>
+              <w:bottom w:w="65" w:type="dxa"/>
+              <w:end w:w="65" w:type="dxa"/>
+            </w:tcMar>
+          </w:tcPr>
+          <w:p>
+            <w:pPr>
+              <w:spacing w:after="0"/>
+            </w:pPr>
+            <w:r/>
+            <w:r>
+              <w:rPr>
+                <w:rFonts w:ascii="Liberation Sans" w:hAnsi="Liberation Sans"/>
+                <w:b w:val="0"/>
+                <w:sz w:val="14"/>
+              </w:rPr>
+              <w:t>Native numbering</w:t>
+            </w:r>
+          </w:p>
+        </w:tc>
+        <w:tc>
+          <w:tcPr>
+            <w:tcW w:type="dxa" w:w="7200"/>
+            <w:shd w:fill="F2F6F8"/>
+            <w:vAlign w:val="center"/>
+            <w:tcMar>
+              <w:top w:w="65" w:type="dxa"/>
+              <w:start w:w="65" w:type="dxa"/>
+              <w:bottom w:w="65" w:type="dxa"/>
+              <w:end w:w="65" w:type="dxa"/>
+            </w:tcMar>
+          </w:tcPr>
+          <w:p>
+            <w:pPr>
+              <w:spacing w:after="0"/>
+            </w:pPr>
+            <w:r/>
+            <w:r>
+              <w:rPr>
+                <w:rFonts w:ascii="Liberation Sans" w:hAnsi="Liberation Sans"/>
+                <w:b w:val="0"/>
+                <w:sz w:val="14"/>
+              </w:rPr>
+              <w:t>1 level-0 question • 3 level-1 options</w:t>
+            </w:r>
+          </w:p>
+        </w:tc>
+      </w:tr>
+      <w:tr>
+        <w:trPr>
+          <w:cantSplit/>
+        </w:trPr>
+        <w:tc>
+          <w:tcPr>
+            <w:tcW w:type="dxa" w:w="2952"/>
+            <w:vAlign w:val="center"/>
+            <w:tcMar>
+              <w:top w:w="65" w:type="dxa"/>
+              <w:start w:w="65" w:type="dxa"/>
+              <w:bottom w:w="65" w:type="dxa"/>
+              <w:end w:w="65" w:type="dxa"/>
+            </w:tcMar>
+          </w:tcPr>
+          <w:p>
+            <w:pPr>
+              <w:spacing w:after="0"/>
+            </w:pPr>
+            <w:r/>
+            <w:r>
+              <w:rPr>
+                <w:rFonts w:ascii="Liberation Sans" w:hAnsi="Liberation Sans"/>
+                <w:b w:val="0"/>
+                <w:sz w:val="14"/>
+              </w:rPr>
+              <w:t>Original objects</w:t>
+            </w:r>
+          </w:p>
+        </w:tc>
+        <w:tc>
+          <w:tcPr>
+            <w:tcW w:type="dxa" w:w="7200"/>
+            <w:vAlign w:val="center"/>
+            <w:tcMar>
+              <w:top w:w="65" w:type="dxa"/>
+              <w:start w:w="65" w:type="dxa"/>
+              <w:bottom w:w="65" w:type="dxa"/>
+              <w:end w:w="65" w:type="dxa"/>
+            </w:tcMar>
+          </w:tcPr>
+          <w:p>
+            <w:pPr>
+              <w:spacing w:after="0"/>
+            </w:pPr>
+            <w:r/>
+            <w:r>
+              <w:rPr>
+                <w:rFonts w:ascii="Liberation Sans" w:hAnsi="Liberation Sans"/>
+                <w:b w:val="0"/>
+                <w:sz w:val="14"/>
+              </w:rPr>
+              <w:t>0 tables • 0 images • 0 hyperlinks • 1 section</w:t>
+            </w:r>
+          </w:p>
+        </w:tc>
+      </w:tr>
+      <w:tr>
+        <w:trPr>
+          <w:cantSplit/>
+        </w:trPr>
+        <w:tc>
+          <w:tcPr>
+            <w:tcW w:type="dxa" w:w="2952"/>
+            <w:shd w:fill="F2F6F8"/>
+            <w:vAlign w:val="center"/>
+            <w:tcMar>
+              <w:top w:w="65" w:type="dxa"/>
+              <w:start w:w="65" w:type="dxa"/>
+              <w:bottom w:w="65" w:type="dxa"/>
+              <w:end w:w="65" w:type="dxa"/>
+            </w:tcMar>
+          </w:tcPr>
+          <w:p>
+            <w:pPr>
+              <w:spacing w:after="0"/>
+            </w:pPr>
+            <w:r/>
+            <w:r>
+              <w:rPr>
+                <w:rFonts w:ascii="Liberation Sans" w:hAnsi="Liberation Sans"/>
+                <w:b w:val="0"/>
+                <w:sz w:val="14"/>
+              </w:rPr>
+              <w:t>Normalized body SHA256</w:t>
+            </w:r>
+          </w:p>
+        </w:tc>
+        <w:tc>
+          <w:tcPr>
+            <w:tcW w:type="dxa" w:w="7200"/>
+            <w:shd w:fill="F2F6F8"/>
+            <w:vAlign w:val="center"/>
+            <w:tcMar>
+              <w:top w:w="65" w:type="dxa"/>
+              <w:start w:w="65" w:type="dxa"/>
+              <w:bottom w:w="65" w:type="dxa"/>
+              <w:end w:w="65" w:type="dxa"/>
+            </w:tcMar>
+          </w:tcPr>
+          <w:p>
+            <w:pPr>
+              <w:spacing w:after="0"/>
+            </w:pPr>
+            <w:r/>
+            <w:r>
+              <w:rPr>
+                <w:rFonts w:ascii="Liberation Sans" w:hAnsi="Liberation Sans"/>
+                <w:b w:val="0"/>
+                <w:sz w:val="14"/>
+              </w:rPr>
+              <w:t>9215262c621e091ae431a8a2b35e56b5d75a92f8183693ce5f5c0a13ccaabf05</w:t>
+            </w:r>
+          </w:p>
+        </w:tc>
+      </w:tr>
+    </w:tbl>
+    <w:p>
+      <w:pPr>
+        <w:spacing w:after="60"/>
+      </w:pPr>
+      <w:r>
+        <w:rPr>
+          <w:rFonts w:ascii="Liberation Sans" w:hAnsi="Liberation Sans"/>
+          <w:b/>
+          <w:sz w:val="17"/>
+        </w:rPr>
+        <w:t xml:space="preserve">Navigation: </w:t>
+      </w:r>
+      <w:hyperlink w:anchor="source_student_id">
+        <w:r>
+          <w:rPr>
+            <w:color w:val="286F8E"/>
+            <w:u w:val="single"/>
+          </w:rPr>
+          <w:t>Jump to the original Student ID</w:t>
+        </w:r>
+      </w:hyperlink>
+    </w:p>
+    <w:p>
+      <w:pPr>
+        <w:spacing w:after="0"/>
+      </w:pPr>
+      <w:r>
+        <w:br w:type="page"/>
+      </w:r>
+    </w:p>
     <w:p>
       <w:pPr>
         <w:spacing w:before="432" w:after="144" w:line="240" w:lineRule="auto"/>
@@ -61,6 +1745,7 @@
       </w:r>
     </w:p>
     <w:p>
+      <w:bookmarkStart w:id="7301" w:name="source_student_id"/>
       <w:pPr>
         <w:spacing w:before="100" w:beforeAutospacing="1" w:after="100" w:afterAutospacing="1" w:line="240" w:lineRule="auto"/>
         <w:outlineLvl w:val="3"/>
@@ -101,6 +1786,7 @@
         </w:rPr>
         <w:t xml:space="preserve"> ID: A12345678</w:t>
       </w:r>
+      <w:bookmarkEnd w:id="7301"/>
     </w:p>
     <w:p>
       <w:pPr>
@@ -364,14 +2050,3812 @@
         <w:t>A protection domain in Hydra is the "local name space" (LNS): "At any instant, the execution environment (domain) of a program is defined by an LNS</w:t>
       </w:r>
     </w:p>
+    <w:p>
+      <w:pPr>
+        <w:spacing w:after="0"/>
+      </w:pPr>
+      <w:r>
+        <w:br w:type="page"/>
+      </w:r>
+    </w:p>
+    <w:p>
+      <w:pPr>
+        <w:pStyle w:val="Title"/>
+        <w:spacing w:after="80"/>
+      </w:pPr>
+      <w:r>
+        <w:rPr>
+          <w:rFonts w:ascii="Liberation Sans" w:hAnsi="Liberation Sans"/>
+          <w:b/>
+          <w:color w:val="173B57"/>
+          <w:sz w:val="40"/>
+        </w:rPr>
+        <w:t>Preservation Ledger &amp; Closure</w:t>
+      </w:r>
+    </w:p>
+    <w:p>
+      <w:pPr>
+        <w:spacing w:after="60"/>
+      </w:pPr>
+      <w:r>
+        <w:rPr>
+          <w:rFonts w:ascii="Liberation Sans" w:hAnsi="Liberation Sans"/>
+          <w:b w:val="0"/>
+          <w:sz w:val="16"/>
+        </w:rPr>
+        <w:t>The ledger fingerprints the untouched assignment block after the identity-driven cover and before this appendix.</w:t>
+      </w:r>
+    </w:p>
+    <w:p>
+      <w:pPr>
+        <w:pStyle w:val="Heading1"/>
+        <w:spacing w:before="80" w:after="60"/>
+      </w:pPr>
+      <w:r>
+        <w:rPr>
+          <w:rFonts w:ascii="Liberation Sans" w:hAnsi="Liberation Sans"/>
+          <w:b/>
+          <w:color w:val="173B57"/>
+          <w:sz w:val="28"/>
+        </w:rPr>
+        <w:t>Paragraph Preservation Ledger</w:t>
+      </w:r>
+    </w:p>
+    <w:tbl>
+      <w:tblPr>
+        <w:tblW w:type="auto" w:w="0"/>
+        <w:jc w:val="center"/>
+        <w:tblLayout w:type="fixed"/>
+        <w:tblLook w:firstColumn="1" w:firstRow="1" w:lastColumn="0" w:lastRow="0" w:noHBand="0" w:noVBand="1" w:val="04A0"/>
+        <w:tblBorders>
+          <w:top w:val="single" w:sz="5" w:color="B8C8D1"/>
+          <w:left w:val="single" w:sz="5" w:color="B8C8D1"/>
+          <w:bottom w:val="single" w:sz="5" w:color="B8C8D1"/>
+          <w:right w:val="single" w:sz="5" w:color="B8C8D1"/>
+          <w:insideH w:val="single" w:sz="5" w:color="B8C8D1"/>
+          <w:insideV w:val="single" w:sz="5" w:color="B8C8D1"/>
+        </w:tblBorders>
+      </w:tblPr>
+      <w:tblGrid>
+        <w:gridCol w:w="1337"/>
+        <w:gridCol w:w="1337"/>
+        <w:gridCol w:w="1337"/>
+        <w:gridCol w:w="1337"/>
+        <w:gridCol w:w="1337"/>
+        <w:gridCol w:w="1337"/>
+        <w:gridCol w:w="1337"/>
+      </w:tblGrid>
+      <w:tr>
+        <w:trPr>
+          <w:tblHeader/>
+          <w:cantSplit/>
+        </w:trPr>
+        <w:tc>
+          <w:tcPr>
+            <w:tcW w:type="dxa" w:w="461"/>
+            <w:shd w:fill="173B57"/>
+            <w:vAlign w:val="center"/>
+            <w:tcMar>
+              <w:top w:w="65" w:type="dxa"/>
+              <w:start w:w="65" w:type="dxa"/>
+              <w:bottom w:w="65" w:type="dxa"/>
+              <w:end w:w="65" w:type="dxa"/>
+            </w:tcMar>
+          </w:tcPr>
+          <w:p>
+            <w:pPr>
+              <w:spacing w:after="0"/>
+            </w:pPr>
+            <w:r/>
+            <w:r>
+              <w:rPr>
+                <w:rFonts w:ascii="Liberation Sans" w:hAnsi="Liberation Sans"/>
+                <w:b/>
+                <w:color w:val="FFFFFF"/>
+                <w:sz w:val="12"/>
+              </w:rPr>
+              <w:t>#</w:t>
+            </w:r>
+          </w:p>
+        </w:tc>
+        <w:tc>
+          <w:tcPr>
+            <w:tcW w:type="dxa" w:w="1757"/>
+            <w:shd w:fill="173B57"/>
+            <w:vAlign w:val="center"/>
+            <w:tcMar>
+              <w:top w:w="65" w:type="dxa"/>
+              <w:start w:w="65" w:type="dxa"/>
+              <w:bottom w:w="65" w:type="dxa"/>
+              <w:end w:w="65" w:type="dxa"/>
+            </w:tcMar>
+          </w:tcPr>
+          <w:p>
+            <w:pPr>
+              <w:spacing w:after="0"/>
+            </w:pPr>
+            <w:r/>
+            <w:r>
+              <w:rPr>
+                <w:rFonts w:ascii="Liberation Sans" w:hAnsi="Liberation Sans"/>
+                <w:b/>
+                <w:color w:val="FFFFFF"/>
+                <w:sz w:val="12"/>
+              </w:rPr>
+              <w:t>Role</w:t>
+            </w:r>
+          </w:p>
+        </w:tc>
+        <w:tc>
+          <w:tcPr>
+            <w:tcW w:type="dxa" w:w="1440"/>
+            <w:shd w:fill="173B57"/>
+            <w:vAlign w:val="center"/>
+            <w:tcMar>
+              <w:top w:w="65" w:type="dxa"/>
+              <w:start w:w="65" w:type="dxa"/>
+              <w:bottom w:w="65" w:type="dxa"/>
+              <w:end w:w="65" w:type="dxa"/>
+            </w:tcMar>
+          </w:tcPr>
+          <w:p>
+            <w:pPr>
+              <w:spacing w:after="0"/>
+            </w:pPr>
+            <w:r/>
+            <w:r>
+              <w:rPr>
+                <w:rFonts w:ascii="Liberation Sans" w:hAnsi="Liberation Sans"/>
+                <w:b/>
+                <w:color w:val="FFFFFF"/>
+                <w:sz w:val="12"/>
+              </w:rPr>
+              <w:t>List state</w:t>
+            </w:r>
+          </w:p>
+        </w:tc>
+        <w:tc>
+          <w:tcPr>
+            <w:tcW w:type="dxa" w:w="605"/>
+            <w:shd w:fill="173B57"/>
+            <w:vAlign w:val="center"/>
+            <w:tcMar>
+              <w:top w:w="65" w:type="dxa"/>
+              <w:start w:w="65" w:type="dxa"/>
+              <w:bottom w:w="65" w:type="dxa"/>
+              <w:end w:w="65" w:type="dxa"/>
+            </w:tcMar>
+          </w:tcPr>
+          <w:p>
+            <w:pPr>
+              <w:spacing w:after="0"/>
+            </w:pPr>
+            <w:r/>
+            <w:r>
+              <w:rPr>
+                <w:rFonts w:ascii="Liberation Sans" w:hAnsi="Liberation Sans"/>
+                <w:b/>
+                <w:color w:val="FFFFFF"/>
+                <w:sz w:val="12"/>
+              </w:rPr>
+              <w:t>Runs</w:t>
+            </w:r>
+          </w:p>
+        </w:tc>
+        <w:tc>
+          <w:tcPr>
+            <w:tcW w:type="dxa" w:w="619"/>
+            <w:shd w:fill="173B57"/>
+            <w:vAlign w:val="center"/>
+            <w:tcMar>
+              <w:top w:w="65" w:type="dxa"/>
+              <w:start w:w="65" w:type="dxa"/>
+              <w:bottom w:w="65" w:type="dxa"/>
+              <w:end w:w="65" w:type="dxa"/>
+            </w:tcMar>
+          </w:tcPr>
+          <w:p>
+            <w:pPr>
+              <w:spacing w:after="0"/>
+            </w:pPr>
+            <w:r/>
+            <w:r>
+              <w:rPr>
+                <w:rFonts w:ascii="Liberation Sans" w:hAnsi="Liberation Sans"/>
+                <w:b/>
+                <w:color w:val="FFFFFF"/>
+                <w:sz w:val="12"/>
+              </w:rPr>
+              <w:t>Chars</w:t>
+            </w:r>
+          </w:p>
+        </w:tc>
+        <w:tc>
+          <w:tcPr>
+            <w:tcW w:type="dxa" w:w="1296"/>
+            <w:shd w:fill="173B57"/>
+            <w:vAlign w:val="center"/>
+            <w:tcMar>
+              <w:top w:w="65" w:type="dxa"/>
+              <w:start w:w="65" w:type="dxa"/>
+              <w:bottom w:w="65" w:type="dxa"/>
+              <w:end w:w="65" w:type="dxa"/>
+            </w:tcMar>
+          </w:tcPr>
+          <w:p>
+            <w:pPr>
+              <w:spacing w:after="0"/>
+            </w:pPr>
+            <w:r/>
+            <w:r>
+              <w:rPr>
+                <w:rFonts w:ascii="Liberation Sans" w:hAnsi="Liberation Sans"/>
+                <w:b/>
+                <w:color w:val="FFFFFF"/>
+                <w:sz w:val="12"/>
+              </w:rPr>
+              <w:t>SHA-12</w:t>
+            </w:r>
+          </w:p>
+        </w:tc>
+        <w:tc>
+          <w:tcPr>
+            <w:tcW w:type="dxa" w:w="3024"/>
+            <w:shd w:fill="173B57"/>
+            <w:vAlign w:val="center"/>
+            <w:tcMar>
+              <w:top w:w="65" w:type="dxa"/>
+              <w:start w:w="65" w:type="dxa"/>
+              <w:bottom w:w="65" w:type="dxa"/>
+              <w:end w:w="65" w:type="dxa"/>
+            </w:tcMar>
+          </w:tcPr>
+          <w:p>
+            <w:pPr>
+              <w:spacing w:after="0"/>
+            </w:pPr>
+            <w:r/>
+            <w:r>
+              <w:rPr>
+                <w:rFonts w:ascii="Liberation Sans" w:hAnsi="Liberation Sans"/>
+                <w:b/>
+                <w:color w:val="FFFFFF"/>
+                <w:sz w:val="12"/>
+              </w:rPr>
+              <w:t>Text locator</w:t>
+            </w:r>
+          </w:p>
+        </w:tc>
+      </w:tr>
+      <w:tr>
+        <w:trPr>
+          <w:cantSplit/>
+        </w:trPr>
+        <w:tc>
+          <w:tcPr>
+            <w:tcW w:type="dxa" w:w="461"/>
+            <w:vAlign w:val="center"/>
+            <w:tcMar>
+              <w:top w:w="65" w:type="dxa"/>
+              <w:start w:w="65" w:type="dxa"/>
+              <w:bottom w:w="65" w:type="dxa"/>
+              <w:end w:w="65" w:type="dxa"/>
+            </w:tcMar>
+          </w:tcPr>
+          <w:p>
+            <w:pPr>
+              <w:spacing w:after="0"/>
+            </w:pPr>
+            <w:r/>
+            <w:r>
+              <w:rPr>
+                <w:rFonts w:ascii="Liberation Sans" w:hAnsi="Liberation Sans"/>
+                <w:b w:val="0"/>
+                <w:sz w:val="12"/>
+              </w:rPr>
+              <w:t>1</w:t>
+            </w:r>
+          </w:p>
+        </w:tc>
+        <w:tc>
+          <w:tcPr>
+            <w:tcW w:type="dxa" w:w="1757"/>
+            <w:vAlign w:val="center"/>
+            <w:tcMar>
+              <w:top w:w="65" w:type="dxa"/>
+              <w:start w:w="65" w:type="dxa"/>
+              <w:bottom w:w="65" w:type="dxa"/>
+              <w:end w:w="65" w:type="dxa"/>
+            </w:tcMar>
+          </w:tcPr>
+          <w:p>
+            <w:pPr>
+              <w:spacing w:after="0"/>
+            </w:pPr>
+            <w:r/>
+            <w:r>
+              <w:rPr>
+                <w:rFonts w:ascii="Liberation Sans" w:hAnsi="Liberation Sans"/>
+                <w:b w:val="0"/>
+                <w:sz w:val="12"/>
+              </w:rPr>
+              <w:t>assignment title</w:t>
+            </w:r>
+          </w:p>
+        </w:tc>
+        <w:tc>
+          <w:tcPr>
+            <w:tcW w:type="dxa" w:w="1440"/>
+            <w:vAlign w:val="center"/>
+            <w:tcMar>
+              <w:top w:w="65" w:type="dxa"/>
+              <w:start w:w="65" w:type="dxa"/>
+              <w:bottom w:w="65" w:type="dxa"/>
+              <w:end w:w="65" w:type="dxa"/>
+            </w:tcMar>
+          </w:tcPr>
+          <w:p>
+            <w:pPr>
+              <w:spacing w:after="0"/>
+            </w:pPr>
+            <w:r/>
+            <w:r>
+              <w:rPr>
+                <w:rFonts w:ascii="Liberation Sans" w:hAnsi="Liberation Sans"/>
+                <w:b w:val="0"/>
+                <w:sz w:val="12"/>
+              </w:rPr>
+              <w:t>none</w:t>
+            </w:r>
+          </w:p>
+        </w:tc>
+        <w:tc>
+          <w:tcPr>
+            <w:tcW w:type="dxa" w:w="605"/>
+            <w:vAlign w:val="center"/>
+            <w:tcMar>
+              <w:top w:w="65" w:type="dxa"/>
+              <w:start w:w="65" w:type="dxa"/>
+              <w:bottom w:w="65" w:type="dxa"/>
+              <w:end w:w="65" w:type="dxa"/>
+            </w:tcMar>
+          </w:tcPr>
+          <w:p>
+            <w:pPr>
+              <w:spacing w:after="0"/>
+            </w:pPr>
+            <w:r/>
+            <w:r>
+              <w:rPr>
+                <w:rFonts w:ascii="Liberation Sans" w:hAnsi="Liberation Sans"/>
+                <w:b w:val="0"/>
+                <w:sz w:val="12"/>
+              </w:rPr>
+              <w:t>1</w:t>
+            </w:r>
+          </w:p>
+        </w:tc>
+        <w:tc>
+          <w:tcPr>
+            <w:tcW w:type="dxa" w:w="619"/>
+            <w:vAlign w:val="center"/>
+            <w:tcMar>
+              <w:top w:w="65" w:type="dxa"/>
+              <w:start w:w="65" w:type="dxa"/>
+              <w:bottom w:w="65" w:type="dxa"/>
+              <w:end w:w="65" w:type="dxa"/>
+            </w:tcMar>
+          </w:tcPr>
+          <w:p>
+            <w:pPr>
+              <w:spacing w:after="0"/>
+            </w:pPr>
+            <w:r/>
+            <w:r>
+              <w:rPr>
+                <w:rFonts w:ascii="Liberation Sans" w:hAnsi="Liberation Sans"/>
+                <w:b w:val="0"/>
+                <w:sz w:val="12"/>
+              </w:rPr>
+              <w:t>19</w:t>
+            </w:r>
+          </w:p>
+        </w:tc>
+        <w:tc>
+          <w:tcPr>
+            <w:tcW w:type="dxa" w:w="1296"/>
+            <w:vAlign w:val="center"/>
+            <w:tcMar>
+              <w:top w:w="65" w:type="dxa"/>
+              <w:start w:w="65" w:type="dxa"/>
+              <w:bottom w:w="65" w:type="dxa"/>
+              <w:end w:w="65" w:type="dxa"/>
+            </w:tcMar>
+          </w:tcPr>
+          <w:p>
+            <w:pPr>
+              <w:spacing w:after="0"/>
+            </w:pPr>
+            <w:r/>
+            <w:r>
+              <w:rPr>
+                <w:rFonts w:ascii="Liberation Sans" w:hAnsi="Liberation Sans"/>
+                <w:b w:val="0"/>
+                <w:sz w:val="12"/>
+              </w:rPr>
+              <w:t>0995458ecbde</w:t>
+            </w:r>
+          </w:p>
+        </w:tc>
+        <w:tc>
+          <w:tcPr>
+            <w:tcW w:type="dxa" w:w="3024"/>
+            <w:vAlign w:val="center"/>
+            <w:tcMar>
+              <w:top w:w="65" w:type="dxa"/>
+              <w:start w:w="65" w:type="dxa"/>
+              <w:bottom w:w="65" w:type="dxa"/>
+              <w:end w:w="65" w:type="dxa"/>
+            </w:tcMar>
+          </w:tcPr>
+          <w:p>
+            <w:pPr>
+              <w:spacing w:after="0"/>
+            </w:pPr>
+            <w:r/>
+            <w:r>
+              <w:rPr>
+                <w:rFonts w:ascii="Liberation Sans" w:hAnsi="Liberation Sans"/>
+                <w:b w:val="0"/>
+                <w:sz w:val="12"/>
+              </w:rPr>
+              <w:t>CSE 221: Homework 1</w:t>
+            </w:r>
+          </w:p>
+        </w:tc>
+      </w:tr>
+      <w:tr>
+        <w:trPr>
+          <w:cantSplit/>
+        </w:trPr>
+        <w:tc>
+          <w:tcPr>
+            <w:tcW w:type="dxa" w:w="461"/>
+            <w:shd w:fill="F2F6F8"/>
+            <w:vAlign w:val="center"/>
+            <w:tcMar>
+              <w:top w:w="65" w:type="dxa"/>
+              <w:start w:w="65" w:type="dxa"/>
+              <w:bottom w:w="65" w:type="dxa"/>
+              <w:end w:w="65" w:type="dxa"/>
+            </w:tcMar>
+          </w:tcPr>
+          <w:p>
+            <w:pPr>
+              <w:spacing w:after="0"/>
+            </w:pPr>
+            <w:r/>
+            <w:r>
+              <w:rPr>
+                <w:rFonts w:ascii="Liberation Sans" w:hAnsi="Liberation Sans"/>
+                <w:b w:val="0"/>
+                <w:sz w:val="12"/>
+              </w:rPr>
+              <w:t>2</w:t>
+            </w:r>
+          </w:p>
+        </w:tc>
+        <w:tc>
+          <w:tcPr>
+            <w:tcW w:type="dxa" w:w="1757"/>
+            <w:shd w:fill="F2F6F8"/>
+            <w:vAlign w:val="center"/>
+            <w:tcMar>
+              <w:top w:w="65" w:type="dxa"/>
+              <w:start w:w="65" w:type="dxa"/>
+              <w:bottom w:w="65" w:type="dxa"/>
+              <w:end w:w="65" w:type="dxa"/>
+            </w:tcMar>
+          </w:tcPr>
+          <w:p>
+            <w:pPr>
+              <w:spacing w:after="0"/>
+            </w:pPr>
+            <w:r/>
+            <w:r>
+              <w:rPr>
+                <w:rFonts w:ascii="Liberation Sans" w:hAnsi="Liberation Sans"/>
+                <w:b w:val="0"/>
+                <w:sz w:val="12"/>
+              </w:rPr>
+              <w:t>academic term</w:t>
+            </w:r>
+          </w:p>
+        </w:tc>
+        <w:tc>
+          <w:tcPr>
+            <w:tcW w:type="dxa" w:w="1440"/>
+            <w:shd w:fill="F2F6F8"/>
+            <w:vAlign w:val="center"/>
+            <w:tcMar>
+              <w:top w:w="65" w:type="dxa"/>
+              <w:start w:w="65" w:type="dxa"/>
+              <w:bottom w:w="65" w:type="dxa"/>
+              <w:end w:w="65" w:type="dxa"/>
+            </w:tcMar>
+          </w:tcPr>
+          <w:p>
+            <w:pPr>
+              <w:spacing w:after="0"/>
+            </w:pPr>
+            <w:r/>
+            <w:r>
+              <w:rPr>
+                <w:rFonts w:ascii="Liberation Sans" w:hAnsi="Liberation Sans"/>
+                <w:b w:val="0"/>
+                <w:sz w:val="12"/>
+              </w:rPr>
+              <w:t>none</w:t>
+            </w:r>
+          </w:p>
+        </w:tc>
+        <w:tc>
+          <w:tcPr>
+            <w:tcW w:type="dxa" w:w="605"/>
+            <w:shd w:fill="F2F6F8"/>
+            <w:vAlign w:val="center"/>
+            <w:tcMar>
+              <w:top w:w="65" w:type="dxa"/>
+              <w:start w:w="65" w:type="dxa"/>
+              <w:bottom w:w="65" w:type="dxa"/>
+              <w:end w:w="65" w:type="dxa"/>
+            </w:tcMar>
+          </w:tcPr>
+          <w:p>
+            <w:pPr>
+              <w:spacing w:after="0"/>
+            </w:pPr>
+            <w:r/>
+            <w:r>
+              <w:rPr>
+                <w:rFonts w:ascii="Liberation Sans" w:hAnsi="Liberation Sans"/>
+                <w:b w:val="0"/>
+                <w:sz w:val="12"/>
+              </w:rPr>
+              <w:t>1</w:t>
+            </w:r>
+          </w:p>
+        </w:tc>
+        <w:tc>
+          <w:tcPr>
+            <w:tcW w:type="dxa" w:w="619"/>
+            <w:shd w:fill="F2F6F8"/>
+            <w:vAlign w:val="center"/>
+            <w:tcMar>
+              <w:top w:w="65" w:type="dxa"/>
+              <w:start w:w="65" w:type="dxa"/>
+              <w:bottom w:w="65" w:type="dxa"/>
+              <w:end w:w="65" w:type="dxa"/>
+            </w:tcMar>
+          </w:tcPr>
+          <w:p>
+            <w:pPr>
+              <w:spacing w:after="0"/>
+            </w:pPr>
+            <w:r/>
+            <w:r>
+              <w:rPr>
+                <w:rFonts w:ascii="Liberation Sans" w:hAnsi="Liberation Sans"/>
+                <w:b w:val="0"/>
+                <w:sz w:val="12"/>
+              </w:rPr>
+              <w:t>11</w:t>
+            </w:r>
+          </w:p>
+        </w:tc>
+        <w:tc>
+          <w:tcPr>
+            <w:tcW w:type="dxa" w:w="1296"/>
+            <w:shd w:fill="F2F6F8"/>
+            <w:vAlign w:val="center"/>
+            <w:tcMar>
+              <w:top w:w="65" w:type="dxa"/>
+              <w:start w:w="65" w:type="dxa"/>
+              <w:bottom w:w="65" w:type="dxa"/>
+              <w:end w:w="65" w:type="dxa"/>
+            </w:tcMar>
+          </w:tcPr>
+          <w:p>
+            <w:pPr>
+              <w:spacing w:after="0"/>
+            </w:pPr>
+            <w:r/>
+            <w:r>
+              <w:rPr>
+                <w:rFonts w:ascii="Liberation Sans" w:hAnsi="Liberation Sans"/>
+                <w:b w:val="0"/>
+                <w:sz w:val="12"/>
+              </w:rPr>
+              <w:t>635915f5dc59</w:t>
+            </w:r>
+          </w:p>
+        </w:tc>
+        <w:tc>
+          <w:tcPr>
+            <w:tcW w:type="dxa" w:w="3024"/>
+            <w:shd w:fill="F2F6F8"/>
+            <w:vAlign w:val="center"/>
+            <w:tcMar>
+              <w:top w:w="65" w:type="dxa"/>
+              <w:start w:w="65" w:type="dxa"/>
+              <w:bottom w:w="65" w:type="dxa"/>
+              <w:end w:w="65" w:type="dxa"/>
+            </w:tcMar>
+          </w:tcPr>
+          <w:p>
+            <w:pPr>
+              <w:spacing w:after="0"/>
+            </w:pPr>
+            <w:r/>
+            <w:r>
+              <w:rPr>
+                <w:rFonts w:ascii="Liberation Sans" w:hAnsi="Liberation Sans"/>
+                <w:b w:val="0"/>
+                <w:sz w:val="12"/>
+              </w:rPr>
+              <w:t>Winter 2022</w:t>
+            </w:r>
+          </w:p>
+        </w:tc>
+      </w:tr>
+      <w:tr>
+        <w:trPr>
+          <w:cantSplit/>
+        </w:trPr>
+        <w:tc>
+          <w:tcPr>
+            <w:tcW w:type="dxa" w:w="461"/>
+            <w:vAlign w:val="center"/>
+            <w:tcMar>
+              <w:top w:w="65" w:type="dxa"/>
+              <w:start w:w="65" w:type="dxa"/>
+              <w:bottom w:w="65" w:type="dxa"/>
+              <w:end w:w="65" w:type="dxa"/>
+            </w:tcMar>
+          </w:tcPr>
+          <w:p>
+            <w:pPr>
+              <w:spacing w:after="0"/>
+            </w:pPr>
+            <w:r/>
+            <w:r>
+              <w:rPr>
+                <w:rFonts w:ascii="Liberation Sans" w:hAnsi="Liberation Sans"/>
+                <w:b w:val="0"/>
+                <w:sz w:val="12"/>
+              </w:rPr>
+              <w:t>3</w:t>
+            </w:r>
+          </w:p>
+        </w:tc>
+        <w:tc>
+          <w:tcPr>
+            <w:tcW w:type="dxa" w:w="1757"/>
+            <w:vAlign w:val="center"/>
+            <w:tcMar>
+              <w:top w:w="65" w:type="dxa"/>
+              <w:start w:w="65" w:type="dxa"/>
+              <w:bottom w:w="65" w:type="dxa"/>
+              <w:end w:w="65" w:type="dxa"/>
+            </w:tcMar>
+          </w:tcPr>
+          <w:p>
+            <w:pPr>
+              <w:spacing w:after="0"/>
+            </w:pPr>
+            <w:r/>
+            <w:r>
+              <w:rPr>
+                <w:rFonts w:ascii="Liberation Sans" w:hAnsi="Liberation Sans"/>
+                <w:b w:val="0"/>
+                <w:sz w:val="12"/>
+              </w:rPr>
+              <w:t>student identity</w:t>
+            </w:r>
+          </w:p>
+        </w:tc>
+        <w:tc>
+          <w:tcPr>
+            <w:tcW w:type="dxa" w:w="1440"/>
+            <w:vAlign w:val="center"/>
+            <w:tcMar>
+              <w:top w:w="65" w:type="dxa"/>
+              <w:start w:w="65" w:type="dxa"/>
+              <w:bottom w:w="65" w:type="dxa"/>
+              <w:end w:w="65" w:type="dxa"/>
+            </w:tcMar>
+          </w:tcPr>
+          <w:p>
+            <w:pPr>
+              <w:spacing w:after="0"/>
+            </w:pPr>
+            <w:r/>
+            <w:r>
+              <w:rPr>
+                <w:rFonts w:ascii="Liberation Sans" w:hAnsi="Liberation Sans"/>
+                <w:b w:val="0"/>
+                <w:sz w:val="12"/>
+              </w:rPr>
+              <w:t>none</w:t>
+            </w:r>
+          </w:p>
+        </w:tc>
+        <w:tc>
+          <w:tcPr>
+            <w:tcW w:type="dxa" w:w="605"/>
+            <w:vAlign w:val="center"/>
+            <w:tcMar>
+              <w:top w:w="65" w:type="dxa"/>
+              <w:start w:w="65" w:type="dxa"/>
+              <w:bottom w:w="65" w:type="dxa"/>
+              <w:end w:w="65" w:type="dxa"/>
+            </w:tcMar>
+          </w:tcPr>
+          <w:p>
+            <w:pPr>
+              <w:spacing w:after="0"/>
+            </w:pPr>
+            <w:r/>
+            <w:r>
+              <w:rPr>
+                <w:rFonts w:ascii="Liberation Sans" w:hAnsi="Liberation Sans"/>
+                <w:b w:val="0"/>
+                <w:sz w:val="12"/>
+              </w:rPr>
+              <w:t>2</w:t>
+            </w:r>
+          </w:p>
+        </w:tc>
+        <w:tc>
+          <w:tcPr>
+            <w:tcW w:type="dxa" w:w="619"/>
+            <w:vAlign w:val="center"/>
+            <w:tcMar>
+              <w:top w:w="65" w:type="dxa"/>
+              <w:start w:w="65" w:type="dxa"/>
+              <w:bottom w:w="65" w:type="dxa"/>
+              <w:end w:w="65" w:type="dxa"/>
+            </w:tcMar>
+          </w:tcPr>
+          <w:p>
+            <w:pPr>
+              <w:spacing w:after="0"/>
+            </w:pPr>
+            <w:r/>
+            <w:r>
+              <w:rPr>
+                <w:rFonts w:ascii="Liberation Sans" w:hAnsi="Liberation Sans"/>
+                <w:b w:val="0"/>
+                <w:sz w:val="12"/>
+              </w:rPr>
+              <w:t>21</w:t>
+            </w:r>
+          </w:p>
+        </w:tc>
+        <w:tc>
+          <w:tcPr>
+            <w:tcW w:type="dxa" w:w="1296"/>
+            <w:vAlign w:val="center"/>
+            <w:tcMar>
+              <w:top w:w="65" w:type="dxa"/>
+              <w:start w:w="65" w:type="dxa"/>
+              <w:bottom w:w="65" w:type="dxa"/>
+              <w:end w:w="65" w:type="dxa"/>
+            </w:tcMar>
+          </w:tcPr>
+          <w:p>
+            <w:pPr>
+              <w:spacing w:after="0"/>
+            </w:pPr>
+            <w:r/>
+            <w:r>
+              <w:rPr>
+                <w:rFonts w:ascii="Liberation Sans" w:hAnsi="Liberation Sans"/>
+                <w:b w:val="0"/>
+                <w:sz w:val="12"/>
+              </w:rPr>
+              <w:t>426bba8e61df</w:t>
+            </w:r>
+          </w:p>
+        </w:tc>
+        <w:tc>
+          <w:tcPr>
+            <w:tcW w:type="dxa" w:w="3024"/>
+            <w:vAlign w:val="center"/>
+            <w:tcMar>
+              <w:top w:w="65" w:type="dxa"/>
+              <w:start w:w="65" w:type="dxa"/>
+              <w:bottom w:w="65" w:type="dxa"/>
+              <w:end w:w="65" w:type="dxa"/>
+            </w:tcMar>
+          </w:tcPr>
+          <w:p>
+            <w:pPr>
+              <w:spacing w:after="0"/>
+            </w:pPr>
+            <w:r/>
+            <w:r>
+              <w:rPr>
+                <w:rFonts w:ascii="Liberation Sans" w:hAnsi="Liberation Sans"/>
+                <w:b w:val="0"/>
+                <w:sz w:val="12"/>
+              </w:rPr>
+              <w:t>Student ID: A12345678</w:t>
+            </w:r>
+          </w:p>
+        </w:tc>
+      </w:tr>
+      <w:tr>
+        <w:trPr>
+          <w:cantSplit/>
+        </w:trPr>
+        <w:tc>
+          <w:tcPr>
+            <w:tcW w:type="dxa" w:w="461"/>
+            <w:shd w:fill="F2F6F8"/>
+            <w:vAlign w:val="center"/>
+            <w:tcMar>
+              <w:top w:w="65" w:type="dxa"/>
+              <w:start w:w="65" w:type="dxa"/>
+              <w:bottom w:w="65" w:type="dxa"/>
+              <w:end w:w="65" w:type="dxa"/>
+            </w:tcMar>
+          </w:tcPr>
+          <w:p>
+            <w:pPr>
+              <w:spacing w:after="0"/>
+            </w:pPr>
+            <w:r/>
+            <w:r>
+              <w:rPr>
+                <w:rFonts w:ascii="Liberation Sans" w:hAnsi="Liberation Sans"/>
+                <w:b w:val="0"/>
+                <w:sz w:val="12"/>
+              </w:rPr>
+              <w:t>4</w:t>
+            </w:r>
+          </w:p>
+        </w:tc>
+        <w:tc>
+          <w:tcPr>
+            <w:tcW w:type="dxa" w:w="1757"/>
+            <w:shd w:fill="F2F6F8"/>
+            <w:vAlign w:val="center"/>
+            <w:tcMar>
+              <w:top w:w="65" w:type="dxa"/>
+              <w:start w:w="65" w:type="dxa"/>
+              <w:bottom w:w="65" w:type="dxa"/>
+              <w:end w:w="65" w:type="dxa"/>
+            </w:tcMar>
+          </w:tcPr>
+          <w:p>
+            <w:pPr>
+              <w:spacing w:after="0"/>
+            </w:pPr>
+            <w:r/>
+            <w:r>
+              <w:rPr>
+                <w:rFonts w:ascii="Liberation Sans" w:hAnsi="Liberation Sans"/>
+                <w:b w:val="0"/>
+                <w:sz w:val="12"/>
+              </w:rPr>
+              <w:t>answering instruction</w:t>
+            </w:r>
+          </w:p>
+        </w:tc>
+        <w:tc>
+          <w:tcPr>
+            <w:tcW w:type="dxa" w:w="1440"/>
+            <w:shd w:fill="F2F6F8"/>
+            <w:vAlign w:val="center"/>
+            <w:tcMar>
+              <w:top w:w="65" w:type="dxa"/>
+              <w:start w:w="65" w:type="dxa"/>
+              <w:bottom w:w="65" w:type="dxa"/>
+              <w:end w:w="65" w:type="dxa"/>
+            </w:tcMar>
+          </w:tcPr>
+          <w:p>
+            <w:pPr>
+              <w:spacing w:after="0"/>
+            </w:pPr>
+            <w:r/>
+            <w:r>
+              <w:rPr>
+                <w:rFonts w:ascii="Liberation Sans" w:hAnsi="Liberation Sans"/>
+                <w:b w:val="0"/>
+                <w:sz w:val="12"/>
+              </w:rPr>
+              <w:t>none</w:t>
+            </w:r>
+          </w:p>
+        </w:tc>
+        <w:tc>
+          <w:tcPr>
+            <w:tcW w:type="dxa" w:w="605"/>
+            <w:shd w:fill="F2F6F8"/>
+            <w:vAlign w:val="center"/>
+            <w:tcMar>
+              <w:top w:w="65" w:type="dxa"/>
+              <w:start w:w="65" w:type="dxa"/>
+              <w:bottom w:w="65" w:type="dxa"/>
+              <w:end w:w="65" w:type="dxa"/>
+            </w:tcMar>
+          </w:tcPr>
+          <w:p>
+            <w:pPr>
+              <w:spacing w:after="0"/>
+            </w:pPr>
+            <w:r/>
+            <w:r>
+              <w:rPr>
+                <w:rFonts w:ascii="Liberation Sans" w:hAnsi="Liberation Sans"/>
+                <w:b w:val="0"/>
+                <w:sz w:val="12"/>
+              </w:rPr>
+              <w:t>1</w:t>
+            </w:r>
+          </w:p>
+        </w:tc>
+        <w:tc>
+          <w:tcPr>
+            <w:tcW w:type="dxa" w:w="619"/>
+            <w:shd w:fill="F2F6F8"/>
+            <w:vAlign w:val="center"/>
+            <w:tcMar>
+              <w:top w:w="65" w:type="dxa"/>
+              <w:start w:w="65" w:type="dxa"/>
+              <w:bottom w:w="65" w:type="dxa"/>
+              <w:end w:w="65" w:type="dxa"/>
+            </w:tcMar>
+          </w:tcPr>
+          <w:p>
+            <w:pPr>
+              <w:spacing w:after="0"/>
+            </w:pPr>
+            <w:r/>
+            <w:r>
+              <w:rPr>
+                <w:rFonts w:ascii="Liberation Sans" w:hAnsi="Liberation Sans"/>
+                <w:b w:val="0"/>
+                <w:sz w:val="12"/>
+              </w:rPr>
+              <w:t>349</w:t>
+            </w:r>
+          </w:p>
+        </w:tc>
+        <w:tc>
+          <w:tcPr>
+            <w:tcW w:type="dxa" w:w="1296"/>
+            <w:shd w:fill="F2F6F8"/>
+            <w:vAlign w:val="center"/>
+            <w:tcMar>
+              <w:top w:w="65" w:type="dxa"/>
+              <w:start w:w="65" w:type="dxa"/>
+              <w:bottom w:w="65" w:type="dxa"/>
+              <w:end w:w="65" w:type="dxa"/>
+            </w:tcMar>
+          </w:tcPr>
+          <w:p>
+            <w:pPr>
+              <w:spacing w:after="0"/>
+            </w:pPr>
+            <w:r/>
+            <w:r>
+              <w:rPr>
+                <w:rFonts w:ascii="Liberation Sans" w:hAnsi="Liberation Sans"/>
+                <w:b w:val="0"/>
+                <w:sz w:val="12"/>
+              </w:rPr>
+              <w:t>ef135f540e64</w:t>
+            </w:r>
+          </w:p>
+        </w:tc>
+        <w:tc>
+          <w:tcPr>
+            <w:tcW w:type="dxa" w:w="3024"/>
+            <w:shd w:fill="F2F6F8"/>
+            <w:vAlign w:val="center"/>
+            <w:tcMar>
+              <w:top w:w="65" w:type="dxa"/>
+              <w:start w:w="65" w:type="dxa"/>
+              <w:bottom w:w="65" w:type="dxa"/>
+              <w:end w:w="65" w:type="dxa"/>
+            </w:tcMar>
+          </w:tcPr>
+          <w:p>
+            <w:pPr>
+              <w:spacing w:after="0"/>
+            </w:pPr>
+            <w:r/>
+            <w:r>
+              <w:rPr>
+                <w:rFonts w:ascii="Liberation Sans" w:hAnsi="Liberation Sans"/>
+                <w:b w:val="0"/>
+                <w:sz w:val="12"/>
+              </w:rPr>
+              <w:t>Answer the following questions. Fo…</w:t>
+            </w:r>
+          </w:p>
+        </w:tc>
+      </w:tr>
+      <w:tr>
+        <w:trPr>
+          <w:cantSplit/>
+        </w:trPr>
+        <w:tc>
+          <w:tcPr>
+            <w:tcW w:type="dxa" w:w="461"/>
+            <w:vAlign w:val="center"/>
+            <w:tcMar>
+              <w:top w:w="65" w:type="dxa"/>
+              <w:start w:w="65" w:type="dxa"/>
+              <w:bottom w:w="65" w:type="dxa"/>
+              <w:end w:w="65" w:type="dxa"/>
+            </w:tcMar>
+          </w:tcPr>
+          <w:p>
+            <w:pPr>
+              <w:spacing w:after="0"/>
+            </w:pPr>
+            <w:r/>
+            <w:r>
+              <w:rPr>
+                <w:rFonts w:ascii="Liberation Sans" w:hAnsi="Liberation Sans"/>
+                <w:b w:val="0"/>
+                <w:sz w:val="12"/>
+              </w:rPr>
+              <w:t>5</w:t>
+            </w:r>
+          </w:p>
+        </w:tc>
+        <w:tc>
+          <w:tcPr>
+            <w:tcW w:type="dxa" w:w="1757"/>
+            <w:vAlign w:val="center"/>
+            <w:tcMar>
+              <w:top w:w="65" w:type="dxa"/>
+              <w:start w:w="65" w:type="dxa"/>
+              <w:bottom w:w="65" w:type="dxa"/>
+              <w:end w:w="65" w:type="dxa"/>
+            </w:tcMar>
+          </w:tcPr>
+          <w:p>
+            <w:pPr>
+              <w:spacing w:after="0"/>
+            </w:pPr>
+            <w:r/>
+            <w:r>
+              <w:rPr>
+                <w:rFonts w:ascii="Liberation Sans" w:hAnsi="Liberation Sans"/>
+                <w:b w:val="0"/>
+                <w:sz w:val="12"/>
+              </w:rPr>
+              <w:t>grading policy</w:t>
+            </w:r>
+          </w:p>
+        </w:tc>
+        <w:tc>
+          <w:tcPr>
+            <w:tcW w:type="dxa" w:w="1440"/>
+            <w:vAlign w:val="center"/>
+            <w:tcMar>
+              <w:top w:w="65" w:type="dxa"/>
+              <w:start w:w="65" w:type="dxa"/>
+              <w:bottom w:w="65" w:type="dxa"/>
+              <w:end w:w="65" w:type="dxa"/>
+            </w:tcMar>
+          </w:tcPr>
+          <w:p>
+            <w:pPr>
+              <w:spacing w:after="0"/>
+            </w:pPr>
+            <w:r/>
+            <w:r>
+              <w:rPr>
+                <w:rFonts w:ascii="Liberation Sans" w:hAnsi="Liberation Sans"/>
+                <w:b w:val="0"/>
+                <w:sz w:val="12"/>
+              </w:rPr>
+              <w:t>none</w:t>
+            </w:r>
+          </w:p>
+        </w:tc>
+        <w:tc>
+          <w:tcPr>
+            <w:tcW w:type="dxa" w:w="605"/>
+            <w:vAlign w:val="center"/>
+            <w:tcMar>
+              <w:top w:w="65" w:type="dxa"/>
+              <w:start w:w="65" w:type="dxa"/>
+              <w:bottom w:w="65" w:type="dxa"/>
+              <w:end w:w="65" w:type="dxa"/>
+            </w:tcMar>
+          </w:tcPr>
+          <w:p>
+            <w:pPr>
+              <w:spacing w:after="0"/>
+            </w:pPr>
+            <w:r/>
+            <w:r>
+              <w:rPr>
+                <w:rFonts w:ascii="Liberation Sans" w:hAnsi="Liberation Sans"/>
+                <w:b w:val="0"/>
+                <w:sz w:val="12"/>
+              </w:rPr>
+              <w:t>1</w:t>
+            </w:r>
+          </w:p>
+        </w:tc>
+        <w:tc>
+          <w:tcPr>
+            <w:tcW w:type="dxa" w:w="619"/>
+            <w:vAlign w:val="center"/>
+            <w:tcMar>
+              <w:top w:w="65" w:type="dxa"/>
+              <w:start w:w="65" w:type="dxa"/>
+              <w:bottom w:w="65" w:type="dxa"/>
+              <w:end w:w="65" w:type="dxa"/>
+            </w:tcMar>
+          </w:tcPr>
+          <w:p>
+            <w:pPr>
+              <w:spacing w:after="0"/>
+            </w:pPr>
+            <w:r/>
+            <w:r>
+              <w:rPr>
+                <w:rFonts w:ascii="Liberation Sans" w:hAnsi="Liberation Sans"/>
+                <w:b w:val="0"/>
+                <w:sz w:val="12"/>
+              </w:rPr>
+              <w:t>120</w:t>
+            </w:r>
+          </w:p>
+        </w:tc>
+        <w:tc>
+          <w:tcPr>
+            <w:tcW w:type="dxa" w:w="1296"/>
+            <w:vAlign w:val="center"/>
+            <w:tcMar>
+              <w:top w:w="65" w:type="dxa"/>
+              <w:start w:w="65" w:type="dxa"/>
+              <w:bottom w:w="65" w:type="dxa"/>
+              <w:end w:w="65" w:type="dxa"/>
+            </w:tcMar>
+          </w:tcPr>
+          <w:p>
+            <w:pPr>
+              <w:spacing w:after="0"/>
+            </w:pPr>
+            <w:r/>
+            <w:r>
+              <w:rPr>
+                <w:rFonts w:ascii="Liberation Sans" w:hAnsi="Liberation Sans"/>
+                <w:b w:val="0"/>
+                <w:sz w:val="12"/>
+              </w:rPr>
+              <w:t>7da6256e2e68</w:t>
+            </w:r>
+          </w:p>
+        </w:tc>
+        <w:tc>
+          <w:tcPr>
+            <w:tcW w:type="dxa" w:w="3024"/>
+            <w:vAlign w:val="center"/>
+            <w:tcMar>
+              <w:top w:w="65" w:type="dxa"/>
+              <w:start w:w="65" w:type="dxa"/>
+              <w:bottom w:w="65" w:type="dxa"/>
+              <w:end w:w="65" w:type="dxa"/>
+            </w:tcMar>
+          </w:tcPr>
+          <w:p>
+            <w:pPr>
+              <w:spacing w:after="0"/>
+            </w:pPr>
+            <w:r/>
+            <w:r>
+              <w:rPr>
+                <w:rFonts w:ascii="Liberation Sans" w:hAnsi="Liberation Sans"/>
+                <w:b w:val="0"/>
+                <w:sz w:val="12"/>
+              </w:rPr>
+              <w:t>When grading homeworks, we will gr…</w:t>
+            </w:r>
+          </w:p>
+        </w:tc>
+      </w:tr>
+      <w:tr>
+        <w:trPr>
+          <w:cantSplit/>
+        </w:trPr>
+        <w:tc>
+          <w:tcPr>
+            <w:tcW w:type="dxa" w:w="461"/>
+            <w:shd w:fill="F2F6F8"/>
+            <w:vAlign w:val="center"/>
+            <w:tcMar>
+              <w:top w:w="65" w:type="dxa"/>
+              <w:start w:w="65" w:type="dxa"/>
+              <w:bottom w:w="65" w:type="dxa"/>
+              <w:end w:w="65" w:type="dxa"/>
+            </w:tcMar>
+          </w:tcPr>
+          <w:p>
+            <w:pPr>
+              <w:spacing w:after="0"/>
+            </w:pPr>
+            <w:r/>
+            <w:r>
+              <w:rPr>
+                <w:rFonts w:ascii="Liberation Sans" w:hAnsi="Liberation Sans"/>
+                <w:b w:val="0"/>
+                <w:sz w:val="12"/>
+              </w:rPr>
+              <w:t>6</w:t>
+            </w:r>
+          </w:p>
+        </w:tc>
+        <w:tc>
+          <w:tcPr>
+            <w:tcW w:type="dxa" w:w="1757"/>
+            <w:shd w:fill="F2F6F8"/>
+            <w:vAlign w:val="center"/>
+            <w:tcMar>
+              <w:top w:w="65" w:type="dxa"/>
+              <w:start w:w="65" w:type="dxa"/>
+              <w:bottom w:w="65" w:type="dxa"/>
+              <w:end w:w="65" w:type="dxa"/>
+            </w:tcMar>
+          </w:tcPr>
+          <w:p>
+            <w:pPr>
+              <w:spacing w:after="0"/>
+            </w:pPr>
+            <w:r/>
+            <w:r>
+              <w:rPr>
+                <w:rFonts w:ascii="Liberation Sans" w:hAnsi="Liberation Sans"/>
+                <w:b w:val="0"/>
+                <w:sz w:val="12"/>
+              </w:rPr>
+              <w:t>submission instruction</w:t>
+            </w:r>
+          </w:p>
+        </w:tc>
+        <w:tc>
+          <w:tcPr>
+            <w:tcW w:type="dxa" w:w="1440"/>
+            <w:shd w:fill="F2F6F8"/>
+            <w:vAlign w:val="center"/>
+            <w:tcMar>
+              <w:top w:w="65" w:type="dxa"/>
+              <w:start w:w="65" w:type="dxa"/>
+              <w:bottom w:w="65" w:type="dxa"/>
+              <w:end w:w="65" w:type="dxa"/>
+            </w:tcMar>
+          </w:tcPr>
+          <w:p>
+            <w:pPr>
+              <w:spacing w:after="0"/>
+            </w:pPr>
+            <w:r/>
+            <w:r>
+              <w:rPr>
+                <w:rFonts w:ascii="Liberation Sans" w:hAnsi="Liberation Sans"/>
+                <w:b w:val="0"/>
+                <w:sz w:val="12"/>
+              </w:rPr>
+              <w:t>none</w:t>
+            </w:r>
+          </w:p>
+        </w:tc>
+        <w:tc>
+          <w:tcPr>
+            <w:tcW w:type="dxa" w:w="605"/>
+            <w:shd w:fill="F2F6F8"/>
+            <w:vAlign w:val="center"/>
+            <w:tcMar>
+              <w:top w:w="65" w:type="dxa"/>
+              <w:start w:w="65" w:type="dxa"/>
+              <w:bottom w:w="65" w:type="dxa"/>
+              <w:end w:w="65" w:type="dxa"/>
+            </w:tcMar>
+          </w:tcPr>
+          <w:p>
+            <w:pPr>
+              <w:spacing w:after="0"/>
+            </w:pPr>
+            <w:r/>
+            <w:r>
+              <w:rPr>
+                <w:rFonts w:ascii="Liberation Sans" w:hAnsi="Liberation Sans"/>
+                <w:b w:val="0"/>
+                <w:sz w:val="12"/>
+              </w:rPr>
+              <w:t>1</w:t>
+            </w:r>
+          </w:p>
+        </w:tc>
+        <w:tc>
+          <w:tcPr>
+            <w:tcW w:type="dxa" w:w="619"/>
+            <w:shd w:fill="F2F6F8"/>
+            <w:vAlign w:val="center"/>
+            <w:tcMar>
+              <w:top w:w="65" w:type="dxa"/>
+              <w:start w:w="65" w:type="dxa"/>
+              <w:bottom w:w="65" w:type="dxa"/>
+              <w:end w:w="65" w:type="dxa"/>
+            </w:tcMar>
+          </w:tcPr>
+          <w:p>
+            <w:pPr>
+              <w:spacing w:after="0"/>
+            </w:pPr>
+            <w:r/>
+            <w:r>
+              <w:rPr>
+                <w:rFonts w:ascii="Liberation Sans" w:hAnsi="Liberation Sans"/>
+                <w:b w:val="0"/>
+                <w:sz w:val="12"/>
+              </w:rPr>
+              <w:t>91</w:t>
+            </w:r>
+          </w:p>
+        </w:tc>
+        <w:tc>
+          <w:tcPr>
+            <w:tcW w:type="dxa" w:w="1296"/>
+            <w:shd w:fill="F2F6F8"/>
+            <w:vAlign w:val="center"/>
+            <w:tcMar>
+              <w:top w:w="65" w:type="dxa"/>
+              <w:start w:w="65" w:type="dxa"/>
+              <w:bottom w:w="65" w:type="dxa"/>
+              <w:end w:w="65" w:type="dxa"/>
+            </w:tcMar>
+          </w:tcPr>
+          <w:p>
+            <w:pPr>
+              <w:spacing w:after="0"/>
+            </w:pPr>
+            <w:r/>
+            <w:r>
+              <w:rPr>
+                <w:rFonts w:ascii="Liberation Sans" w:hAnsi="Liberation Sans"/>
+                <w:b w:val="0"/>
+                <w:sz w:val="12"/>
+              </w:rPr>
+              <w:t>ce9721b09ec1</w:t>
+            </w:r>
+          </w:p>
+        </w:tc>
+        <w:tc>
+          <w:tcPr>
+            <w:tcW w:type="dxa" w:w="3024"/>
+            <w:shd w:fill="F2F6F8"/>
+            <w:vAlign w:val="center"/>
+            <w:tcMar>
+              <w:top w:w="65" w:type="dxa"/>
+              <w:start w:w="65" w:type="dxa"/>
+              <w:bottom w:w="65" w:type="dxa"/>
+              <w:end w:w="65" w:type="dxa"/>
+            </w:tcMar>
+          </w:tcPr>
+          <w:p>
+            <w:pPr>
+              <w:spacing w:after="0"/>
+            </w:pPr>
+            <w:r/>
+            <w:r>
+              <w:rPr>
+                <w:rFonts w:ascii="Liberation Sans" w:hAnsi="Liberation Sans"/>
+                <w:b w:val="0"/>
+                <w:sz w:val="12"/>
+              </w:rPr>
+              <w:t>Submit your homework by uploading …</w:t>
+            </w:r>
+          </w:p>
+        </w:tc>
+      </w:tr>
+      <w:tr>
+        <w:trPr>
+          <w:cantSplit/>
+        </w:trPr>
+        <w:tc>
+          <w:tcPr>
+            <w:tcW w:type="dxa" w:w="461"/>
+            <w:vAlign w:val="center"/>
+            <w:tcMar>
+              <w:top w:w="65" w:type="dxa"/>
+              <w:start w:w="65" w:type="dxa"/>
+              <w:bottom w:w="65" w:type="dxa"/>
+              <w:end w:w="65" w:type="dxa"/>
+            </w:tcMar>
+          </w:tcPr>
+          <w:p>
+            <w:pPr>
+              <w:spacing w:after="0"/>
+            </w:pPr>
+            <w:r/>
+            <w:r>
+              <w:rPr>
+                <w:rFonts w:ascii="Liberation Sans" w:hAnsi="Liberation Sans"/>
+                <w:b w:val="0"/>
+                <w:sz w:val="12"/>
+              </w:rPr>
+              <w:t>7</w:t>
+            </w:r>
+          </w:p>
+        </w:tc>
+        <w:tc>
+          <w:tcPr>
+            <w:tcW w:type="dxa" w:w="1757"/>
+            <w:vAlign w:val="center"/>
+            <w:tcMar>
+              <w:top w:w="65" w:type="dxa"/>
+              <w:start w:w="65" w:type="dxa"/>
+              <w:bottom w:w="65" w:type="dxa"/>
+              <w:end w:w="65" w:type="dxa"/>
+            </w:tcMar>
+          </w:tcPr>
+          <w:p>
+            <w:pPr>
+              <w:spacing w:after="0"/>
+            </w:pPr>
+            <w:r/>
+            <w:r>
+              <w:rPr>
+                <w:rFonts w:ascii="Liberation Sans" w:hAnsi="Liberation Sans"/>
+                <w:b w:val="0"/>
+                <w:sz w:val="12"/>
+              </w:rPr>
+              <w:t>question 1</w:t>
+            </w:r>
+          </w:p>
+        </w:tc>
+        <w:tc>
+          <w:tcPr>
+            <w:tcW w:type="dxa" w:w="1440"/>
+            <w:vAlign w:val="center"/>
+            <w:tcMar>
+              <w:top w:w="65" w:type="dxa"/>
+              <w:start w:w="65" w:type="dxa"/>
+              <w:bottom w:w="65" w:type="dxa"/>
+              <w:end w:w="65" w:type="dxa"/>
+            </w:tcMar>
+          </w:tcPr>
+          <w:p>
+            <w:pPr>
+              <w:spacing w:after="0"/>
+            </w:pPr>
+            <w:r/>
+            <w:r>
+              <w:rPr>
+                <w:rFonts w:ascii="Liberation Sans" w:hAnsi="Liberation Sans"/>
+                <w:b w:val="0"/>
+                <w:sz w:val="12"/>
+              </w:rPr>
+              <w:t>numId 1 • level 0</w:t>
+            </w:r>
+          </w:p>
+        </w:tc>
+        <w:tc>
+          <w:tcPr>
+            <w:tcW w:type="dxa" w:w="605"/>
+            <w:vAlign w:val="center"/>
+            <w:tcMar>
+              <w:top w:w="65" w:type="dxa"/>
+              <w:start w:w="65" w:type="dxa"/>
+              <w:bottom w:w="65" w:type="dxa"/>
+              <w:end w:w="65" w:type="dxa"/>
+            </w:tcMar>
+          </w:tcPr>
+          <w:p>
+            <w:pPr>
+              <w:spacing w:after="0"/>
+            </w:pPr>
+            <w:r/>
+            <w:r>
+              <w:rPr>
+                <w:rFonts w:ascii="Liberation Sans" w:hAnsi="Liberation Sans"/>
+                <w:b w:val="0"/>
+                <w:sz w:val="12"/>
+              </w:rPr>
+              <w:t>1</w:t>
+            </w:r>
+          </w:p>
+        </w:tc>
+        <w:tc>
+          <w:tcPr>
+            <w:tcW w:type="dxa" w:w="619"/>
+            <w:vAlign w:val="center"/>
+            <w:tcMar>
+              <w:top w:w="65" w:type="dxa"/>
+              <w:start w:w="65" w:type="dxa"/>
+              <w:bottom w:w="65" w:type="dxa"/>
+              <w:end w:w="65" w:type="dxa"/>
+            </w:tcMar>
+          </w:tcPr>
+          <w:p>
+            <w:pPr>
+              <w:spacing w:after="0"/>
+            </w:pPr>
+            <w:r/>
+            <w:r>
+              <w:rPr>
+                <w:rFonts w:ascii="Liberation Sans" w:hAnsi="Liberation Sans"/>
+                <w:b w:val="0"/>
+                <w:sz w:val="12"/>
+              </w:rPr>
+              <w:t>580</w:t>
+            </w:r>
+          </w:p>
+        </w:tc>
+        <w:tc>
+          <w:tcPr>
+            <w:tcW w:type="dxa" w:w="1296"/>
+            <w:vAlign w:val="center"/>
+            <w:tcMar>
+              <w:top w:w="65" w:type="dxa"/>
+              <w:start w:w="65" w:type="dxa"/>
+              <w:bottom w:w="65" w:type="dxa"/>
+              <w:end w:w="65" w:type="dxa"/>
+            </w:tcMar>
+          </w:tcPr>
+          <w:p>
+            <w:pPr>
+              <w:spacing w:after="0"/>
+            </w:pPr>
+            <w:r/>
+            <w:r>
+              <w:rPr>
+                <w:rFonts w:ascii="Liberation Sans" w:hAnsi="Liberation Sans"/>
+                <w:b w:val="0"/>
+                <w:sz w:val="12"/>
+              </w:rPr>
+              <w:t>706969d595e0</w:t>
+            </w:r>
+          </w:p>
+        </w:tc>
+        <w:tc>
+          <w:tcPr>
+            <w:tcW w:type="dxa" w:w="3024"/>
+            <w:vAlign w:val="center"/>
+            <w:tcMar>
+              <w:top w:w="65" w:type="dxa"/>
+              <w:start w:w="65" w:type="dxa"/>
+              <w:bottom w:w="65" w:type="dxa"/>
+              <w:end w:w="65" w:type="dxa"/>
+            </w:tcMar>
+          </w:tcPr>
+          <w:p>
+            <w:pPr>
+              <w:spacing w:after="0"/>
+            </w:pPr>
+            <w:r/>
+            <w:r>
+              <w:rPr>
+                <w:rFonts w:ascii="Liberation Sans" w:hAnsi="Liberation Sans"/>
+                <w:b w:val="0"/>
+                <w:sz w:val="12"/>
+              </w:rPr>
+              <w:t>A fundamental aspect of protection…</w:t>
+            </w:r>
+          </w:p>
+        </w:tc>
+      </w:tr>
+      <w:tr>
+        <w:trPr>
+          <w:cantSplit/>
+        </w:trPr>
+        <w:tc>
+          <w:tcPr>
+            <w:tcW w:type="dxa" w:w="461"/>
+            <w:shd w:fill="F2F6F8"/>
+            <w:vAlign w:val="center"/>
+            <w:tcMar>
+              <w:top w:w="65" w:type="dxa"/>
+              <w:start w:w="65" w:type="dxa"/>
+              <w:bottom w:w="65" w:type="dxa"/>
+              <w:end w:w="65" w:type="dxa"/>
+            </w:tcMar>
+          </w:tcPr>
+          <w:p>
+            <w:pPr>
+              <w:spacing w:after="0"/>
+            </w:pPr>
+            <w:r/>
+            <w:r>
+              <w:rPr>
+                <w:rFonts w:ascii="Liberation Sans" w:hAnsi="Liberation Sans"/>
+                <w:b w:val="0"/>
+                <w:sz w:val="12"/>
+              </w:rPr>
+              <w:t>8</w:t>
+            </w:r>
+          </w:p>
+        </w:tc>
+        <w:tc>
+          <w:tcPr>
+            <w:tcW w:type="dxa" w:w="1757"/>
+            <w:shd w:fill="F2F6F8"/>
+            <w:vAlign w:val="center"/>
+            <w:tcMar>
+              <w:top w:w="65" w:type="dxa"/>
+              <w:start w:w="65" w:type="dxa"/>
+              <w:bottom w:w="65" w:type="dxa"/>
+              <w:end w:w="65" w:type="dxa"/>
+            </w:tcMar>
+          </w:tcPr>
+          <w:p>
+            <w:pPr>
+              <w:spacing w:after="0"/>
+            </w:pPr>
+            <w:r/>
+            <w:r>
+              <w:rPr>
+                <w:rFonts w:ascii="Liberation Sans" w:hAnsi="Liberation Sans"/>
+                <w:b w:val="0"/>
+                <w:sz w:val="12"/>
+              </w:rPr>
+              <w:t>question 1 option</w:t>
+            </w:r>
+          </w:p>
+        </w:tc>
+        <w:tc>
+          <w:tcPr>
+            <w:tcW w:type="dxa" w:w="1440"/>
+            <w:shd w:fill="F2F6F8"/>
+            <w:vAlign w:val="center"/>
+            <w:tcMar>
+              <w:top w:w="65" w:type="dxa"/>
+              <w:start w:w="65" w:type="dxa"/>
+              <w:bottom w:w="65" w:type="dxa"/>
+              <w:end w:w="65" w:type="dxa"/>
+            </w:tcMar>
+          </w:tcPr>
+          <w:p>
+            <w:pPr>
+              <w:spacing w:after="0"/>
+            </w:pPr>
+            <w:r/>
+            <w:r>
+              <w:rPr>
+                <w:rFonts w:ascii="Liberation Sans" w:hAnsi="Liberation Sans"/>
+                <w:b w:val="0"/>
+                <w:sz w:val="12"/>
+              </w:rPr>
+              <w:t>numId 1 • level 1</w:t>
+            </w:r>
+          </w:p>
+        </w:tc>
+        <w:tc>
+          <w:tcPr>
+            <w:tcW w:type="dxa" w:w="605"/>
+            <w:shd w:fill="F2F6F8"/>
+            <w:vAlign w:val="center"/>
+            <w:tcMar>
+              <w:top w:w="65" w:type="dxa"/>
+              <w:start w:w="65" w:type="dxa"/>
+              <w:bottom w:w="65" w:type="dxa"/>
+              <w:end w:w="65" w:type="dxa"/>
+            </w:tcMar>
+          </w:tcPr>
+          <w:p>
+            <w:pPr>
+              <w:spacing w:after="0"/>
+            </w:pPr>
+            <w:r/>
+            <w:r>
+              <w:rPr>
+                <w:rFonts w:ascii="Liberation Sans" w:hAnsi="Liberation Sans"/>
+                <w:b w:val="0"/>
+                <w:sz w:val="12"/>
+              </w:rPr>
+              <w:t>1</w:t>
+            </w:r>
+          </w:p>
+        </w:tc>
+        <w:tc>
+          <w:tcPr>
+            <w:tcW w:type="dxa" w:w="619"/>
+            <w:shd w:fill="F2F6F8"/>
+            <w:vAlign w:val="center"/>
+            <w:tcMar>
+              <w:top w:w="65" w:type="dxa"/>
+              <w:start w:w="65" w:type="dxa"/>
+              <w:bottom w:w="65" w:type="dxa"/>
+              <w:end w:w="65" w:type="dxa"/>
+            </w:tcMar>
+          </w:tcPr>
+          <w:p>
+            <w:pPr>
+              <w:spacing w:after="0"/>
+            </w:pPr>
+            <w:r/>
+            <w:r>
+              <w:rPr>
+                <w:rFonts w:ascii="Liberation Sans" w:hAnsi="Liberation Sans"/>
+                <w:b w:val="0"/>
+                <w:sz w:val="12"/>
+              </w:rPr>
+              <w:t>5</w:t>
+            </w:r>
+          </w:p>
+        </w:tc>
+        <w:tc>
+          <w:tcPr>
+            <w:tcW w:type="dxa" w:w="1296"/>
+            <w:shd w:fill="F2F6F8"/>
+            <w:vAlign w:val="center"/>
+            <w:tcMar>
+              <w:top w:w="65" w:type="dxa"/>
+              <w:start w:w="65" w:type="dxa"/>
+              <w:bottom w:w="65" w:type="dxa"/>
+              <w:end w:w="65" w:type="dxa"/>
+            </w:tcMar>
+          </w:tcPr>
+          <w:p>
+            <w:pPr>
+              <w:spacing w:after="0"/>
+            </w:pPr>
+            <w:r/>
+            <w:r>
+              <w:rPr>
+                <w:rFonts w:ascii="Liberation Sans" w:hAnsi="Liberation Sans"/>
+                <w:b w:val="0"/>
+                <w:sz w:val="12"/>
+              </w:rPr>
+              <w:t>0815efe9d8ce</w:t>
+            </w:r>
+          </w:p>
+        </w:tc>
+        <w:tc>
+          <w:tcPr>
+            <w:tcW w:type="dxa" w:w="3024"/>
+            <w:shd w:fill="F2F6F8"/>
+            <w:vAlign w:val="center"/>
+            <w:tcMar>
+              <w:top w:w="65" w:type="dxa"/>
+              <w:start w:w="65" w:type="dxa"/>
+              <w:bottom w:w="65" w:type="dxa"/>
+              <w:end w:w="65" w:type="dxa"/>
+            </w:tcMar>
+          </w:tcPr>
+          <w:p>
+            <w:pPr>
+              <w:spacing w:after="0"/>
+            </w:pPr>
+            <w:r/>
+            <w:r>
+              <w:rPr>
+                <w:rFonts w:ascii="Liberation Sans" w:hAnsi="Liberation Sans"/>
+                <w:b w:val="0"/>
+                <w:sz w:val="12"/>
+              </w:rPr>
+              <w:t>Hydra</w:t>
+            </w:r>
+          </w:p>
+        </w:tc>
+      </w:tr>
+      <w:tr>
+        <w:trPr>
+          <w:cantSplit/>
+        </w:trPr>
+        <w:tc>
+          <w:tcPr>
+            <w:tcW w:type="dxa" w:w="461"/>
+            <w:vAlign w:val="center"/>
+            <w:tcMar>
+              <w:top w:w="65" w:type="dxa"/>
+              <w:start w:w="65" w:type="dxa"/>
+              <w:bottom w:w="65" w:type="dxa"/>
+              <w:end w:w="65" w:type="dxa"/>
+            </w:tcMar>
+          </w:tcPr>
+          <w:p>
+            <w:pPr>
+              <w:spacing w:after="0"/>
+            </w:pPr>
+            <w:r/>
+            <w:r>
+              <w:rPr>
+                <w:rFonts w:ascii="Liberation Sans" w:hAnsi="Liberation Sans"/>
+                <w:b w:val="0"/>
+                <w:sz w:val="12"/>
+              </w:rPr>
+              <w:t>9</w:t>
+            </w:r>
+          </w:p>
+        </w:tc>
+        <w:tc>
+          <w:tcPr>
+            <w:tcW w:type="dxa" w:w="1757"/>
+            <w:vAlign w:val="center"/>
+            <w:tcMar>
+              <w:top w:w="65" w:type="dxa"/>
+              <w:start w:w="65" w:type="dxa"/>
+              <w:bottom w:w="65" w:type="dxa"/>
+              <w:end w:w="65" w:type="dxa"/>
+            </w:tcMar>
+          </w:tcPr>
+          <w:p>
+            <w:pPr>
+              <w:spacing w:after="0"/>
+            </w:pPr>
+            <w:r/>
+            <w:r>
+              <w:rPr>
+                <w:rFonts w:ascii="Liberation Sans" w:hAnsi="Liberation Sans"/>
+                <w:b w:val="0"/>
+                <w:sz w:val="12"/>
+              </w:rPr>
+              <w:t>question 1 option</w:t>
+            </w:r>
+          </w:p>
+        </w:tc>
+        <w:tc>
+          <w:tcPr>
+            <w:tcW w:type="dxa" w:w="1440"/>
+            <w:vAlign w:val="center"/>
+            <w:tcMar>
+              <w:top w:w="65" w:type="dxa"/>
+              <w:start w:w="65" w:type="dxa"/>
+              <w:bottom w:w="65" w:type="dxa"/>
+              <w:end w:w="65" w:type="dxa"/>
+            </w:tcMar>
+          </w:tcPr>
+          <w:p>
+            <w:pPr>
+              <w:spacing w:after="0"/>
+            </w:pPr>
+            <w:r/>
+            <w:r>
+              <w:rPr>
+                <w:rFonts w:ascii="Liberation Sans" w:hAnsi="Liberation Sans"/>
+                <w:b w:val="0"/>
+                <w:sz w:val="12"/>
+              </w:rPr>
+              <w:t>numId 1 • level 1</w:t>
+            </w:r>
+          </w:p>
+        </w:tc>
+        <w:tc>
+          <w:tcPr>
+            <w:tcW w:type="dxa" w:w="605"/>
+            <w:vAlign w:val="center"/>
+            <w:tcMar>
+              <w:top w:w="65" w:type="dxa"/>
+              <w:start w:w="65" w:type="dxa"/>
+              <w:bottom w:w="65" w:type="dxa"/>
+              <w:end w:w="65" w:type="dxa"/>
+            </w:tcMar>
+          </w:tcPr>
+          <w:p>
+            <w:pPr>
+              <w:spacing w:after="0"/>
+            </w:pPr>
+            <w:r/>
+            <w:r>
+              <w:rPr>
+                <w:rFonts w:ascii="Liberation Sans" w:hAnsi="Liberation Sans"/>
+                <w:b w:val="0"/>
+                <w:sz w:val="12"/>
+              </w:rPr>
+              <w:t>1</w:t>
+            </w:r>
+          </w:p>
+        </w:tc>
+        <w:tc>
+          <w:tcPr>
+            <w:tcW w:type="dxa" w:w="619"/>
+            <w:vAlign w:val="center"/>
+            <w:tcMar>
+              <w:top w:w="65" w:type="dxa"/>
+              <w:start w:w="65" w:type="dxa"/>
+              <w:bottom w:w="65" w:type="dxa"/>
+              <w:end w:w="65" w:type="dxa"/>
+            </w:tcMar>
+          </w:tcPr>
+          <w:p>
+            <w:pPr>
+              <w:spacing w:after="0"/>
+            </w:pPr>
+            <w:r/>
+            <w:r>
+              <w:rPr>
+                <w:rFonts w:ascii="Liberation Sans" w:hAnsi="Liberation Sans"/>
+                <w:b w:val="0"/>
+                <w:sz w:val="12"/>
+              </w:rPr>
+              <w:t>7</w:t>
+            </w:r>
+          </w:p>
+        </w:tc>
+        <w:tc>
+          <w:tcPr>
+            <w:tcW w:type="dxa" w:w="1296"/>
+            <w:vAlign w:val="center"/>
+            <w:tcMar>
+              <w:top w:w="65" w:type="dxa"/>
+              <w:start w:w="65" w:type="dxa"/>
+              <w:bottom w:w="65" w:type="dxa"/>
+              <w:end w:w="65" w:type="dxa"/>
+            </w:tcMar>
+          </w:tcPr>
+          <w:p>
+            <w:pPr>
+              <w:spacing w:after="0"/>
+            </w:pPr>
+            <w:r/>
+            <w:r>
+              <w:rPr>
+                <w:rFonts w:ascii="Liberation Sans" w:hAnsi="Liberation Sans"/>
+                <w:b w:val="0"/>
+                <w:sz w:val="12"/>
+              </w:rPr>
+              <w:t>719ea478708f</w:t>
+            </w:r>
+          </w:p>
+        </w:tc>
+        <w:tc>
+          <w:tcPr>
+            <w:tcW w:type="dxa" w:w="3024"/>
+            <w:vAlign w:val="center"/>
+            <w:tcMar>
+              <w:top w:w="65" w:type="dxa"/>
+              <w:start w:w="65" w:type="dxa"/>
+              <w:bottom w:w="65" w:type="dxa"/>
+              <w:end w:w="65" w:type="dxa"/>
+            </w:tcMar>
+          </w:tcPr>
+          <w:p>
+            <w:pPr>
+              <w:spacing w:after="0"/>
+            </w:pPr>
+            <w:r/>
+            <w:r>
+              <w:rPr>
+                <w:rFonts w:ascii="Liberation Sans" w:hAnsi="Liberation Sans"/>
+                <w:b w:val="0"/>
+                <w:sz w:val="12"/>
+              </w:rPr>
+              <w:t>Multics</w:t>
+            </w:r>
+          </w:p>
+        </w:tc>
+      </w:tr>
+      <w:tr>
+        <w:trPr>
+          <w:cantSplit/>
+        </w:trPr>
+        <w:tc>
+          <w:tcPr>
+            <w:tcW w:type="dxa" w:w="461"/>
+            <w:shd w:fill="F2F6F8"/>
+            <w:vAlign w:val="center"/>
+            <w:tcMar>
+              <w:top w:w="65" w:type="dxa"/>
+              <w:start w:w="65" w:type="dxa"/>
+              <w:bottom w:w="65" w:type="dxa"/>
+              <w:end w:w="65" w:type="dxa"/>
+            </w:tcMar>
+          </w:tcPr>
+          <w:p>
+            <w:pPr>
+              <w:spacing w:after="0"/>
+            </w:pPr>
+            <w:r/>
+            <w:r>
+              <w:rPr>
+                <w:rFonts w:ascii="Liberation Sans" w:hAnsi="Liberation Sans"/>
+                <w:b w:val="0"/>
+                <w:sz w:val="12"/>
+              </w:rPr>
+              <w:t>10</w:t>
+            </w:r>
+          </w:p>
+        </w:tc>
+        <w:tc>
+          <w:tcPr>
+            <w:tcW w:type="dxa" w:w="1757"/>
+            <w:shd w:fill="F2F6F8"/>
+            <w:vAlign w:val="center"/>
+            <w:tcMar>
+              <w:top w:w="65" w:type="dxa"/>
+              <w:start w:w="65" w:type="dxa"/>
+              <w:bottom w:w="65" w:type="dxa"/>
+              <w:end w:w="65" w:type="dxa"/>
+            </w:tcMar>
+          </w:tcPr>
+          <w:p>
+            <w:pPr>
+              <w:spacing w:after="0"/>
+            </w:pPr>
+            <w:r/>
+            <w:r>
+              <w:rPr>
+                <w:rFonts w:ascii="Liberation Sans" w:hAnsi="Liberation Sans"/>
+                <w:b w:val="0"/>
+                <w:sz w:val="12"/>
+              </w:rPr>
+              <w:t>question 1 option</w:t>
+            </w:r>
+          </w:p>
+        </w:tc>
+        <w:tc>
+          <w:tcPr>
+            <w:tcW w:type="dxa" w:w="1440"/>
+            <w:shd w:fill="F2F6F8"/>
+            <w:vAlign w:val="center"/>
+            <w:tcMar>
+              <w:top w:w="65" w:type="dxa"/>
+              <w:start w:w="65" w:type="dxa"/>
+              <w:bottom w:w="65" w:type="dxa"/>
+              <w:end w:w="65" w:type="dxa"/>
+            </w:tcMar>
+          </w:tcPr>
+          <w:p>
+            <w:pPr>
+              <w:spacing w:after="0"/>
+            </w:pPr>
+            <w:r/>
+            <w:r>
+              <w:rPr>
+                <w:rFonts w:ascii="Liberation Sans" w:hAnsi="Liberation Sans"/>
+                <w:b w:val="0"/>
+                <w:sz w:val="12"/>
+              </w:rPr>
+              <w:t>numId 1 • level 1</w:t>
+            </w:r>
+          </w:p>
+        </w:tc>
+        <w:tc>
+          <w:tcPr>
+            <w:tcW w:type="dxa" w:w="605"/>
+            <w:shd w:fill="F2F6F8"/>
+            <w:vAlign w:val="center"/>
+            <w:tcMar>
+              <w:top w:w="65" w:type="dxa"/>
+              <w:start w:w="65" w:type="dxa"/>
+              <w:bottom w:w="65" w:type="dxa"/>
+              <w:end w:w="65" w:type="dxa"/>
+            </w:tcMar>
+          </w:tcPr>
+          <w:p>
+            <w:pPr>
+              <w:spacing w:after="0"/>
+            </w:pPr>
+            <w:r/>
+            <w:r>
+              <w:rPr>
+                <w:rFonts w:ascii="Liberation Sans" w:hAnsi="Liberation Sans"/>
+                <w:b w:val="0"/>
+                <w:sz w:val="12"/>
+              </w:rPr>
+              <w:t>1</w:t>
+            </w:r>
+          </w:p>
+        </w:tc>
+        <w:tc>
+          <w:tcPr>
+            <w:tcW w:type="dxa" w:w="619"/>
+            <w:shd w:fill="F2F6F8"/>
+            <w:vAlign w:val="center"/>
+            <w:tcMar>
+              <w:top w:w="65" w:type="dxa"/>
+              <w:start w:w="65" w:type="dxa"/>
+              <w:bottom w:w="65" w:type="dxa"/>
+              <w:end w:w="65" w:type="dxa"/>
+            </w:tcMar>
+          </w:tcPr>
+          <w:p>
+            <w:pPr>
+              <w:spacing w:after="0"/>
+            </w:pPr>
+            <w:r/>
+            <w:r>
+              <w:rPr>
+                <w:rFonts w:ascii="Liberation Sans" w:hAnsi="Liberation Sans"/>
+                <w:b w:val="0"/>
+                <w:sz w:val="12"/>
+              </w:rPr>
+              <w:t>5</w:t>
+            </w:r>
+          </w:p>
+        </w:tc>
+        <w:tc>
+          <w:tcPr>
+            <w:tcW w:type="dxa" w:w="1296"/>
+            <w:shd w:fill="F2F6F8"/>
+            <w:vAlign w:val="center"/>
+            <w:tcMar>
+              <w:top w:w="65" w:type="dxa"/>
+              <w:start w:w="65" w:type="dxa"/>
+              <w:bottom w:w="65" w:type="dxa"/>
+              <w:end w:w="65" w:type="dxa"/>
+            </w:tcMar>
+          </w:tcPr>
+          <w:p>
+            <w:pPr>
+              <w:spacing w:after="0"/>
+            </w:pPr>
+            <w:r/>
+            <w:r>
+              <w:rPr>
+                <w:rFonts w:ascii="Liberation Sans" w:hAnsi="Liberation Sans"/>
+                <w:b w:val="0"/>
+                <w:sz w:val="12"/>
+              </w:rPr>
+              <w:t>383e2d946278</w:t>
+            </w:r>
+          </w:p>
+        </w:tc>
+        <w:tc>
+          <w:tcPr>
+            <w:tcW w:type="dxa" w:w="3024"/>
+            <w:shd w:fill="F2F6F8"/>
+            <w:vAlign w:val="center"/>
+            <w:tcMar>
+              <w:top w:w="65" w:type="dxa"/>
+              <w:start w:w="65" w:type="dxa"/>
+              <w:bottom w:w="65" w:type="dxa"/>
+              <w:end w:w="65" w:type="dxa"/>
+            </w:tcMar>
+          </w:tcPr>
+          <w:p>
+            <w:pPr>
+              <w:spacing w:after="0"/>
+            </w:pPr>
+            <w:r/>
+            <w:r>
+              <w:rPr>
+                <w:rFonts w:ascii="Liberation Sans" w:hAnsi="Liberation Sans"/>
+                <w:b w:val="0"/>
+                <w:sz w:val="12"/>
+              </w:rPr>
+              <w:t>Pilot</w:t>
+            </w:r>
+          </w:p>
+        </w:tc>
+      </w:tr>
+      <w:tr>
+        <w:trPr>
+          <w:cantSplit/>
+        </w:trPr>
+        <w:tc>
+          <w:tcPr>
+            <w:tcW w:type="dxa" w:w="461"/>
+            <w:vAlign w:val="center"/>
+            <w:tcMar>
+              <w:top w:w="65" w:type="dxa"/>
+              <w:start w:w="65" w:type="dxa"/>
+              <w:bottom w:w="65" w:type="dxa"/>
+              <w:end w:w="65" w:type="dxa"/>
+            </w:tcMar>
+          </w:tcPr>
+          <w:p>
+            <w:pPr>
+              <w:spacing w:after="0"/>
+            </w:pPr>
+            <w:r/>
+            <w:r>
+              <w:rPr>
+                <w:rFonts w:ascii="Liberation Sans" w:hAnsi="Liberation Sans"/>
+                <w:b w:val="0"/>
+                <w:sz w:val="12"/>
+              </w:rPr>
+              <w:t>11</w:t>
+            </w:r>
+          </w:p>
+        </w:tc>
+        <w:tc>
+          <w:tcPr>
+            <w:tcW w:type="dxa" w:w="1757"/>
+            <w:vAlign w:val="center"/>
+            <w:tcMar>
+              <w:top w:w="65" w:type="dxa"/>
+              <w:start w:w="65" w:type="dxa"/>
+              <w:bottom w:w="65" w:type="dxa"/>
+              <w:end w:w="65" w:type="dxa"/>
+            </w:tcMar>
+          </w:tcPr>
+          <w:p>
+            <w:pPr>
+              <w:spacing w:after="0"/>
+            </w:pPr>
+            <w:r/>
+            <w:r>
+              <w:rPr>
+                <w:rFonts w:ascii="Liberation Sans" w:hAnsi="Liberation Sans"/>
+                <w:b w:val="0"/>
+                <w:sz w:val="12"/>
+              </w:rPr>
+              <w:t>support instruction</w:t>
+            </w:r>
+          </w:p>
+        </w:tc>
+        <w:tc>
+          <w:tcPr>
+            <w:tcW w:type="dxa" w:w="1440"/>
+            <w:vAlign w:val="center"/>
+            <w:tcMar>
+              <w:top w:w="65" w:type="dxa"/>
+              <w:start w:w="65" w:type="dxa"/>
+              <w:bottom w:w="65" w:type="dxa"/>
+              <w:end w:w="65" w:type="dxa"/>
+            </w:tcMar>
+          </w:tcPr>
+          <w:p>
+            <w:pPr>
+              <w:spacing w:after="0"/>
+            </w:pPr>
+            <w:r/>
+            <w:r>
+              <w:rPr>
+                <w:rFonts w:ascii="Liberation Sans" w:hAnsi="Liberation Sans"/>
+                <w:b w:val="0"/>
+                <w:sz w:val="12"/>
+              </w:rPr>
+              <w:t>none</w:t>
+            </w:r>
+          </w:p>
+        </w:tc>
+        <w:tc>
+          <w:tcPr>
+            <w:tcW w:type="dxa" w:w="605"/>
+            <w:vAlign w:val="center"/>
+            <w:tcMar>
+              <w:top w:w="65" w:type="dxa"/>
+              <w:start w:w="65" w:type="dxa"/>
+              <w:bottom w:w="65" w:type="dxa"/>
+              <w:end w:w="65" w:type="dxa"/>
+            </w:tcMar>
+          </w:tcPr>
+          <w:p>
+            <w:pPr>
+              <w:spacing w:after="0"/>
+            </w:pPr>
+            <w:r/>
+            <w:r>
+              <w:rPr>
+                <w:rFonts w:ascii="Liberation Sans" w:hAnsi="Liberation Sans"/>
+                <w:b w:val="0"/>
+                <w:sz w:val="12"/>
+              </w:rPr>
+              <w:t>1</w:t>
+            </w:r>
+          </w:p>
+        </w:tc>
+        <w:tc>
+          <w:tcPr>
+            <w:tcW w:type="dxa" w:w="619"/>
+            <w:vAlign w:val="center"/>
+            <w:tcMar>
+              <w:top w:w="65" w:type="dxa"/>
+              <w:start w:w="65" w:type="dxa"/>
+              <w:bottom w:w="65" w:type="dxa"/>
+              <w:end w:w="65" w:type="dxa"/>
+            </w:tcMar>
+          </w:tcPr>
+          <w:p>
+            <w:pPr>
+              <w:spacing w:after="0"/>
+            </w:pPr>
+            <w:r/>
+            <w:r>
+              <w:rPr>
+                <w:rFonts w:ascii="Liberation Sans" w:hAnsi="Liberation Sans"/>
+                <w:b w:val="0"/>
+                <w:sz w:val="12"/>
+              </w:rPr>
+              <w:t>232</w:t>
+            </w:r>
+          </w:p>
+        </w:tc>
+        <w:tc>
+          <w:tcPr>
+            <w:tcW w:type="dxa" w:w="1296"/>
+            <w:vAlign w:val="center"/>
+            <w:tcMar>
+              <w:top w:w="65" w:type="dxa"/>
+              <w:start w:w="65" w:type="dxa"/>
+              <w:bottom w:w="65" w:type="dxa"/>
+              <w:end w:w="65" w:type="dxa"/>
+            </w:tcMar>
+          </w:tcPr>
+          <w:p>
+            <w:pPr>
+              <w:spacing w:after="0"/>
+            </w:pPr>
+            <w:r/>
+            <w:r>
+              <w:rPr>
+                <w:rFonts w:ascii="Liberation Sans" w:hAnsi="Liberation Sans"/>
+                <w:b w:val="0"/>
+                <w:sz w:val="12"/>
+              </w:rPr>
+              <w:t>33f71ce9b039</w:t>
+            </w:r>
+          </w:p>
+        </w:tc>
+        <w:tc>
+          <w:tcPr>
+            <w:tcW w:type="dxa" w:w="3024"/>
+            <w:vAlign w:val="center"/>
+            <w:tcMar>
+              <w:top w:w="65" w:type="dxa"/>
+              <w:start w:w="65" w:type="dxa"/>
+              <w:bottom w:w="65" w:type="dxa"/>
+              <w:end w:w="65" w:type="dxa"/>
+            </w:tcMar>
+          </w:tcPr>
+          <w:p>
+            <w:pPr>
+              <w:spacing w:after="0"/>
+            </w:pPr>
+            <w:r/>
+            <w:r>
+              <w:rPr>
+                <w:rFonts w:ascii="Liberation Sans" w:hAnsi="Liberation Sans"/>
+                <w:b w:val="0"/>
+                <w:sz w:val="12"/>
+              </w:rPr>
+              <w:t>Support your answers with a bit of…</w:t>
+            </w:r>
+          </w:p>
+        </w:tc>
+      </w:tr>
+      <w:tr>
+        <w:trPr>
+          <w:cantSplit/>
+        </w:trPr>
+        <w:tc>
+          <w:tcPr>
+            <w:tcW w:type="dxa" w:w="461"/>
+            <w:shd w:fill="F2F6F8"/>
+            <w:vAlign w:val="center"/>
+            <w:tcMar>
+              <w:top w:w="65" w:type="dxa"/>
+              <w:start w:w="65" w:type="dxa"/>
+              <w:bottom w:w="65" w:type="dxa"/>
+              <w:end w:w="65" w:type="dxa"/>
+            </w:tcMar>
+          </w:tcPr>
+          <w:p>
+            <w:pPr>
+              <w:spacing w:after="0"/>
+            </w:pPr>
+            <w:r/>
+            <w:r>
+              <w:rPr>
+                <w:rFonts w:ascii="Liberation Sans" w:hAnsi="Liberation Sans"/>
+                <w:b w:val="0"/>
+                <w:sz w:val="12"/>
+              </w:rPr>
+              <w:t>12</w:t>
+            </w:r>
+          </w:p>
+        </w:tc>
+        <w:tc>
+          <w:tcPr>
+            <w:tcW w:type="dxa" w:w="1757"/>
+            <w:shd w:fill="F2F6F8"/>
+            <w:vAlign w:val="center"/>
+            <w:tcMar>
+              <w:top w:w="65" w:type="dxa"/>
+              <w:start w:w="65" w:type="dxa"/>
+              <w:bottom w:w="65" w:type="dxa"/>
+              <w:end w:w="65" w:type="dxa"/>
+            </w:tcMar>
+          </w:tcPr>
+          <w:p>
+            <w:pPr>
+              <w:spacing w:after="0"/>
+            </w:pPr>
+            <w:r/>
+            <w:r>
+              <w:rPr>
+                <w:rFonts w:ascii="Liberation Sans" w:hAnsi="Liberation Sans"/>
+                <w:b w:val="0"/>
+                <w:sz w:val="12"/>
+              </w:rPr>
+              <w:t>example answer</w:t>
+            </w:r>
+          </w:p>
+        </w:tc>
+        <w:tc>
+          <w:tcPr>
+            <w:tcW w:type="dxa" w:w="1440"/>
+            <w:shd w:fill="F2F6F8"/>
+            <w:vAlign w:val="center"/>
+            <w:tcMar>
+              <w:top w:w="65" w:type="dxa"/>
+              <w:start w:w="65" w:type="dxa"/>
+              <w:bottom w:w="65" w:type="dxa"/>
+              <w:end w:w="65" w:type="dxa"/>
+            </w:tcMar>
+          </w:tcPr>
+          <w:p>
+            <w:pPr>
+              <w:spacing w:after="0"/>
+            </w:pPr>
+            <w:r/>
+            <w:r>
+              <w:rPr>
+                <w:rFonts w:ascii="Liberation Sans" w:hAnsi="Liberation Sans"/>
+                <w:b w:val="0"/>
+                <w:sz w:val="12"/>
+              </w:rPr>
+              <w:t>none</w:t>
+            </w:r>
+          </w:p>
+        </w:tc>
+        <w:tc>
+          <w:tcPr>
+            <w:tcW w:type="dxa" w:w="605"/>
+            <w:shd w:fill="F2F6F8"/>
+            <w:vAlign w:val="center"/>
+            <w:tcMar>
+              <w:top w:w="65" w:type="dxa"/>
+              <w:start w:w="65" w:type="dxa"/>
+              <w:bottom w:w="65" w:type="dxa"/>
+              <w:end w:w="65" w:type="dxa"/>
+            </w:tcMar>
+          </w:tcPr>
+          <w:p>
+            <w:pPr>
+              <w:spacing w:after="0"/>
+            </w:pPr>
+            <w:r/>
+            <w:r>
+              <w:rPr>
+                <w:rFonts w:ascii="Liberation Sans" w:hAnsi="Liberation Sans"/>
+                <w:b w:val="0"/>
+                <w:sz w:val="12"/>
+              </w:rPr>
+              <w:t>1</w:t>
+            </w:r>
+          </w:p>
+        </w:tc>
+        <w:tc>
+          <w:tcPr>
+            <w:tcW w:type="dxa" w:w="619"/>
+            <w:shd w:fill="F2F6F8"/>
+            <w:vAlign w:val="center"/>
+            <w:tcMar>
+              <w:top w:w="65" w:type="dxa"/>
+              <w:start w:w="65" w:type="dxa"/>
+              <w:bottom w:w="65" w:type="dxa"/>
+              <w:end w:w="65" w:type="dxa"/>
+            </w:tcMar>
+          </w:tcPr>
+          <w:p>
+            <w:pPr>
+              <w:spacing w:after="0"/>
+            </w:pPr>
+            <w:r/>
+            <w:r>
+              <w:rPr>
+                <w:rFonts w:ascii="Liberation Sans" w:hAnsi="Liberation Sans"/>
+                <w:b w:val="0"/>
+                <w:sz w:val="12"/>
+              </w:rPr>
+              <w:t>230</w:t>
+            </w:r>
+          </w:p>
+        </w:tc>
+        <w:tc>
+          <w:tcPr>
+            <w:tcW w:type="dxa" w:w="1296"/>
+            <w:shd w:fill="F2F6F8"/>
+            <w:vAlign w:val="center"/>
+            <w:tcMar>
+              <w:top w:w="65" w:type="dxa"/>
+              <w:start w:w="65" w:type="dxa"/>
+              <w:bottom w:w="65" w:type="dxa"/>
+              <w:end w:w="65" w:type="dxa"/>
+            </w:tcMar>
+          </w:tcPr>
+          <w:p>
+            <w:pPr>
+              <w:spacing w:after="0"/>
+            </w:pPr>
+            <w:r/>
+            <w:r>
+              <w:rPr>
+                <w:rFonts w:ascii="Liberation Sans" w:hAnsi="Liberation Sans"/>
+                <w:b w:val="0"/>
+                <w:sz w:val="12"/>
+              </w:rPr>
+              <w:t>c4104a868260</w:t>
+            </w:r>
+          </w:p>
+        </w:tc>
+        <w:tc>
+          <w:tcPr>
+            <w:tcW w:type="dxa" w:w="3024"/>
+            <w:shd w:fill="F2F6F8"/>
+            <w:vAlign w:val="center"/>
+            <w:tcMar>
+              <w:top w:w="65" w:type="dxa"/>
+              <w:start w:w="65" w:type="dxa"/>
+              <w:bottom w:w="65" w:type="dxa"/>
+              <w:end w:w="65" w:type="dxa"/>
+            </w:tcMar>
+          </w:tcPr>
+          <w:p>
+            <w:pPr>
+              <w:spacing w:after="0"/>
+            </w:pPr>
+            <w:r/>
+            <w:r>
+              <w:rPr>
+                <w:rFonts w:ascii="Liberation Sans" w:hAnsi="Liberation Sans"/>
+                <w:b w:val="0"/>
+                <w:sz w:val="12"/>
+              </w:rPr>
+              <w:t>A protection domain in Hydra is th…</w:t>
+            </w:r>
+          </w:p>
+        </w:tc>
+      </w:tr>
+      <w:tr>
+        <w:trPr>
+          <w:cantSplit/>
+        </w:trPr>
+        <w:tc>
+          <w:tcPr>
+            <w:tcW w:type="dxa" w:w="461"/>
+            <w:vAlign w:val="center"/>
+            <w:tcMar>
+              <w:top w:w="65" w:type="dxa"/>
+              <w:start w:w="65" w:type="dxa"/>
+              <w:bottom w:w="65" w:type="dxa"/>
+              <w:end w:w="65" w:type="dxa"/>
+            </w:tcMar>
+          </w:tcPr>
+          <w:p>
+            <w:pPr>
+              <w:spacing w:after="0"/>
+            </w:pPr>
+            <w:r/>
+            <w:r>
+              <w:rPr>
+                <w:rFonts w:ascii="Liberation Sans" w:hAnsi="Liberation Sans"/>
+                <w:b w:val="0"/>
+                <w:sz w:val="12"/>
+              </w:rPr>
+              <w:t>13</w:t>
+            </w:r>
+          </w:p>
+        </w:tc>
+        <w:tc>
+          <w:tcPr>
+            <w:tcW w:type="dxa" w:w="1757"/>
+            <w:vAlign w:val="center"/>
+            <w:tcMar>
+              <w:top w:w="65" w:type="dxa"/>
+              <w:start w:w="65" w:type="dxa"/>
+              <w:bottom w:w="65" w:type="dxa"/>
+              <w:end w:w="65" w:type="dxa"/>
+            </w:tcMar>
+          </w:tcPr>
+          <w:p>
+            <w:pPr>
+              <w:spacing w:after="0"/>
+            </w:pPr>
+            <w:r/>
+            <w:r>
+              <w:rPr>
+                <w:rFonts w:ascii="Liberation Sans" w:hAnsi="Liberation Sans"/>
+                <w:b w:val="0"/>
+                <w:sz w:val="12"/>
+              </w:rPr>
+              <w:t>quotation example</w:t>
+            </w:r>
+          </w:p>
+        </w:tc>
+        <w:tc>
+          <w:tcPr>
+            <w:tcW w:type="dxa" w:w="1440"/>
+            <w:vAlign w:val="center"/>
+            <w:tcMar>
+              <w:top w:w="65" w:type="dxa"/>
+              <w:start w:w="65" w:type="dxa"/>
+              <w:bottom w:w="65" w:type="dxa"/>
+              <w:end w:w="65" w:type="dxa"/>
+            </w:tcMar>
+          </w:tcPr>
+          <w:p>
+            <w:pPr>
+              <w:spacing w:after="0"/>
+            </w:pPr>
+            <w:r/>
+            <w:r>
+              <w:rPr>
+                <w:rFonts w:ascii="Liberation Sans" w:hAnsi="Liberation Sans"/>
+                <w:b w:val="0"/>
+                <w:sz w:val="12"/>
+              </w:rPr>
+              <w:t>none</w:t>
+            </w:r>
+          </w:p>
+        </w:tc>
+        <w:tc>
+          <w:tcPr>
+            <w:tcW w:type="dxa" w:w="605"/>
+            <w:vAlign w:val="center"/>
+            <w:tcMar>
+              <w:top w:w="65" w:type="dxa"/>
+              <w:start w:w="65" w:type="dxa"/>
+              <w:bottom w:w="65" w:type="dxa"/>
+              <w:end w:w="65" w:type="dxa"/>
+            </w:tcMar>
+          </w:tcPr>
+          <w:p>
+            <w:pPr>
+              <w:spacing w:after="0"/>
+            </w:pPr>
+            <w:r/>
+            <w:r>
+              <w:rPr>
+                <w:rFonts w:ascii="Liberation Sans" w:hAnsi="Liberation Sans"/>
+                <w:b w:val="0"/>
+                <w:sz w:val="12"/>
+              </w:rPr>
+              <w:t>1</w:t>
+            </w:r>
+          </w:p>
+        </w:tc>
+        <w:tc>
+          <w:tcPr>
+            <w:tcW w:type="dxa" w:w="619"/>
+            <w:vAlign w:val="center"/>
+            <w:tcMar>
+              <w:top w:w="65" w:type="dxa"/>
+              <w:start w:w="65" w:type="dxa"/>
+              <w:bottom w:w="65" w:type="dxa"/>
+              <w:end w:w="65" w:type="dxa"/>
+            </w:tcMar>
+          </w:tcPr>
+          <w:p>
+            <w:pPr>
+              <w:spacing w:after="0"/>
+            </w:pPr>
+            <w:r/>
+            <w:r>
+              <w:rPr>
+                <w:rFonts w:ascii="Liberation Sans" w:hAnsi="Liberation Sans"/>
+                <w:b w:val="0"/>
+                <w:sz w:val="12"/>
+              </w:rPr>
+              <w:t>147</w:t>
+            </w:r>
+          </w:p>
+        </w:tc>
+        <w:tc>
+          <w:tcPr>
+            <w:tcW w:type="dxa" w:w="1296"/>
+            <w:vAlign w:val="center"/>
+            <w:tcMar>
+              <w:top w:w="65" w:type="dxa"/>
+              <w:start w:w="65" w:type="dxa"/>
+              <w:bottom w:w="65" w:type="dxa"/>
+              <w:end w:w="65" w:type="dxa"/>
+            </w:tcMar>
+          </w:tcPr>
+          <w:p>
+            <w:pPr>
+              <w:spacing w:after="0"/>
+            </w:pPr>
+            <w:r/>
+            <w:r>
+              <w:rPr>
+                <w:rFonts w:ascii="Liberation Sans" w:hAnsi="Liberation Sans"/>
+                <w:b w:val="0"/>
+                <w:sz w:val="12"/>
+              </w:rPr>
+              <w:t>9cb0a612dddd</w:t>
+            </w:r>
+          </w:p>
+        </w:tc>
+        <w:tc>
+          <w:tcPr>
+            <w:tcW w:type="dxa" w:w="3024"/>
+            <w:vAlign w:val="center"/>
+            <w:tcMar>
+              <w:top w:w="65" w:type="dxa"/>
+              <w:start w:w="65" w:type="dxa"/>
+              <w:bottom w:w="65" w:type="dxa"/>
+              <w:end w:w="65" w:type="dxa"/>
+            </w:tcMar>
+          </w:tcPr>
+          <w:p>
+            <w:pPr>
+              <w:spacing w:after="0"/>
+            </w:pPr>
+            <w:r/>
+            <w:r>
+              <w:rPr>
+                <w:rFonts w:ascii="Liberation Sans" w:hAnsi="Liberation Sans"/>
+                <w:b w:val="0"/>
+                <w:sz w:val="12"/>
+              </w:rPr>
+              <w:t>A protection domain in Hydra is th…</w:t>
+            </w:r>
+          </w:p>
+        </w:tc>
+      </w:tr>
+    </w:tbl>
+    <w:p>
+      <w:pPr>
+        <w:pStyle w:val="Heading1"/>
+        <w:spacing w:before="80" w:after="60"/>
+      </w:pPr>
+      <w:r>
+        <w:rPr>
+          <w:rFonts w:ascii="Liberation Sans" w:hAnsi="Liberation Sans"/>
+          <w:b/>
+          <w:color w:val="173B57"/>
+          <w:sz w:val="28"/>
+        </w:rPr>
+        <w:t>Independent Closure</w:t>
+      </w:r>
+    </w:p>
+    <w:tbl>
+      <w:tblPr>
+        <w:tblW w:type="auto" w:w="0"/>
+        <w:jc w:val="center"/>
+        <w:tblLayout w:type="fixed"/>
+        <w:tblLook w:firstColumn="1" w:firstRow="1" w:lastColumn="0" w:lastRow="0" w:noHBand="0" w:noVBand="1" w:val="04A0"/>
+        <w:tblBorders>
+          <w:top w:val="single" w:sz="5" w:color="B8C8D1"/>
+          <w:left w:val="single" w:sz="5" w:color="B8C8D1"/>
+          <w:bottom w:val="single" w:sz="5" w:color="B8C8D1"/>
+          <w:right w:val="single" w:sz="5" w:color="B8C8D1"/>
+          <w:insideH w:val="single" w:sz="5" w:color="B8C8D1"/>
+          <w:insideV w:val="single" w:sz="5" w:color="B8C8D1"/>
+        </w:tblBorders>
+      </w:tblPr>
+      <w:tblGrid>
+        <w:gridCol w:w="3120"/>
+        <w:gridCol w:w="3120"/>
+        <w:gridCol w:w="3120"/>
+      </w:tblGrid>
+      <w:tr>
+        <w:trPr>
+          <w:tblHeader/>
+          <w:cantSplit/>
+        </w:trPr>
+        <w:tc>
+          <w:tcPr>
+            <w:tcW w:type="dxa" w:w="2376"/>
+            <w:shd w:fill="173B57"/>
+            <w:vAlign w:val="center"/>
+            <w:tcMar>
+              <w:top w:w="65" w:type="dxa"/>
+              <w:start w:w="65" w:type="dxa"/>
+              <w:bottom w:w="65" w:type="dxa"/>
+              <w:end w:w="65" w:type="dxa"/>
+            </w:tcMar>
+          </w:tcPr>
+          <w:p>
+            <w:pPr>
+              <w:spacing w:after="0"/>
+            </w:pPr>
+            <w:r/>
+            <w:r>
+              <w:rPr>
+                <w:rFonts w:ascii="Liberation Sans" w:hAnsi="Liberation Sans"/>
+                <w:b/>
+                <w:color w:val="FFFFFF"/>
+                <w:sz w:val="13"/>
+              </w:rPr>
+              <w:t>Control</w:t>
+            </w:r>
+          </w:p>
+        </w:tc>
+        <w:tc>
+          <w:tcPr>
+            <w:tcW w:type="dxa" w:w="3744"/>
+            <w:shd w:fill="173B57"/>
+            <w:vAlign w:val="center"/>
+            <w:tcMar>
+              <w:top w:w="65" w:type="dxa"/>
+              <w:start w:w="65" w:type="dxa"/>
+              <w:bottom w:w="65" w:type="dxa"/>
+              <w:end w:w="65" w:type="dxa"/>
+            </w:tcMar>
+          </w:tcPr>
+          <w:p>
+            <w:pPr>
+              <w:spacing w:after="0"/>
+            </w:pPr>
+            <w:r/>
+            <w:r>
+              <w:rPr>
+                <w:rFonts w:ascii="Liberation Sans" w:hAnsi="Liberation Sans"/>
+                <w:b/>
+                <w:color w:val="FFFFFF"/>
+                <w:sz w:val="13"/>
+              </w:rPr>
+              <w:t>Result</w:t>
+            </w:r>
+          </w:p>
+        </w:tc>
+        <w:tc>
+          <w:tcPr>
+            <w:tcW w:type="dxa" w:w="4032"/>
+            <w:shd w:fill="173B57"/>
+            <w:vAlign w:val="center"/>
+            <w:tcMar>
+              <w:top w:w="65" w:type="dxa"/>
+              <w:start w:w="65" w:type="dxa"/>
+              <w:bottom w:w="65" w:type="dxa"/>
+              <w:end w:w="65" w:type="dxa"/>
+            </w:tcMar>
+          </w:tcPr>
+          <w:p>
+            <w:pPr>
+              <w:spacing w:after="0"/>
+            </w:pPr>
+            <w:r/>
+            <w:r>
+              <w:rPr>
+                <w:rFonts w:ascii="Liberation Sans" w:hAnsi="Liberation Sans"/>
+                <w:b/>
+                <w:color w:val="FFFFFF"/>
+                <w:sz w:val="13"/>
+              </w:rPr>
+              <w:t>Evidence / rule</w:t>
+            </w:r>
+          </w:p>
+        </w:tc>
+      </w:tr>
+      <w:tr>
+        <w:trPr>
+          <w:cantSplit/>
+        </w:trPr>
+        <w:tc>
+          <w:tcPr>
+            <w:tcW w:type="dxa" w:w="2376"/>
+            <w:vAlign w:val="center"/>
+            <w:tcMar>
+              <w:top w:w="65" w:type="dxa"/>
+              <w:start w:w="65" w:type="dxa"/>
+              <w:bottom w:w="65" w:type="dxa"/>
+              <w:end w:w="65" w:type="dxa"/>
+            </w:tcMar>
+          </w:tcPr>
+          <w:p>
+            <w:pPr>
+              <w:spacing w:after="0"/>
+            </w:pPr>
+            <w:r/>
+            <w:r>
+              <w:rPr>
+                <w:rFonts w:ascii="Liberation Sans" w:hAnsi="Liberation Sans"/>
+                <w:b w:val="0"/>
+                <w:sz w:val="13"/>
+              </w:rPr>
+              <w:t>Original paragraphs</w:t>
+            </w:r>
+          </w:p>
+        </w:tc>
+        <w:tc>
+          <w:tcPr>
+            <w:tcW w:type="dxa" w:w="3744"/>
+            <w:vAlign w:val="center"/>
+            <w:tcMar>
+              <w:top w:w="65" w:type="dxa"/>
+              <w:start w:w="65" w:type="dxa"/>
+              <w:bottom w:w="65" w:type="dxa"/>
+              <w:end w:w="65" w:type="dxa"/>
+            </w:tcMar>
+          </w:tcPr>
+          <w:p>
+            <w:pPr>
+              <w:spacing w:after="0"/>
+            </w:pPr>
+            <w:r/>
+            <w:r>
+              <w:rPr>
+                <w:rFonts w:ascii="Liberation Sans" w:hAnsi="Liberation Sans"/>
+                <w:b w:val="0"/>
+                <w:sz w:val="13"/>
+              </w:rPr>
+              <w:t>13</w:t>
+            </w:r>
+          </w:p>
+        </w:tc>
+        <w:tc>
+          <w:tcPr>
+            <w:tcW w:type="dxa" w:w="4032"/>
+            <w:vAlign w:val="center"/>
+            <w:tcMar>
+              <w:top w:w="65" w:type="dxa"/>
+              <w:start w:w="65" w:type="dxa"/>
+              <w:bottom w:w="65" w:type="dxa"/>
+              <w:end w:w="65" w:type="dxa"/>
+            </w:tcMar>
+          </w:tcPr>
+          <w:p>
+            <w:pPr>
+              <w:spacing w:after="0"/>
+            </w:pPr>
+            <w:r/>
+            <w:r>
+              <w:rPr>
+                <w:rFonts w:ascii="Liberation Sans" w:hAnsi="Liberation Sans"/>
+                <w:b w:val="0"/>
+                <w:sz w:val="13"/>
+              </w:rPr>
+              <w:t>Input body</w:t>
+            </w:r>
+          </w:p>
+        </w:tc>
+      </w:tr>
+      <w:tr>
+        <w:trPr>
+          <w:cantSplit/>
+        </w:trPr>
+        <w:tc>
+          <w:tcPr>
+            <w:tcW w:type="dxa" w:w="2376"/>
+            <w:shd w:fill="F2F6F8"/>
+            <w:vAlign w:val="center"/>
+            <w:tcMar>
+              <w:top w:w="65" w:type="dxa"/>
+              <w:start w:w="65" w:type="dxa"/>
+              <w:bottom w:w="65" w:type="dxa"/>
+              <w:end w:w="65" w:type="dxa"/>
+            </w:tcMar>
+          </w:tcPr>
+          <w:p>
+            <w:pPr>
+              <w:spacing w:after="0"/>
+            </w:pPr>
+            <w:r/>
+            <w:r>
+              <w:rPr>
+                <w:rFonts w:ascii="Liberation Sans" w:hAnsi="Liberation Sans"/>
+                <w:b w:val="0"/>
+                <w:sz w:val="13"/>
+              </w:rPr>
+              <w:t>Preserved assignment paragraphs</w:t>
+            </w:r>
+          </w:p>
+        </w:tc>
+        <w:tc>
+          <w:tcPr>
+            <w:tcW w:type="dxa" w:w="3744"/>
+            <w:shd w:fill="F2F6F8"/>
+            <w:vAlign w:val="center"/>
+            <w:tcMar>
+              <w:top w:w="65" w:type="dxa"/>
+              <w:start w:w="65" w:type="dxa"/>
+              <w:bottom w:w="65" w:type="dxa"/>
+              <w:end w:w="65" w:type="dxa"/>
+            </w:tcMar>
+          </w:tcPr>
+          <w:p>
+            <w:pPr>
+              <w:spacing w:after="0"/>
+            </w:pPr>
+            <w:r/>
+            <w:r>
+              <w:rPr>
+                <w:rFonts w:ascii="Liberation Sans" w:hAnsi="Liberation Sans"/>
+                <w:b w:val="0"/>
+                <w:sz w:val="13"/>
+              </w:rPr>
+              <w:t>13</w:t>
+            </w:r>
+          </w:p>
+        </w:tc>
+        <w:tc>
+          <w:tcPr>
+            <w:tcW w:type="dxa" w:w="4032"/>
+            <w:shd w:fill="F2F6F8"/>
+            <w:vAlign w:val="center"/>
+            <w:tcMar>
+              <w:top w:w="65" w:type="dxa"/>
+              <w:start w:w="65" w:type="dxa"/>
+              <w:bottom w:w="65" w:type="dxa"/>
+              <w:end w:w="65" w:type="dxa"/>
+            </w:tcMar>
+          </w:tcPr>
+          <w:p>
+            <w:pPr>
+              <w:spacing w:after="0"/>
+            </w:pPr>
+            <w:r/>
+            <w:r>
+              <w:rPr>
+                <w:rFonts w:ascii="Liberation Sans" w:hAnsi="Liberation Sans"/>
+                <w:b w:val="0"/>
+                <w:sz w:val="13"/>
+              </w:rPr>
+              <w:t>Contiguous page-2 block</w:t>
+            </w:r>
+          </w:p>
+        </w:tc>
+      </w:tr>
+      <w:tr>
+        <w:trPr>
+          <w:cantSplit/>
+        </w:trPr>
+        <w:tc>
+          <w:tcPr>
+            <w:tcW w:type="dxa" w:w="2376"/>
+            <w:vAlign w:val="center"/>
+            <w:tcMar>
+              <w:top w:w="65" w:type="dxa"/>
+              <w:start w:w="65" w:type="dxa"/>
+              <w:bottom w:w="65" w:type="dxa"/>
+              <w:end w:w="65" w:type="dxa"/>
+            </w:tcMar>
+            <w:shd w:fill="E3F1E8"/>
+          </w:tcPr>
+          <w:p>
+            <w:pPr>
+              <w:spacing w:after="0"/>
+            </w:pPr>
+            <w:r/>
+            <w:r>
+              <w:rPr>
+                <w:rFonts w:ascii="Liberation Sans" w:hAnsi="Liberation Sans"/>
+                <w:b w:val="0"/>
+                <w:sz w:val="13"/>
+              </w:rPr>
+              <w:t>Paragraph text matches</w:t>
+            </w:r>
+          </w:p>
+        </w:tc>
+        <w:tc>
+          <w:tcPr>
+            <w:tcW w:type="dxa" w:w="3744"/>
+            <w:vAlign w:val="center"/>
+            <w:tcMar>
+              <w:top w:w="65" w:type="dxa"/>
+              <w:start w:w="65" w:type="dxa"/>
+              <w:bottom w:w="65" w:type="dxa"/>
+              <w:end w:w="65" w:type="dxa"/>
+            </w:tcMar>
+            <w:shd w:fill="E3F1E8"/>
+          </w:tcPr>
+          <w:p>
+            <w:pPr>
+              <w:spacing w:after="0"/>
+            </w:pPr>
+            <w:r/>
+            <w:r>
+              <w:rPr>
+                <w:rFonts w:ascii="Liberation Sans" w:hAnsi="Liberation Sans"/>
+                <w:b w:val="0"/>
+                <w:sz w:val="13"/>
+              </w:rPr>
+              <w:t>13 / 13</w:t>
+            </w:r>
+          </w:p>
+        </w:tc>
+        <w:tc>
+          <w:tcPr>
+            <w:tcW w:type="dxa" w:w="4032"/>
+            <w:vAlign w:val="center"/>
+            <w:tcMar>
+              <w:top w:w="65" w:type="dxa"/>
+              <w:start w:w="65" w:type="dxa"/>
+              <w:bottom w:w="65" w:type="dxa"/>
+              <w:end w:w="65" w:type="dxa"/>
+            </w:tcMar>
+            <w:shd w:fill="E3F1E8"/>
+          </w:tcPr>
+          <w:p>
+            <w:pPr>
+              <w:spacing w:after="0"/>
+            </w:pPr>
+            <w:r/>
+            <w:r>
+              <w:rPr>
+                <w:rFonts w:ascii="Liberation Sans" w:hAnsi="Liberation Sans"/>
+                <w:b w:val="0"/>
+                <w:sz w:val="13"/>
+              </w:rPr>
+              <w:t>Exact normalized text</w:t>
+            </w:r>
+          </w:p>
+        </w:tc>
+      </w:tr>
+      <w:tr>
+        <w:trPr>
+          <w:cantSplit/>
+        </w:trPr>
+        <w:tc>
+          <w:tcPr>
+            <w:tcW w:type="dxa" w:w="2376"/>
+            <w:shd w:fill="F2F6F8"/>
+            <w:vAlign w:val="center"/>
+            <w:tcMar>
+              <w:top w:w="65" w:type="dxa"/>
+              <w:start w:w="65" w:type="dxa"/>
+              <w:bottom w:w="65" w:type="dxa"/>
+              <w:end w:w="65" w:type="dxa"/>
+            </w:tcMar>
+          </w:tcPr>
+          <w:p>
+            <w:pPr>
+              <w:spacing w:after="0"/>
+            </w:pPr>
+            <w:r/>
+            <w:r>
+              <w:rPr>
+                <w:rFonts w:ascii="Liberation Sans" w:hAnsi="Liberation Sans"/>
+                <w:b w:val="0"/>
+                <w:sz w:val="13"/>
+              </w:rPr>
+              <w:t>Run text sequence</w:t>
+            </w:r>
+          </w:p>
+        </w:tc>
+        <w:tc>
+          <w:tcPr>
+            <w:tcW w:type="dxa" w:w="3744"/>
+            <w:shd w:fill="F2F6F8"/>
+            <w:vAlign w:val="center"/>
+            <w:tcMar>
+              <w:top w:w="65" w:type="dxa"/>
+              <w:start w:w="65" w:type="dxa"/>
+              <w:bottom w:w="65" w:type="dxa"/>
+              <w:end w:w="65" w:type="dxa"/>
+            </w:tcMar>
+          </w:tcPr>
+          <w:p>
+            <w:pPr>
+              <w:spacing w:after="0"/>
+            </w:pPr>
+            <w:r/>
+            <w:r>
+              <w:rPr>
+                <w:rFonts w:ascii="Liberation Sans" w:hAnsi="Liberation Sans"/>
+                <w:b w:val="0"/>
+                <w:sz w:val="13"/>
+              </w:rPr>
+              <w:t>14 / 14</w:t>
+            </w:r>
+          </w:p>
+        </w:tc>
+        <w:tc>
+          <w:tcPr>
+            <w:tcW w:type="dxa" w:w="4032"/>
+            <w:shd w:fill="F2F6F8"/>
+            <w:vAlign w:val="center"/>
+            <w:tcMar>
+              <w:top w:w="65" w:type="dxa"/>
+              <w:start w:w="65" w:type="dxa"/>
+              <w:bottom w:w="65" w:type="dxa"/>
+              <w:end w:w="65" w:type="dxa"/>
+            </w:tcMar>
+          </w:tcPr>
+          <w:p>
+            <w:pPr>
+              <w:spacing w:after="0"/>
+            </w:pPr>
+            <w:r/>
+            <w:r>
+              <w:rPr>
+                <w:rFonts w:ascii="Liberation Sans" w:hAnsi="Liberation Sans"/>
+                <w:b w:val="0"/>
+                <w:sz w:val="13"/>
+              </w:rPr>
+              <w:t>Exact source run boundaries</w:t>
+            </w:r>
+          </w:p>
+        </w:tc>
+      </w:tr>
+      <w:tr>
+        <w:trPr>
+          <w:cantSplit/>
+        </w:trPr>
+        <w:tc>
+          <w:tcPr>
+            <w:tcW w:type="dxa" w:w="2376"/>
+            <w:vAlign w:val="center"/>
+            <w:tcMar>
+              <w:top w:w="65" w:type="dxa"/>
+              <w:start w:w="65" w:type="dxa"/>
+              <w:bottom w:w="65" w:type="dxa"/>
+              <w:end w:w="65" w:type="dxa"/>
+            </w:tcMar>
+          </w:tcPr>
+          <w:p>
+            <w:pPr>
+              <w:spacing w:after="0"/>
+            </w:pPr>
+            <w:r/>
+            <w:r>
+              <w:rPr>
+                <w:rFonts w:ascii="Liberation Sans" w:hAnsi="Liberation Sans"/>
+                <w:b w:val="0"/>
+                <w:sz w:val="13"/>
+              </w:rPr>
+              <w:t>Native numbering</w:t>
+            </w:r>
+          </w:p>
+        </w:tc>
+        <w:tc>
+          <w:tcPr>
+            <w:tcW w:type="dxa" w:w="3744"/>
+            <w:vAlign w:val="center"/>
+            <w:tcMar>
+              <w:top w:w="65" w:type="dxa"/>
+              <w:start w:w="65" w:type="dxa"/>
+              <w:bottom w:w="65" w:type="dxa"/>
+              <w:end w:w="65" w:type="dxa"/>
+            </w:tcMar>
+          </w:tcPr>
+          <w:p>
+            <w:pPr>
+              <w:spacing w:after="0"/>
+            </w:pPr>
+            <w:r/>
+            <w:r>
+              <w:rPr>
+                <w:rFonts w:ascii="Liberation Sans" w:hAnsi="Liberation Sans"/>
+                <w:b w:val="0"/>
+                <w:sz w:val="13"/>
+              </w:rPr>
+              <w:t>4</w:t>
+            </w:r>
+          </w:p>
+        </w:tc>
+        <w:tc>
+          <w:tcPr>
+            <w:tcW w:type="dxa" w:w="4032"/>
+            <w:vAlign w:val="center"/>
+            <w:tcMar>
+              <w:top w:w="65" w:type="dxa"/>
+              <w:start w:w="65" w:type="dxa"/>
+              <w:bottom w:w="65" w:type="dxa"/>
+              <w:end w:w="65" w:type="dxa"/>
+            </w:tcMar>
+          </w:tcPr>
+          <w:p>
+            <w:pPr>
+              <w:spacing w:after="0"/>
+            </w:pPr>
+            <w:r/>
+            <w:r>
+              <w:rPr>
+                <w:rFonts w:ascii="Liberation Sans" w:hAnsi="Liberation Sans"/>
+                <w:b w:val="0"/>
+                <w:sz w:val="13"/>
+              </w:rPr>
+              <w:t>1 level 0 + 3 level 1</w:t>
+            </w:r>
+          </w:p>
+        </w:tc>
+      </w:tr>
+      <w:tr>
+        <w:trPr>
+          <w:cantSplit/>
+        </w:trPr>
+        <w:tc>
+          <w:tcPr>
+            <w:tcW w:type="dxa" w:w="2376"/>
+            <w:shd w:fill="F2F6F8"/>
+            <w:vAlign w:val="center"/>
+            <w:tcMar>
+              <w:top w:w="65" w:type="dxa"/>
+              <w:start w:w="65" w:type="dxa"/>
+              <w:bottom w:w="65" w:type="dxa"/>
+              <w:end w:w="65" w:type="dxa"/>
+            </w:tcMar>
+          </w:tcPr>
+          <w:p>
+            <w:pPr>
+              <w:spacing w:after="0"/>
+            </w:pPr>
+            <w:r/>
+            <w:r>
+              <w:rPr>
+                <w:rFonts w:ascii="Liberation Sans" w:hAnsi="Liberation Sans"/>
+                <w:b w:val="0"/>
+                <w:sz w:val="13"/>
+              </w:rPr>
+              <w:t>Student ID occurrences</w:t>
+            </w:r>
+          </w:p>
+        </w:tc>
+        <w:tc>
+          <w:tcPr>
+            <w:tcW w:type="dxa" w:w="3744"/>
+            <w:shd w:fill="F2F6F8"/>
+            <w:vAlign w:val="center"/>
+            <w:tcMar>
+              <w:top w:w="65" w:type="dxa"/>
+              <w:start w:w="65" w:type="dxa"/>
+              <w:bottom w:w="65" w:type="dxa"/>
+              <w:end w:w="65" w:type="dxa"/>
+            </w:tcMar>
+          </w:tcPr>
+          <w:p>
+            <w:pPr>
+              <w:spacing w:after="0"/>
+            </w:pPr>
+            <w:r/>
+            <w:r>
+              <w:rPr>
+                <w:rFonts w:ascii="Liberation Sans" w:hAnsi="Liberation Sans"/>
+                <w:b w:val="0"/>
+                <w:sz w:val="13"/>
+              </w:rPr>
+              <w:t>1</w:t>
+            </w:r>
+          </w:p>
+        </w:tc>
+        <w:tc>
+          <w:tcPr>
+            <w:tcW w:type="dxa" w:w="4032"/>
+            <w:shd w:fill="F2F6F8"/>
+            <w:vAlign w:val="center"/>
+            <w:tcMar>
+              <w:top w:w="65" w:type="dxa"/>
+              <w:start w:w="65" w:type="dxa"/>
+              <w:bottom w:w="65" w:type="dxa"/>
+              <w:end w:w="65" w:type="dxa"/>
+            </w:tcMar>
+          </w:tcPr>
+          <w:p>
+            <w:pPr>
+              <w:spacing w:after="0"/>
+            </w:pPr>
+            <w:r/>
+            <w:r>
+              <w:rPr>
+                <w:rFonts w:ascii="Liberation Sans" w:hAnsi="Liberation Sans"/>
+                <w:b w:val="0"/>
+                <w:sz w:val="13"/>
+              </w:rPr>
+              <w:t>Original assignment block</w:t>
+            </w:r>
+          </w:p>
+        </w:tc>
+      </w:tr>
+      <w:tr>
+        <w:trPr>
+          <w:cantSplit/>
+        </w:trPr>
+        <w:tc>
+          <w:tcPr>
+            <w:tcW w:type="dxa" w:w="2376"/>
+            <w:vAlign w:val="center"/>
+            <w:tcMar>
+              <w:top w:w="65" w:type="dxa"/>
+              <w:start w:w="65" w:type="dxa"/>
+              <w:bottom w:w="65" w:type="dxa"/>
+              <w:end w:w="65" w:type="dxa"/>
+            </w:tcMar>
+          </w:tcPr>
+          <w:p>
+            <w:pPr>
+              <w:spacing w:after="0"/>
+            </w:pPr>
+            <w:r/>
+            <w:r>
+              <w:rPr>
+                <w:rFonts w:ascii="Liberation Sans" w:hAnsi="Liberation Sans"/>
+                <w:b w:val="0"/>
+                <w:sz w:val="13"/>
+              </w:rPr>
+              <w:t>Source native objects</w:t>
+            </w:r>
+          </w:p>
+        </w:tc>
+        <w:tc>
+          <w:tcPr>
+            <w:tcW w:type="dxa" w:w="3744"/>
+            <w:vAlign w:val="center"/>
+            <w:tcMar>
+              <w:top w:w="65" w:type="dxa"/>
+              <w:start w:w="65" w:type="dxa"/>
+              <w:bottom w:w="65" w:type="dxa"/>
+              <w:end w:w="65" w:type="dxa"/>
+            </w:tcMar>
+          </w:tcPr>
+          <w:p>
+            <w:pPr>
+              <w:spacing w:after="0"/>
+            </w:pPr>
+            <w:r/>
+            <w:r>
+              <w:rPr>
+                <w:rFonts w:ascii="Liberation Sans" w:hAnsi="Liberation Sans"/>
+                <w:b w:val="0"/>
+                <w:sz w:val="13"/>
+              </w:rPr>
+              <w:t>0 / 0 / 0</w:t>
+            </w:r>
+          </w:p>
+        </w:tc>
+        <w:tc>
+          <w:tcPr>
+            <w:tcW w:type="dxa" w:w="4032"/>
+            <w:vAlign w:val="center"/>
+            <w:tcMar>
+              <w:top w:w="65" w:type="dxa"/>
+              <w:start w:w="65" w:type="dxa"/>
+              <w:bottom w:w="65" w:type="dxa"/>
+              <w:end w:w="65" w:type="dxa"/>
+            </w:tcMar>
+          </w:tcPr>
+          <w:p>
+            <w:pPr>
+              <w:spacing w:after="0"/>
+            </w:pPr>
+            <w:r/>
+            <w:r>
+              <w:rPr>
+                <w:rFonts w:ascii="Liberation Sans" w:hAnsi="Liberation Sans"/>
+                <w:b w:val="0"/>
+                <w:sz w:val="13"/>
+              </w:rPr>
+              <w:t>Tables / images / hyperlinks</w:t>
+            </w:r>
+          </w:p>
+        </w:tc>
+      </w:tr>
+      <w:tr>
+        <w:trPr>
+          <w:cantSplit/>
+        </w:trPr>
+        <w:tc>
+          <w:tcPr>
+            <w:tcW w:type="dxa" w:w="2376"/>
+            <w:shd w:fill="F2F6F8"/>
+            <w:vAlign w:val="center"/>
+            <w:tcMar>
+              <w:top w:w="65" w:type="dxa"/>
+              <w:start w:w="65" w:type="dxa"/>
+              <w:bottom w:w="65" w:type="dxa"/>
+              <w:end w:w="65" w:type="dxa"/>
+            </w:tcMar>
+          </w:tcPr>
+          <w:p>
+            <w:pPr>
+              <w:spacing w:after="0"/>
+            </w:pPr>
+            <w:r/>
+            <w:r>
+              <w:rPr>
+                <w:rFonts w:ascii="Liberation Sans" w:hAnsi="Liberation Sans"/>
+                <w:b w:val="0"/>
+                <w:sz w:val="13"/>
+              </w:rPr>
+              <w:t>Identity bookmark / link</w:t>
+            </w:r>
+          </w:p>
+        </w:tc>
+        <w:tc>
+          <w:tcPr>
+            <w:tcW w:type="dxa" w:w="3744"/>
+            <w:shd w:fill="F2F6F8"/>
+            <w:vAlign w:val="center"/>
+            <w:tcMar>
+              <w:top w:w="65" w:type="dxa"/>
+              <w:start w:w="65" w:type="dxa"/>
+              <w:bottom w:w="65" w:type="dxa"/>
+              <w:end w:w="65" w:type="dxa"/>
+            </w:tcMar>
+          </w:tcPr>
+          <w:p>
+            <w:pPr>
+              <w:spacing w:after="0"/>
+            </w:pPr>
+            <w:r/>
+            <w:r>
+              <w:rPr>
+                <w:rFonts w:ascii="Liberation Sans" w:hAnsi="Liberation Sans"/>
+                <w:b w:val="0"/>
+                <w:sz w:val="13"/>
+              </w:rPr>
+              <w:t>1 / 1</w:t>
+            </w:r>
+          </w:p>
+        </w:tc>
+        <w:tc>
+          <w:tcPr>
+            <w:tcW w:type="dxa" w:w="4032"/>
+            <w:shd w:fill="F2F6F8"/>
+            <w:vAlign w:val="center"/>
+            <w:tcMar>
+              <w:top w:w="65" w:type="dxa"/>
+              <w:start w:w="65" w:type="dxa"/>
+              <w:bottom w:w="65" w:type="dxa"/>
+              <w:end w:w="65" w:type="dxa"/>
+            </w:tcMar>
+          </w:tcPr>
+          <w:p>
+            <w:pPr>
+              <w:spacing w:after="0"/>
+            </w:pPr>
+            <w:r/>
+            <w:r>
+              <w:rPr>
+                <w:rFonts w:ascii="Liberation Sans" w:hAnsi="Liberation Sans"/>
+                <w:b w:val="0"/>
+                <w:sz w:val="13"/>
+              </w:rPr>
+              <w:t>source_student_id</w:t>
+            </w:r>
+          </w:p>
+        </w:tc>
+      </w:tr>
+      <w:tr>
+        <w:trPr>
+          <w:cantSplit/>
+        </w:trPr>
+        <w:tc>
+          <w:tcPr>
+            <w:tcW w:type="dxa" w:w="2376"/>
+            <w:vAlign w:val="center"/>
+            <w:tcMar>
+              <w:top w:w="65" w:type="dxa"/>
+              <w:start w:w="65" w:type="dxa"/>
+              <w:bottom w:w="65" w:type="dxa"/>
+              <w:end w:w="65" w:type="dxa"/>
+            </w:tcMar>
+          </w:tcPr>
+          <w:p>
+            <w:pPr>
+              <w:spacing w:after="0"/>
+            </w:pPr>
+            <w:r/>
+            <w:r>
+              <w:rPr>
+                <w:rFonts w:ascii="Liberation Sans" w:hAnsi="Liberation Sans"/>
+                <w:b w:val="0"/>
+                <w:sz w:val="13"/>
+              </w:rPr>
+              <w:t>Custom properties</w:t>
+            </w:r>
+          </w:p>
+        </w:tc>
+        <w:tc>
+          <w:tcPr>
+            <w:tcW w:type="dxa" w:w="3744"/>
+            <w:vAlign w:val="center"/>
+            <w:tcMar>
+              <w:top w:w="65" w:type="dxa"/>
+              <w:start w:w="65" w:type="dxa"/>
+              <w:bottom w:w="65" w:type="dxa"/>
+              <w:end w:w="65" w:type="dxa"/>
+            </w:tcMar>
+          </w:tcPr>
+          <w:p>
+            <w:pPr>
+              <w:spacing w:after="0"/>
+            </w:pPr>
+            <w:r/>
+            <w:r>
+              <w:rPr>
+                <w:rFonts w:ascii="Liberation Sans" w:hAnsi="Liberation Sans"/>
+                <w:b w:val="0"/>
+                <w:sz w:val="13"/>
+              </w:rPr>
+              <w:t>6</w:t>
+            </w:r>
+          </w:p>
+        </w:tc>
+        <w:tc>
+          <w:tcPr>
+            <w:tcW w:type="dxa" w:w="4032"/>
+            <w:vAlign w:val="center"/>
+            <w:tcMar>
+              <w:top w:w="65" w:type="dxa"/>
+              <w:start w:w="65" w:type="dxa"/>
+              <w:bottom w:w="65" w:type="dxa"/>
+              <w:end w:w="65" w:type="dxa"/>
+            </w:tcMar>
+          </w:tcPr>
+          <w:p>
+            <w:pPr>
+              <w:spacing w:after="0"/>
+            </w:pPr>
+            <w:r/>
+            <w:r>
+              <w:rPr>
+                <w:rFonts w:ascii="Liberation Sans" w:hAnsi="Liberation Sans"/>
+                <w:b w:val="0"/>
+                <w:sz w:val="13"/>
+              </w:rPr>
+              <w:t>StudentID, Course, Assignment, Term, SourceSHA256, PreservedParagraphs</w:t>
+            </w:r>
+          </w:p>
+        </w:tc>
+      </w:tr>
+      <w:tr>
+        <w:trPr>
+          <w:cantSplit/>
+        </w:trPr>
+        <w:tc>
+          <w:tcPr>
+            <w:tcW w:type="dxa" w:w="2376"/>
+            <w:shd w:fill="F2F6F8"/>
+            <w:vAlign w:val="center"/>
+            <w:tcMar>
+              <w:top w:w="65" w:type="dxa"/>
+              <w:start w:w="65" w:type="dxa"/>
+              <w:bottom w:w="65" w:type="dxa"/>
+              <w:end w:w="65" w:type="dxa"/>
+            </w:tcMar>
+          </w:tcPr>
+          <w:p>
+            <w:pPr>
+              <w:spacing w:after="0"/>
+            </w:pPr>
+            <w:r/>
+            <w:r>
+              <w:rPr>
+                <w:rFonts w:ascii="Liberation Sans" w:hAnsi="Liberation Sans"/>
+                <w:b w:val="0"/>
+                <w:sz w:val="13"/>
+              </w:rPr>
+              <w:t>Body fingerprint</w:t>
+            </w:r>
+          </w:p>
+        </w:tc>
+        <w:tc>
+          <w:tcPr>
+            <w:tcW w:type="dxa" w:w="3744"/>
+            <w:shd w:fill="F2F6F8"/>
+            <w:vAlign w:val="center"/>
+            <w:tcMar>
+              <w:top w:w="65" w:type="dxa"/>
+              <w:start w:w="65" w:type="dxa"/>
+              <w:bottom w:w="65" w:type="dxa"/>
+              <w:end w:w="65" w:type="dxa"/>
+            </w:tcMar>
+          </w:tcPr>
+          <w:p>
+            <w:pPr>
+              <w:spacing w:after="0"/>
+            </w:pPr>
+            <w:r/>
+            <w:r>
+              <w:rPr>
+                <w:rFonts w:ascii="Liberation Sans" w:hAnsi="Liberation Sans"/>
+                <w:b w:val="0"/>
+                <w:sz w:val="13"/>
+              </w:rPr>
+              <w:t>9215262c621e091ae431a8a2b35e56b5d75a92f8183693ce5f5c0a13ccaabf05</w:t>
+            </w:r>
+          </w:p>
+        </w:tc>
+        <w:tc>
+          <w:tcPr>
+            <w:tcW w:type="dxa" w:w="4032"/>
+            <w:shd w:fill="F2F6F8"/>
+            <w:vAlign w:val="center"/>
+            <w:tcMar>
+              <w:top w:w="65" w:type="dxa"/>
+              <w:start w:w="65" w:type="dxa"/>
+              <w:bottom w:w="65" w:type="dxa"/>
+              <w:end w:w="65" w:type="dxa"/>
+            </w:tcMar>
+          </w:tcPr>
+          <w:p>
+            <w:pPr>
+              <w:spacing w:after="0"/>
+            </w:pPr>
+            <w:r/>
+            <w:r>
+              <w:rPr>
+                <w:rFonts w:ascii="Liberation Sans" w:hAnsi="Liberation Sans"/>
+                <w:b w:val="0"/>
+                <w:sz w:val="13"/>
+              </w:rPr>
+              <w:t>13 normalized paragraphs joined by LF</w:t>
+            </w:r>
+          </w:p>
+        </w:tc>
+      </w:tr>
+    </w:tbl>
+    <w:p>
+      <w:pPr>
+        <w:pStyle w:val="Heading2"/>
+        <w:spacing w:before="80" w:after="60"/>
+      </w:pPr>
+      <w:r>
+        <w:rPr>
+          <w:rFonts w:ascii="Liberation Sans" w:hAnsi="Liberation Sans"/>
+          <w:b/>
+          <w:color w:val="286F8E"/>
+          <w:sz w:val="21"/>
+        </w:rPr>
+        <w:t>Submission Boundary</w:t>
+      </w:r>
+    </w:p>
+    <w:p>
+      <w:pPr>
+        <w:spacing w:after="60"/>
+      </w:pPr>
+      <w:r>
+        <w:rPr>
+          <w:rFonts w:ascii="Liberation Sans" w:hAnsi="Liberation Sans"/>
+          <w:b w:val="0"/>
+          <w:sz w:val="15"/>
+        </w:rPr>
+        <w:t>The original assignment wording and numbering are preserved. This package does not add student answers, grades, instructor decisions, submission timestamps, or identity facts beyond the source document.</w:t>
+      </w:r>
+    </w:p>
     <w:sectPr>
+      <w:headerReference w:type="default" r:id="rId7"/>
+      <w:footerReference w:type="default" r:id="rId8"/>
       <w:pgSz w:w="12240" w:h="15840"/>
-      <w:pgMar w:top="1440" w:right="1440" w:bottom="1440" w:left="1440" w:header="720" w:footer="720" w:gutter="0"/>
+      <w:pgMar w:top="1440" w:right="1440" w:bottom="1440" w:left="1440" w:header="504" w:footer="504" w:gutter="0"/>
       <w:cols w:space="720"/>
       <w:docGrid w:linePitch="360"/>
     </w:sectPr>
   </w:body>
 </w:document>
+</file>
+
+<file path=word/footer1.xml><?xml version="1.0" encoding="utf-8"?>
+<w:ftr xmlns:m="http://schemas.openxmlformats.org/officeDocument/2006/math" xmlns:mc="http://schemas.openxmlformats.org/markup-compatibility/2006" xmlns:mo="http://schemas.microsoft.com/office/mac/office/2008/main" xmlns:mv="urn:schemas-microsoft-com:mac:vml" xmlns:o="urn:schemas-microsoft-com:office:office" xmlns:r="http://schemas.openxmlformats.org/officeDocument/2006/relationships" xmlns:v="urn:schemas-microsoft-com:vml" xmlns:w10="urn:schemas-microsoft-com:office:word" xmlns:w14="http://schemas.microsoft.com/office/word/2010/wordml" xmlns:w="http://schemas.openxmlformats.org/wordprocessingml/2006/main" xmlns:wne="http://schemas.microsoft.com/office/word/2006/wordml" xmlns:wp14="http://schemas.microsoft.com/office/word/2010/wordprocessingDrawing" xmlns:wp="http://schemas.openxmlformats.org/drawingml/2006/wordprocessingDrawing" xmlns:wpc="http://schemas.microsoft.com/office/word/2010/wordprocessingCanvas" xmlns:wpg="http://schemas.microsoft.com/office/word/2010/wordprocessingGroup" xmlns:wpi="http://schemas.microsoft.com/office/word/2010/wordprocessingInk" xmlns:wps="http://schemas.microsoft.com/office/word/2010/wordprocessingShape" mc:Ignorable="w14 wp14">
+  <w:p>
+    <w:pPr>
+      <w:pStyle w:val="Footer"/>
+      <w:jc w:val="center"/>
+    </w:pPr>
+    <w:r>
+      <w:rPr>
+        <w:rFonts w:ascii="Liberation Sans" w:hAnsi="Liberation Sans"/>
+        <w:sz w:val="16"/>
+      </w:rPr>
+      <w:t xml:space="preserve">Identity Control  •  Page </w:t>
+    </w:r>
+    <w:fldSimple w:instr="PAGE">
+      <w:r>
+        <w:t>1</w:t>
+      </w:r>
+    </w:fldSimple>
+  </w:p>
+</w:ftr>
+</file>
+
+<file path=word/header1.xml><?xml version="1.0" encoding="utf-8"?>
+<w:hdr xmlns:m="http://schemas.openxmlformats.org/officeDocument/2006/math" xmlns:mc="http://schemas.openxmlformats.org/markup-compatibility/2006" xmlns:mo="http://schemas.microsoft.com/office/mac/office/2008/main" xmlns:mv="urn:schemas-microsoft-com:mac:vml" xmlns:o="urn:schemas-microsoft-com:office:office" xmlns:r="http://schemas.openxmlformats.org/officeDocument/2006/relationships" xmlns:v="urn:schemas-microsoft-com:vml" xmlns:w10="urn:schemas-microsoft-com:office:word" xmlns:w14="http://schemas.microsoft.com/office/word/2010/wordml" xmlns:w="http://schemas.openxmlformats.org/wordprocessingml/2006/main" xmlns:wne="http://schemas.microsoft.com/office/word/2006/wordml" xmlns:wp14="http://schemas.microsoft.com/office/word/2010/wordprocessingDrawing" xmlns:wp="http://schemas.openxmlformats.org/drawingml/2006/wordprocessingDrawing" xmlns:wpc="http://schemas.microsoft.com/office/word/2010/wordprocessingCanvas" xmlns:wpg="http://schemas.microsoft.com/office/word/2010/wordprocessingGroup" xmlns:wpi="http://schemas.microsoft.com/office/word/2010/wordprocessingInk" xmlns:wps="http://schemas.microsoft.com/office/word/2010/wordprocessingShape" mc:Ignorable="w14 wp14">
+  <w:p>
+    <w:pPr>
+      <w:pStyle w:val="Header"/>
+      <w:jc w:val="right"/>
+    </w:pPr>
+    <w:r>
+      <w:rPr>
+        <w:rFonts w:ascii="Liberation Sans" w:hAnsi="Liberation Sans"/>
+        <w:b/>
+        <w:color w:val="286F8E"/>
+        <w:sz w:val="16"/>
+      </w:rPr>
+      <w:t>CSE 221  •  SUBMISSION CONTROL  •  A12345678</w:t>
+    </w:r>
+  </w:p>
+</w:hdr>
 </file>
 
 <file path=word/numbering.xml><?xml version="1.0" encoding="utf-8"?>
